--- a/docs/content/one_way_anova_2/one_way_anova_2_lecture.docx
+++ b/docs/content/one_way_anova_2/one_way_anova_2_lecture.docx
@@ -31,7 +31,7 @@
         <w:pStyle w:val="Date"/>
       </w:pPr>
       <w:r>
-        <w:t xml:space="preserve">2026-09-04</w:t>
+        <w:t xml:space="preserve">2026-09-08</w:t>
       </w:r>
     </w:p>
     <w:bookmarkStart w:id="12" w:name="Xf53c02ed5596ac2ca3079b9f5571432e74de348"/>

--- a/docs/content/one_way_anova_2/one_way_anova_2_lecture.docx
+++ b/docs/content/one_way_anova_2/one_way_anova_2_lecture.docx
@@ -31,7 +31,7 @@
         <w:pStyle w:val="Date"/>
       </w:pPr>
       <w:r>
-        <w:t xml:space="preserve">2026-09-08</w:t>
+        <w:t xml:space="preserve">2026-09-10</w:t>
       </w:r>
     </w:p>
     <w:bookmarkStart w:id="12" w:name="Xf53c02ed5596ac2ca3079b9f5571432e74de348"/>

--- a/docs/content/one_way_anova_2/one_way_anova_2_lecture.docx
+++ b/docs/content/one_way_anova_2/one_way_anova_2_lecture.docx
@@ -31,7 +31,7 @@
         <w:pStyle w:val="Date"/>
       </w:pPr>
       <w:r>
-        <w:t xml:space="preserve">2026-09-10</w:t>
+        <w:t xml:space="preserve">2026-09-14</w:t>
       </w:r>
     </w:p>
     <w:bookmarkStart w:id="12" w:name="Xf53c02ed5596ac2ca3079b9f5571432e74de348"/>

--- a/docs/content/one_way_anova_2/one_way_anova_2_lecture.docx
+++ b/docs/content/one_way_anova_2/one_way_anova_2_lecture.docx
@@ -6020,7 +6020,6 @@
         <w:bottom w:color="FF0000" w:space="1" w:sz="8" w:val="single"/>
         <w:right w:color="FF0000" w:space="4" w:sz="8" w:val="single"/>
       </w:pBdr>
-      <w:shd w:color="auto" w:fill="auto" w:val="pct15"/>
       <w:spacing w:after="120" w:before="120"/>
       <w:ind w:left="432" w:right="432"/>
     </w:pPr>
@@ -6041,7 +6040,6 @@
         <w:bottom w:color="auto" w:space="1" w:sz="8" w:val="single"/>
         <w:right w:color="auto" w:space="4" w:sz="8" w:val="single"/>
       </w:pBdr>
-      <w:shd w:color="auto" w:fill="auto" w:val="pct15"/>
       <w:spacing w:after="240" w:before="240"/>
       <w:ind w:left="432" w:right="432"/>
     </w:pPr>
@@ -6056,7 +6054,6 @@
     <w:qFormat/>
     <w:rsid w:val="00771E03"/>
     <w:pPr>
-      <w:shd w:color="auto" w:fill="auto" w:val="pct15"/>
       <w:spacing w:after="240" w:before="240"/>
       <w:ind w:left="432" w:right="432"/>
     </w:pPr>

--- a/docs/content/one_way_anova_2/one_way_anova_2_lecture.docx
+++ b/docs/content/one_way_anova_2/one_way_anova_2_lecture.docx
@@ -31,7 +31,7 @@
         <w:pStyle w:val="Date"/>
       </w:pPr>
       <w:r>
-        <w:t xml:space="preserve">2026-09-14</w:t>
+        <w:t xml:space="preserve">2026-09-21</w:t>
       </w:r>
     </w:p>
     <w:bookmarkStart w:id="12" w:name="Xf53c02ed5596ac2ca3079b9f5571432e74de348"/>

--- a/docs/content/one_way_anova_2/one_way_anova_2_lecture.docx
+++ b/docs/content/one_way_anova_2/one_way_anova_2_lecture.docx
@@ -31,7 +31,7 @@
         <w:pStyle w:val="Date"/>
       </w:pPr>
       <w:r>
-        <w:t xml:space="preserve">2026-09-21</w:t>
+        <w:t xml:space="preserve">2026-09-22</w:t>
       </w:r>
     </w:p>
     <w:bookmarkStart w:id="12" w:name="Xf53c02ed5596ac2ca3079b9f5571432e74de348"/>

--- a/docs/content/one_way_anova_2/one_way_anova_2_lecture.docx
+++ b/docs/content/one_way_anova_2/one_way_anova_2_lecture.docx
@@ -31,7 +31,7 @@
         <w:pStyle w:val="Date"/>
       </w:pPr>
       <w:r>
-        <w:t xml:space="preserve">2026-09-22</w:t>
+        <w:t xml:space="preserve">2026-09-23</w:t>
       </w:r>
     </w:p>
     <w:bookmarkStart w:id="12" w:name="Xf53c02ed5596ac2ca3079b9f5571432e74de348"/>

--- a/docs/content/one_way_anova_2/one_way_anova_2_lecture.docx
+++ b/docs/content/one_way_anova_2/one_way_anova_2_lecture.docx
@@ -6103,6 +6103,252 @@
       <w:spacing w:after="100"/>
     </w:pPr>
   </w:style>
+  <w:style w:styleId="BodyText" w:type="paragraph">
+    <w:name w:val="Body Text"/>
+    <w:basedOn w:val="Normal"/>
+    <w:link w:val="BodyTextChar"/>
+    <w:qFormat/>
+    <w:pPr>
+      <w:spacing w:after="180" w:before="180"/>
+    </w:pPr>
+  </w:style>
+  <w:style w:customStyle="1" w:styleId="FirstParagraph" w:type="paragraph">
+    <w:name w:val="First Paragraph"/>
+    <w:basedOn w:val="BodyText"/>
+    <w:next w:val="BodyText"/>
+    <w:qFormat/>
+  </w:style>
+  <w:style w:customStyle="1" w:styleId="Compact" w:type="paragraph">
+    <w:name w:val="Compact"/>
+    <w:basedOn w:val="BodyText"/>
+    <w:qFormat/>
+    <w:pPr>
+      <w:spacing w:after="36" w:before="36"/>
+    </w:pPr>
+  </w:style>
+  <w:style w:customStyle="1" w:styleId="Author" w:type="paragraph">
+    <w:name w:val="Author"/>
+    <w:basedOn w:val="Title"/>
+    <w:next w:val="BodyText"/>
+    <w:qFormat/>
+    <w:pPr>
+      <w:keepNext/>
+      <w:keepLines/>
+    </w:pPr>
+    <w:rPr>
+      <w:sz w:val="24"/>
+      <w:szCs w:val="24"/>
+    </w:rPr>
+  </w:style>
+  <w:style w:styleId="Date" w:type="paragraph">
+    <w:name w:val="Date"/>
+    <w:basedOn w:val="Title"/>
+    <w:next w:val="BodyText"/>
+    <w:qFormat/>
+    <w:pPr>
+      <w:keepNext/>
+      <w:keepLines/>
+    </w:pPr>
+    <w:rPr>
+      <w:sz w:val="24"/>
+      <w:szCs w:val="24"/>
+    </w:rPr>
+  </w:style>
+  <w:style w:customStyle="1" w:styleId="AbstractTitle" w:type="paragraph">
+    <w:name w:val="Abstract Title"/>
+    <w:basedOn w:val="Normal"/>
+    <w:next w:val="Abstract"/>
+    <w:qFormat/>
+    <w:pPr>
+      <w:keepNext/>
+      <w:keepLines/>
+      <w:spacing w:after="0" w:before="300"/>
+      <w:jc w:val="center"/>
+    </w:pPr>
+    <w:rPr>
+      <w:b/>
+      <w:sz w:val="20"/>
+      <w:szCs w:val="20"/>
+    </w:rPr>
+  </w:style>
+  <w:style w:customStyle="1" w:styleId="Abstract" w:type="paragraph">
+    <w:name w:val="Abstract"/>
+    <w:basedOn w:val="Normal"/>
+    <w:next w:val="BodyText"/>
+    <w:qFormat/>
+    <w:pPr>
+      <w:keepNext/>
+      <w:keepLines/>
+      <w:spacing w:after="300" w:before="100"/>
+    </w:pPr>
+    <w:rPr>
+      <w:sz w:val="20"/>
+      <w:szCs w:val="20"/>
+    </w:rPr>
+  </w:style>
+  <w:style w:styleId="Bibliography" w:type="paragraph">
+    <w:name w:val="Bibliography"/>
+    <w:basedOn w:val="Normal"/>
+    <w:next w:val="Bibliography"/>
+    <w:qFormat/>
+    <w:pPr/>
+    <w:rPr/>
+  </w:style>
+  <w:style w:styleId="BlockText" w:type="paragraph">
+    <w:name w:val="Block Text"/>
+    <w:basedOn w:val="BodyText"/>
+    <w:next w:val="BodyText"/>
+    <w:uiPriority w:val="9"/>
+    <w:unhideWhenUsed/>
+    <w:qFormat/>
+    <w:pPr>
+      <w:spacing w:after="100" w:before="100"/>
+      <w:ind w:firstLine="0" w:left="480" w:right="480"/>
+    </w:pPr>
+  </w:style>
+  <w:style w:styleId="FootnoteText" w:type="paragraph">
+    <w:name w:val="Footnote Text"/>
+    <w:basedOn w:val="Normal"/>
+    <w:next w:val="FootnoteText"/>
+    <w:uiPriority w:val="9"/>
+    <w:unhideWhenUsed/>
+    <w:qFormat/>
+  </w:style>
+  <w:style w:styleId="FootnoteBlockText" w:type="paragraph">
+    <w:name w:val="Footnote Block Text"/>
+    <w:basedOn w:val="FootnoteText"/>
+    <w:next w:val="FootnoteText"/>
+    <w:uiPriority w:val="9"/>
+    <w:unhideWhenUsed/>
+    <w:qFormat/>
+    <w:pPr>
+      <w:spacing w:after="100" w:before="100"/>
+      <w:ind w:firstLine="0" w:left="480" w:right="480"/>
+    </w:pPr>
+  </w:style>
+  <w:style w:styleId="Table" w:type="table">
+    <w:name w:val="Table"/>
+    <w:basedOn w:val="TableNormal"/>
+    <w:semiHidden/>
+    <w:unhideWhenUsed/>
+    <w:qFormat/>
+    <w:tblPr>
+      <w:tblInd w:type="dxa" w:w="0"/>
+      <w:tblCellMar>
+        <w:top w:type="dxa" w:w="0"/>
+        <w:left w:type="dxa" w:w="108"/>
+        <w:bottom w:type="dxa" w:w="0"/>
+        <w:right w:type="dxa" w:w="108"/>
+      </w:tblCellMar>
+    </w:tblPr>
+    <w:tblStylePr w:type="firstRow">
+      <w:tcPr>
+        <w:tcBorders>
+          <w:bottom w:val="single"/>
+        </w:tcBorders>
+        <w:vAlign w:val="bottom"/>
+      </w:tcPr>
+    </w:tblStylePr>
+  </w:style>
+  <w:style w:customStyle="1" w:styleId="DefinitionTerm" w:type="paragraph">
+    <w:name w:val="Definition Term"/>
+    <w:basedOn w:val="Normal"/>
+    <w:next w:val="Definition"/>
+    <w:pPr>
+      <w:keepNext/>
+      <w:keepLines/>
+      <w:spacing w:after="0"/>
+    </w:pPr>
+    <w:rPr>
+      <w:b/>
+    </w:rPr>
+  </w:style>
+  <w:style w:customStyle="1" w:styleId="Definition" w:type="paragraph">
+    <w:name w:val="Definition"/>
+    <w:basedOn w:val="Normal"/>
+  </w:style>
+  <w:style w:styleId="Caption" w:type="paragraph">
+    <w:name w:val="Caption"/>
+    <w:basedOn w:val="Normal"/>
+    <w:link w:val="BodyTextChar"/>
+    <w:pPr>
+      <w:spacing w:after="120" w:before="0"/>
+    </w:pPr>
+    <w:rPr>
+      <w:i/>
+    </w:rPr>
+  </w:style>
+  <w:style w:customStyle="1" w:styleId="TableCaption" w:type="paragraph">
+    <w:name w:val="Table Caption"/>
+    <w:basedOn w:val="Caption"/>
+    <w:pPr>
+      <w:keepNext/>
+    </w:pPr>
+  </w:style>
+  <w:style w:customStyle="1" w:styleId="ImageCaption" w:type="paragraph">
+    <w:name w:val="Image Caption"/>
+    <w:basedOn w:val="Caption"/>
+  </w:style>
+  <w:style w:customStyle="1" w:styleId="Figure" w:type="paragraph">
+    <w:name w:val="Figure"/>
+    <w:basedOn w:val="Normal"/>
+  </w:style>
+  <w:style w:customStyle="1" w:styleId="CaptionedFigure" w:type="paragraph">
+    <w:name w:val="Captioned Figure"/>
+    <w:basedOn w:val="Figure"/>
+    <w:pPr>
+      <w:keepNext/>
+    </w:pPr>
+  </w:style>
+  <w:style w:customStyle="1" w:styleId="BodyTextChar" w:type="character">
+    <w:name w:val="Body Text Char"/>
+    <w:basedOn w:val="DefaultParagraphFont"/>
+    <w:link w:val="BodyText"/>
+  </w:style>
+  <w:style w:customStyle="1" w:styleId="VerbatimChar" w:type="character">
+    <w:name w:val="Verbatim Char"/>
+    <w:basedOn w:val="BodyTextChar"/>
+    <w:rPr>
+      <w:rFonts w:ascii="Consolas" w:hAnsi="Consolas"/>
+      <w:sz w:val="22"/>
+    </w:rPr>
+  </w:style>
+  <w:style w:customStyle="1" w:styleId="SectionNumber" w:type="character">
+    <w:name w:val="Section Number"/>
+    <w:basedOn w:val="BodyTextChar"/>
+  </w:style>
+  <w:style w:styleId="FootnoteReference" w:type="character">
+    <w:name w:val="Footnote Reference"/>
+    <w:basedOn w:val="BodyTextChar"/>
+    <w:rPr>
+      <w:vertAlign w:val="superscript"/>
+    </w:rPr>
+  </w:style>
+  <w:style w:styleId="Hyperlink" w:type="character">
+    <w:name w:val="Hyperlink"/>
+    <w:basedOn w:val="BodyTextChar"/>
+    <w:rPr>
+      <w:color w:themeColor="accent1" w:val="4F81BD"/>
+    </w:rPr>
+  </w:style>
+  <w:style w:styleId="TOCHeading" w:type="paragraph">
+    <w:name w:val="TOC Heading"/>
+    <w:basedOn w:val="Heading1"/>
+    <w:next w:val="BodyText"/>
+    <w:uiPriority w:val="39"/>
+    <w:unhideWhenUsed/>
+    <w:qFormat/>
+    <w:pPr>
+      <w:spacing w:before="240" w:line="259" w:lineRule="auto"/>
+      <w:outlineLvl w:val="9"/>
+    </w:pPr>
+    <w:rPr>
+      <w:rFonts w:asciiTheme="majorHAnsi" w:cstheme="majorBidi" w:eastAsiaTheme="majorEastAsia" w:hAnsiTheme="majorHAnsi"/>
+      <w:b w:val="0"/>
+      <w:bCs w:val="0"/>
+      <w:color w:themeColor="accent1" w:themeShade="BF" w:val="365F91"/>
+    </w:rPr>
+  </w:style>
   <w:style w:type="character" w:customStyle="1" w:styleId="KeywordTok">
     <w:name w:val="KeywordTok"/>
     <w:basedOn w:val="VerbatimChar"/>

--- a/docs/content/one_way_anova_2/one_way_anova_2_lecture.docx
+++ b/docs/content/one_way_anova_2/one_way_anova_2_lecture.docx
@@ -4714,7 +4714,7 @@
     <w:bookmarkEnd w:id="47"/>
     <w:sectPr>
       <w:pgSz w:h="15840" w:w="12240"/>
-      <w:pgMar w:bottom="1440" w:footer="720" w:gutter="0" w:header="720" w:left="1440" w:right="1440" w:top="1440"/>
+      <w:pgMar w:bottom="720" w:footer="432" w:gutter="0" w:header="432" w:left="720" w:right="1008" w:top="720"/>
       <w:cols w:space="720"/>
       <w:docGrid w:linePitch="360"/>
     </w:sectPr>
@@ -5102,7 +5102,11 @@
         <w14:ligatures w14:val="standardContextual"/>
       </w:rPr>
     </w:rPrDefault>
-    <w:pPrDefault/>
+    <w:pPrDefault>
+      <w:pPr>
+        <w:spacing w:after="0" w:before="0" w:line="240" w:lineRule="auto"/>
+      </w:pPr>
+    </w:pPrDefault>
   </w:docDefaults>
   <w:latentStyles w:count="376" w:defLockedState="0" w:defQFormat="0" w:defSemiHidden="0" w:defUIPriority="99" w:defUnhideWhenUsed="0">
     <w:lsdException w:name="Normal" w:qFormat="1" w:uiPriority="0"/>
@@ -5902,7 +5906,7 @@
     <w:qFormat/>
     <w:rsid w:val="00AF5CF1"/>
     <w:pPr>
-      <w:spacing w:after="160" w:before="160"/>
+      <w:spacing w:after="0" w:before="0"/>
       <w:jc w:val="center"/>
     </w:pPr>
     <w:rPr>
@@ -6020,7 +6024,7 @@
         <w:bottom w:color="FF0000" w:space="1" w:sz="8" w:val="single"/>
         <w:right w:color="FF0000" w:space="4" w:sz="8" w:val="single"/>
       </w:pBdr>
-      <w:spacing w:after="120" w:before="120"/>
+      <w:spacing w:after="40" w:before="40"/>
       <w:ind w:left="432" w:right="432"/>
     </w:pPr>
     <w:rPr>
@@ -6040,7 +6044,7 @@
         <w:bottom w:color="auto" w:space="1" w:sz="8" w:val="single"/>
         <w:right w:color="auto" w:space="4" w:sz="8" w:val="single"/>
       </w:pBdr>
-      <w:spacing w:after="240" w:before="240"/>
+      <w:spacing w:after="40" w:before="40"/>
       <w:ind w:left="432" w:right="432"/>
     </w:pPr>
     <w:rPr>
@@ -6054,7 +6058,7 @@
     <w:qFormat/>
     <w:rsid w:val="00771E03"/>
     <w:pPr>
-      <w:spacing w:after="240" w:before="240"/>
+      <w:spacing w:after="40" w:before="40"/>
       <w:ind w:left="432" w:right="432"/>
     </w:pPr>
     <w:rPr>
@@ -6100,7 +6104,7 @@
     <w:unhideWhenUsed/>
     <w:rsid w:val="00322D32"/>
     <w:pPr>
-      <w:spacing w:after="100"/>
+      <w:spacing w:after="0" w:before="0"/>
     </w:pPr>
   </w:style>
   <w:style w:styleId="BodyText" w:type="paragraph">
@@ -6109,7 +6113,7 @@
     <w:link w:val="BodyTextChar"/>
     <w:qFormat/>
     <w:pPr>
-      <w:spacing w:after="180" w:before="180"/>
+      <w:spacing w:after="0" w:before="0"/>
     </w:pPr>
   </w:style>
   <w:style w:customStyle="1" w:styleId="FirstParagraph" w:type="paragraph">
@@ -6117,13 +6121,16 @@
     <w:basedOn w:val="BodyText"/>
     <w:next w:val="BodyText"/>
     <w:qFormat/>
+    <w:pPr>
+      <w:spacing w:after="0" w:before="0"/>
+    </w:pPr>
   </w:style>
   <w:style w:customStyle="1" w:styleId="Compact" w:type="paragraph">
     <w:name w:val="Compact"/>
     <w:basedOn w:val="BodyText"/>
     <w:qFormat/>
     <w:pPr>
-      <w:spacing w:after="36" w:before="36"/>
+      <w:spacing w:after="0" w:before="0"/>
     </w:pPr>
   </w:style>
   <w:style w:customStyle="1" w:styleId="Author" w:type="paragraph">
@@ -6202,7 +6209,7 @@
     <w:unhideWhenUsed/>
     <w:qFormat/>
     <w:pPr>
-      <w:spacing w:after="100" w:before="100"/>
+      <w:spacing w:after="0" w:before="0"/>
       <w:ind w:firstLine="0" w:left="480" w:right="480"/>
     </w:pPr>
   </w:style>
@@ -6272,7 +6279,7 @@
     <w:basedOn w:val="Normal"/>
     <w:link w:val="BodyTextChar"/>
     <w:pPr>
-      <w:spacing w:after="120" w:before="0"/>
+      <w:spacing w:after="0" w:before="0"/>
     </w:pPr>
     <w:rPr>
       <w:i/>
@@ -6282,21 +6289,29 @@
     <w:name w:val="Table Caption"/>
     <w:basedOn w:val="Caption"/>
     <w:pPr>
+      <w:spacing w:after="0" w:before="0"/>
       <w:keepNext/>
     </w:pPr>
   </w:style>
   <w:style w:customStyle="1" w:styleId="ImageCaption" w:type="paragraph">
     <w:name w:val="Image Caption"/>
     <w:basedOn w:val="Caption"/>
+    <w:pPr>
+      <w:spacing w:after="0" w:before="0"/>
+    </w:pPr>
   </w:style>
   <w:style w:customStyle="1" w:styleId="Figure" w:type="paragraph">
     <w:name w:val="Figure"/>
     <w:basedOn w:val="Normal"/>
+    <w:pPr>
+      <w:spacing w:after="0" w:before="0"/>
+    </w:pPr>
   </w:style>
   <w:style w:customStyle="1" w:styleId="CaptionedFigure" w:type="paragraph">
     <w:name w:val="Captioned Figure"/>
     <w:basedOn w:val="Figure"/>
     <w:pPr>
+      <w:spacing w:after="0" w:before="0"/>
       <w:keepNext/>
     </w:pPr>
   </w:style>
@@ -6309,8 +6324,8 @@
     <w:name w:val="Verbatim Char"/>
     <w:basedOn w:val="BodyTextChar"/>
     <w:rPr>
-      <w:rFonts w:ascii="Consolas" w:hAnsi="Consolas"/>
-      <w:sz w:val="22"/>
+      <w:rFonts w:ascii="Courier New" w:cs="Courier New" w:hAnsi="Courier New"/>
+      <w:sz w:val="20"/>
     </w:rPr>
   </w:style>
   <w:style w:customStyle="1" w:styleId="SectionNumber" w:type="character">

--- a/docs/content/one_way_anova_2/one_way_anova_2_lecture.docx
+++ b/docs/content/one_way_anova_2/one_way_anova_2_lecture.docx
@@ -31,7 +31,7 @@
         <w:pStyle w:val="Date"/>
       </w:pPr>
       <w:r>
-        <w:t xml:space="preserve">2026-09-23</w:t>
+        <w:t xml:space="preserve">2026-09-24</w:t>
       </w:r>
     </w:p>
     <w:bookmarkStart w:id="12" w:name="Xf53c02ed5596ac2ca3079b9f5571432e74de348"/>

--- a/docs/content/one_way_anova_2/one_way_anova_2_lecture.docx
+++ b/docs/content/one_way_anova_2/one_way_anova_2_lecture.docx
@@ -31,7 +31,7 @@
         <w:pStyle w:val="Date"/>
       </w:pPr>
       <w:r>
-        <w:t xml:space="preserve">2026-09-24</w:t>
+        <w:t xml:space="preserve">2026-09-29</w:t>
       </w:r>
     </w:p>
     <w:bookmarkStart w:id="12" w:name="Xf53c02ed5596ac2ca3079b9f5571432e74de348"/>

--- a/docs/content/one_way_anova_2/one_way_anova_2_lecture.docx
+++ b/docs/content/one_way_anova_2/one_way_anova_2_lecture.docx
@@ -31,7 +31,7 @@
         <w:pStyle w:val="Date"/>
       </w:pPr>
       <w:r>
-        <w:t xml:space="preserve">2026-09-29</w:t>
+        <w:t xml:space="preserve">2026-10-01</w:t>
       </w:r>
     </w:p>
     <w:bookmarkStart w:id="12" w:name="Xf53c02ed5596ac2ca3079b9f5571432e74de348"/>

--- a/docs/content/one_way_anova_2/one_way_anova_2_lecture.docx
+++ b/docs/content/one_way_anova_2/one_way_anova_2_lecture.docx
@@ -31,7 +31,7 @@
         <w:pStyle w:val="Date"/>
       </w:pPr>
       <w:r>
-        <w:t xml:space="preserve">2026-10-01</w:t>
+        <w:t xml:space="preserve">2026-10-05</w:t>
       </w:r>
     </w:p>
     <w:bookmarkStart w:id="12" w:name="Xf53c02ed5596ac2ca3079b9f5571432e74de348"/>
@@ -176,7 +176,7 @@
                     <a:graphicData uri="http://schemas.openxmlformats.org/drawingml/2006/picture">
                       <pic:pic>
                         <pic:nvPicPr>
-                          <pic:cNvPr descr="/Applications/Positron.app/Contents/Resources/app/quarto/share/formats/docx/note.png" id="11" name="Picture"/>
+                          <pic:cNvPr descr="/opt/quarto/share/formats/docx/note.png" id="11" name="Picture"/>
                           <pic:cNvPicPr>
                             <a:picLocks noChangeArrowheads="1" noChangeAspect="1"/>
                           </pic:cNvPicPr>
@@ -776,7 +776,7 @@
                     <a:graphicData uri="http://schemas.openxmlformats.org/drawingml/2006/picture">
                       <pic:pic>
                         <pic:nvPicPr>
-                          <pic:cNvPr descr="/Applications/Positron.app/Contents/Resources/app/quarto/share/formats/docx/note.png" id="16" name="Picture"/>
+                          <pic:cNvPr descr="/opt/quarto/share/formats/docx/note.png" id="16" name="Picture"/>
                           <pic:cNvPicPr>
                             <a:picLocks noChangeArrowheads="1" noChangeAspect="1"/>
                           </pic:cNvPicPr>
@@ -1033,7 +1033,7 @@
                     <a:graphicData uri="http://schemas.openxmlformats.org/drawingml/2006/picture">
                       <pic:pic>
                         <pic:nvPicPr>
-                          <pic:cNvPr descr="/Applications/Positron.app/Contents/Resources/app/quarto/share/formats/docx/tip.png" id="20" name="Picture"/>
+                          <pic:cNvPr descr="/opt/quarto/share/formats/docx/tip.png" id="20" name="Picture"/>
                           <pic:cNvPicPr>
                             <a:picLocks noChangeArrowheads="1" noChangeAspect="1"/>
                           </pic:cNvPicPr>
@@ -1193,7 +1193,7 @@
                     <a:graphicData uri="http://schemas.openxmlformats.org/drawingml/2006/picture">
                       <pic:pic>
                         <pic:nvPicPr>
-                          <pic:cNvPr descr="/Applications/Positron.app/Contents/Resources/app/quarto/share/formats/docx/note.png" id="23" name="Picture"/>
+                          <pic:cNvPr descr="/opt/quarto/share/formats/docx/note.png" id="23" name="Picture"/>
                           <pic:cNvPicPr>
                             <a:picLocks noChangeArrowheads="1" noChangeAspect="1"/>
                           </pic:cNvPicPr>
@@ -2074,7 +2074,7 @@
                     <a:graphicData uri="http://schemas.openxmlformats.org/drawingml/2006/picture">
                       <pic:pic>
                         <pic:nvPicPr>
-                          <pic:cNvPr descr="/Applications/Positron.app/Contents/Resources/app/quarto/share/formats/docx/tip.png" id="26" name="Picture"/>
+                          <pic:cNvPr descr="/opt/quarto/share/formats/docx/tip.png" id="26" name="Picture"/>
                           <pic:cNvPicPr>
                             <a:picLocks noChangeArrowheads="1" noChangeAspect="1"/>
                           </pic:cNvPicPr>
@@ -2434,7 +2434,7 @@
                     <a:graphicData uri="http://schemas.openxmlformats.org/drawingml/2006/picture">
                       <pic:pic>
                         <pic:nvPicPr>
-                          <pic:cNvPr descr="/Applications/Positron.app/Contents/Resources/app/quarto/share/formats/docx/note.png" id="29" name="Picture"/>
+                          <pic:cNvPr descr="/opt/quarto/share/formats/docx/note.png" id="29" name="Picture"/>
                           <pic:cNvPicPr>
                             <a:picLocks noChangeArrowheads="1" noChangeAspect="1"/>
                           </pic:cNvPicPr>
@@ -2715,7 +2715,7 @@
                     <a:graphicData uri="http://schemas.openxmlformats.org/drawingml/2006/picture">
                       <pic:pic>
                         <pic:nvPicPr>
-                          <pic:cNvPr descr="/Applications/Positron.app/Contents/Resources/app/quarto/share/formats/docx/tip.png" id="33" name="Picture"/>
+                          <pic:cNvPr descr="/opt/quarto/share/formats/docx/tip.png" id="33" name="Picture"/>
                           <pic:cNvPicPr>
                             <a:picLocks noChangeArrowheads="1" noChangeAspect="1"/>
                           </pic:cNvPicPr>
@@ -2851,7 +2851,7 @@
                     <a:graphicData uri="http://schemas.openxmlformats.org/drawingml/2006/picture">
                       <pic:pic>
                         <pic:nvPicPr>
-                          <pic:cNvPr descr="/Applications/Positron.app/Contents/Resources/app/quarto/share/formats/docx/note.png" id="36" name="Picture"/>
+                          <pic:cNvPr descr="/opt/quarto/share/formats/docx/note.png" id="36" name="Picture"/>
                           <pic:cNvPicPr>
                             <a:picLocks noChangeArrowheads="1" noChangeAspect="1"/>
                           </pic:cNvPicPr>
@@ -3448,7 +3448,7 @@
                     <a:graphicData uri="http://schemas.openxmlformats.org/drawingml/2006/picture">
                       <pic:pic>
                         <pic:nvPicPr>
-                          <pic:cNvPr descr="/Applications/Positron.app/Contents/Resources/app/quarto/share/formats/docx/tip.png" id="39" name="Picture"/>
+                          <pic:cNvPr descr="/opt/quarto/share/formats/docx/tip.png" id="39" name="Picture"/>
                           <pic:cNvPicPr>
                             <a:picLocks noChangeArrowheads="1" noChangeAspect="1"/>
                           </pic:cNvPicPr>
@@ -4014,7 +4014,7 @@
       <w:r>
         <w:drawing>
           <wp:inline>
-            <wp:extent cx="2286000" cy="2286000"/>
+            <wp:extent cx="2286000" cy="2209800"/>
             <wp:effectExtent b="0" l="0" r="0" t="0"/>
             <wp:docPr descr="" title="" id="42" name="Picture"/>
             <a:graphic>
@@ -4035,7 +4035,7 @@
                   <pic:spPr bwMode="auto">
                     <a:xfrm>
                       <a:off x="0" y="0"/>
-                      <a:ext cx="2286000" cy="2286000"/>
+                      <a:ext cx="2286000" cy="2209800"/>
                     </a:xfrm>
                     <a:prstGeom prst="rect">
                       <a:avLst/>

--- a/docs/content/one_way_anova_2/one_way_anova_2_lecture.docx
+++ b/docs/content/one_way_anova_2/one_way_anova_2_lecture.docx
@@ -31,7 +31,7 @@
         <w:pStyle w:val="Date"/>
       </w:pPr>
       <w:r>
-        <w:t xml:space="preserve">2026-10-05</w:t>
+        <w:t xml:space="preserve">2026-10-08</w:t>
       </w:r>
     </w:p>
     <w:bookmarkStart w:id="12" w:name="Xf53c02ed5596ac2ca3079b9f5571432e74de348"/>
@@ -176,7 +176,7 @@
                     <a:graphicData uri="http://schemas.openxmlformats.org/drawingml/2006/picture">
                       <pic:pic>
                         <pic:nvPicPr>
-                          <pic:cNvPr descr="/opt/quarto/share/formats/docx/note.png" id="11" name="Picture"/>
+                          <pic:cNvPr descr="/Applications/Positron.app/Contents/Resources/app/quarto/share/formats/docx/note.png" id="11" name="Picture"/>
                           <pic:cNvPicPr>
                             <a:picLocks noChangeArrowheads="1" noChangeAspect="1"/>
                           </pic:cNvPicPr>
@@ -776,7 +776,7 @@
                     <a:graphicData uri="http://schemas.openxmlformats.org/drawingml/2006/picture">
                       <pic:pic>
                         <pic:nvPicPr>
-                          <pic:cNvPr descr="/opt/quarto/share/formats/docx/note.png" id="16" name="Picture"/>
+                          <pic:cNvPr descr="/Applications/Positron.app/Contents/Resources/app/quarto/share/formats/docx/note.png" id="16" name="Picture"/>
                           <pic:cNvPicPr>
                             <a:picLocks noChangeArrowheads="1" noChangeAspect="1"/>
                           </pic:cNvPicPr>
@@ -1033,7 +1033,7 @@
                     <a:graphicData uri="http://schemas.openxmlformats.org/drawingml/2006/picture">
                       <pic:pic>
                         <pic:nvPicPr>
-                          <pic:cNvPr descr="/opt/quarto/share/formats/docx/tip.png" id="20" name="Picture"/>
+                          <pic:cNvPr descr="/Applications/Positron.app/Contents/Resources/app/quarto/share/formats/docx/tip.png" id="20" name="Picture"/>
                           <pic:cNvPicPr>
                             <a:picLocks noChangeArrowheads="1" noChangeAspect="1"/>
                           </pic:cNvPicPr>
@@ -1193,7 +1193,7 @@
                     <a:graphicData uri="http://schemas.openxmlformats.org/drawingml/2006/picture">
                       <pic:pic>
                         <pic:nvPicPr>
-                          <pic:cNvPr descr="/opt/quarto/share/formats/docx/note.png" id="23" name="Picture"/>
+                          <pic:cNvPr descr="/Applications/Positron.app/Contents/Resources/app/quarto/share/formats/docx/note.png" id="23" name="Picture"/>
                           <pic:cNvPicPr>
                             <a:picLocks noChangeArrowheads="1" noChangeAspect="1"/>
                           </pic:cNvPicPr>
@@ -2074,7 +2074,7 @@
                     <a:graphicData uri="http://schemas.openxmlformats.org/drawingml/2006/picture">
                       <pic:pic>
                         <pic:nvPicPr>
-                          <pic:cNvPr descr="/opt/quarto/share/formats/docx/tip.png" id="26" name="Picture"/>
+                          <pic:cNvPr descr="/Applications/Positron.app/Contents/Resources/app/quarto/share/formats/docx/tip.png" id="26" name="Picture"/>
                           <pic:cNvPicPr>
                             <a:picLocks noChangeArrowheads="1" noChangeAspect="1"/>
                           </pic:cNvPicPr>
@@ -2434,7 +2434,7 @@
                     <a:graphicData uri="http://schemas.openxmlformats.org/drawingml/2006/picture">
                       <pic:pic>
                         <pic:nvPicPr>
-                          <pic:cNvPr descr="/opt/quarto/share/formats/docx/note.png" id="29" name="Picture"/>
+                          <pic:cNvPr descr="/Applications/Positron.app/Contents/Resources/app/quarto/share/formats/docx/note.png" id="29" name="Picture"/>
                           <pic:cNvPicPr>
                             <a:picLocks noChangeArrowheads="1" noChangeAspect="1"/>
                           </pic:cNvPicPr>
@@ -2715,7 +2715,7 @@
                     <a:graphicData uri="http://schemas.openxmlformats.org/drawingml/2006/picture">
                       <pic:pic>
                         <pic:nvPicPr>
-                          <pic:cNvPr descr="/opt/quarto/share/formats/docx/tip.png" id="33" name="Picture"/>
+                          <pic:cNvPr descr="/Applications/Positron.app/Contents/Resources/app/quarto/share/formats/docx/tip.png" id="33" name="Picture"/>
                           <pic:cNvPicPr>
                             <a:picLocks noChangeArrowheads="1" noChangeAspect="1"/>
                           </pic:cNvPicPr>
@@ -2851,7 +2851,7 @@
                     <a:graphicData uri="http://schemas.openxmlformats.org/drawingml/2006/picture">
                       <pic:pic>
                         <pic:nvPicPr>
-                          <pic:cNvPr descr="/opt/quarto/share/formats/docx/note.png" id="36" name="Picture"/>
+                          <pic:cNvPr descr="/Applications/Positron.app/Contents/Resources/app/quarto/share/formats/docx/note.png" id="36" name="Picture"/>
                           <pic:cNvPicPr>
                             <a:picLocks noChangeArrowheads="1" noChangeAspect="1"/>
                           </pic:cNvPicPr>
@@ -3448,7 +3448,7 @@
                     <a:graphicData uri="http://schemas.openxmlformats.org/drawingml/2006/picture">
                       <pic:pic>
                         <pic:nvPicPr>
-                          <pic:cNvPr descr="/opt/quarto/share/formats/docx/tip.png" id="39" name="Picture"/>
+                          <pic:cNvPr descr="/Applications/Positron.app/Contents/Resources/app/quarto/share/formats/docx/tip.png" id="39" name="Picture"/>
                           <pic:cNvPicPr>
                             <a:picLocks noChangeArrowheads="1" noChangeAspect="1"/>
                           </pic:cNvPicPr>

--- a/docs/content/one_way_anova_2/one_way_anova_2_lecture.docx
+++ b/docs/content/one_way_anova_2/one_way_anova_2_lecture.docx
@@ -31,7 +31,7 @@
         <w:pStyle w:val="Date"/>
       </w:pPr>
       <w:r>
-        <w:t xml:space="preserve">2026-10-08</w:t>
+        <w:t xml:space="preserve">2026-10-09</w:t>
       </w:r>
     </w:p>
     <w:bookmarkStart w:id="12" w:name="Xf53c02ed5596ac2ca3079b9f5571432e74de348"/>

--- a/docs/content/one_way_anova_2/one_way_anova_2_lecture.docx
+++ b/docs/content/one_way_anova_2/one_way_anova_2_lecture.docx
@@ -7,7 +7,7 @@
         <w:pStyle w:val="Title"/>
       </w:pPr>
       <w:r>
-        <w:t xml:space="preserve">Lecture 14 — One-Way ANOVA II: Running &amp; Reporting the Test</w:t>
+        <w:t xml:space="preserve">Lecture 20 — One-Way ANOVA II: Assumptions, then Follow-Up Tests</w:t>
       </w:r>
     </w:p>
     <w:p>
@@ -15,7 +15,7 @@
         <w:pStyle w:val="Subtitle"/>
       </w:pPr>
       <w:r>
-        <w:t xml:space="preserve">Reading the F table, finding which groups differ, and writing it up</w:t>
+        <w:t xml:space="preserve">Earning the p-value, and finding out which species actually differ</w:t>
       </w:r>
     </w:p>
     <w:p>
@@ -31,16 +31,16 @@
         <w:pStyle w:val="Date"/>
       </w:pPr>
       <w:r>
-        <w:t xml:space="preserve">2026-10-09</w:t>
-      </w:r>
-    </w:p>
-    <w:bookmarkStart w:id="12" w:name="Xf53c02ed5596ac2ca3079b9f5571432e74de348"/>
+        <w:t xml:space="preserve">2026-10-19</w:t>
+      </w:r>
+    </w:p>
+    <w:bookmarkStart w:id="12" w:name="where-we-left-off-lecture-19"/>
     <w:p>
       <w:pPr>
         <w:pStyle w:val="Heading1"/>
       </w:pPr>
       <w:r>
-        <w:t xml:space="preserve">Where we left off (Lecture 13 — One-Way ANOVA I)</w:t>
+        <w:t xml:space="preserve">Where we left off — Lecture 19</w:t>
       </w:r>
     </w:p>
     <w:p>
@@ -52,16 +52,7 @@
         </w:numPr>
       </w:pPr>
       <w:r>
-        <w:rPr>
-          <w:rStyle w:val="VerbatimChar"/>
-        </w:rPr>
-        <w:t xml:space="preserve">mass_model &lt;- lm(body_mass_g ~ species, data = penguins_df)</w:t>
-      </w:r>
-      <w:r>
-        <w:t xml:space="preserve"> </w:t>
-      </w:r>
-      <w:r>
-        <w:t xml:space="preserve">— fit</w:t>
+        <w:t xml:space="preserve">Plotted body mass by species; Gentoo high, Adelie and Chinstrap nearly level</w:t>
       </w:r>
     </w:p>
     <w:p>
@@ -74,16 +65,9 @@
       </w:pPr>
       <w:r>
         <w:rPr>
-          <w:b/>
-          <w:bCs/>
-        </w:rPr>
-        <w:t xml:space="preserve">Normality checked</w:t>
-      </w:r>
-      <w:r>
-        <w:t xml:space="preserve"> </w:t>
-      </w:r>
-      <w:r>
-        <w:t xml:space="preserve">— Q-Q panel + Shapiro-Wilk on the residuals</w:t>
+          <w:rStyle w:val="VerbatimChar"/>
+        </w:rPr>
+        <w:t xml:space="preserve">mass_model &lt;- lm(body_mass_g ~ species, data = penguins_df)</w:t>
       </w:r>
     </w:p>
     <w:p>
@@ -96,16 +80,55 @@
       </w:pPr>
       <w:r>
         <w:rPr>
+          <w:rStyle w:val="VerbatimChar"/>
+        </w:rPr>
+        <w:t xml:space="preserve">Anova(mass_model)</w:t>
+      </w:r>
+      <w:r>
+        <w:t xml:space="preserve"> </w:t>
+      </w:r>
+      <w:r>
+        <w:t xml:space="preserve">→</w:t>
+      </w:r>
+      <w:r>
+        <w:t xml:space="preserve"> </w:t>
+      </w:r>
+      <w:r>
+        <w:rPr>
           <w:b/>
           <w:bCs/>
         </w:rPr>
-        <w:t xml:space="preserve">Equal variance checked</w:t>
-      </w:r>
-      <w:r>
-        <w:t xml:space="preserve"> </w:t>
-      </w:r>
-      <w:r>
-        <w:t xml:space="preserve">— Levene’s test</w:t>
+        <w:t xml:space="preserve">F(2, 339) = 343.6,</w:t>
+      </w:r>
+      <w:r>
+        <w:rPr>
+          <w:b/>
+          <w:bCs/>
+        </w:rPr>
+        <w:t xml:space="preserve"> </w:t>
+      </w:r>
+      <w:r>
+        <w:rPr>
+          <w:b/>
+          <w:bCs/>
+          <w:i/>
+          <w:iCs/>
+        </w:rPr>
+        <w:t xml:space="preserve">p</w:t>
+      </w:r>
+      <w:r>
+        <w:rPr>
+          <w:b/>
+          <w:bCs/>
+        </w:rPr>
+        <w:t xml:space="preserve"> </w:t>
+      </w:r>
+      <w:r>
+        <w:rPr>
+          <w:b/>
+          <w:bCs/>
+        </w:rPr>
+        <w:t xml:space="preserve">&lt; 0.001</w:t>
       </w:r>
     </w:p>
     <w:p>
@@ -117,17 +140,17 @@
         </w:numPr>
       </w:pPr>
       <w:r>
-        <w:rPr>
-          <w:b/>
-          <w:bCs/>
-        </w:rPr>
-        <w:t xml:space="preserve">Decision:</w:t>
-      </w:r>
-      <w:r>
-        <w:t xml:space="preserve"> </w:t>
-      </w:r>
-      <w:r>
-        <w:t xml:space="preserve">assumptions look fine, proceed with classic ANOVA</w:t>
+        <w:t xml:space="preserve">Reported:</w:t>
+      </w:r>
+      <w:r>
+        <w:t xml:space="preserve"> </w:t>
+      </w:r>
+      <w:r>
+        <w:rPr>
+          <w:i/>
+          <w:iCs/>
+        </w:rPr>
+        <w:t xml:space="preserve">“Body mass differed significantly among the three species.”</w:t>
       </w:r>
     </w:p>
     <w:tbl>
@@ -135,10 +158,10 @@
         <w:tblStyle w:val="Table"/>
         <w:tblLook w:firstRow="0" w:lastRow="0" w:firstColumn="0" w:lastColumn="0" w:noHBand="0" w:noVBand="0" w:val="0000"/>
         <w:tblBorders>
-          <w:top w:val="single" w:sz="4" w:space="0" w:color="0758E5"/>
-          <w:left w:val="single" w:sz="24" w:space="0" w:color="0758E5"/>
-          <w:bottom w:val="single" w:sz="4" w:space="0" w:color="0758E5"/>
-          <w:right w:val="single" w:sz="4" w:space="0" w:color="0758E5"/>
+          <w:top w:val="single" w:sz="4" w:space="0" w:color="CC1914"/>
+          <w:left w:val="single" w:sz="24" w:space="0" w:color="CC1914"/>
+          <w:bottom w:val="single" w:sz="4" w:space="0" w:color="CC1914"/>
+          <w:right w:val="single" w:sz="4" w:space="0" w:color="CC1914"/>
         </w:tblBorders>
         <w:tblCellMar>
           <w:left w:w="144" w:type="dxa"/>
@@ -152,7 +175,7 @@
         </w:trPr>
         <w:tc>
           <w:tcPr>
-            <w:shd w:color="auto" w:fill="dae6fb" w:val="clear"/>
+            <w:shd w:color="auto" w:fill="f7dddc" w:val="clear"/>
             <w:tcMar>
               <w:top w:w="92" w:type="dxa"/>
               <w:bottom w:w="92" w:type="dxa"/>
@@ -176,7 +199,7 @@
                     <a:graphicData uri="http://schemas.openxmlformats.org/drawingml/2006/picture">
                       <pic:pic>
                         <pic:nvPicPr>
-                          <pic:cNvPr descr="/Applications/Positron.app/Contents/Resources/app/quarto/share/formats/docx/note.png" id="11" name="Picture"/>
+                          <pic:cNvPr descr="/Applications/Positron.app/Contents/Resources/app/quarto/share/formats/docx/important.png" id="11" name="Picture"/>
                           <pic:cNvPicPr>
                             <a:picLocks noChangeArrowheads="1" noChangeAspect="1"/>
                           </pic:cNvPicPr>
@@ -215,7 +238,7 @@
               <w:t xml:space="preserve"> </w:t>
             </w:r>
             <w:r>
-              <w:t xml:space="preserve">Note</w:t>
+              <w:t xml:space="preserve">Important</w:t>
             </w:r>
           </w:p>
         </w:tc>
@@ -243,7 +266,7 @@
                 <w:b/>
                 <w:bCs/>
               </w:rPr>
-              <w:t xml:space="preserve">✅ Transition</w:t>
+              <w:t xml:space="preserve">We skipped a step on purpose.</w:t>
             </w:r>
           </w:p>
           <w:p>
@@ -254,7 +277,26 @@
               <w:spacing w:after="16"/>
             </w:pPr>
             <w:r>
-              <w:t xml:space="preserve">The model is fit and its assumptions are checked. Today we actually read the F table, find</w:t>
+              <w:t xml:space="preserve">We read that</w:t>
+            </w:r>
+            <w:r>
+              <w:t xml:space="preserve"> </w:t>
+            </w:r>
+            <w:r>
+              <w:rPr>
+                <w:i/>
+                <w:iCs/>
+              </w:rPr>
+              <w:t xml:space="preserve">p</w:t>
+            </w:r>
+            <w:r>
+              <w:t xml:space="preserve">-value without checking whether the model was allowed to give</w:t>
+            </w:r>
+            <w:r>
+              <w:t xml:space="preserve"> </w:t>
+            </w:r>
+            <w:r>
+              <w:t xml:space="preserve">it to us, and we never found out</w:t>
             </w:r>
             <w:r>
               <w:t xml:space="preserve"> </w:t>
@@ -270,7 +312,13 @@
               <w:t xml:space="preserve"> </w:t>
             </w:r>
             <w:r>
-              <w:t xml:space="preserve">species differ, and turn the result into a sentence a reader can trust.</w:t>
+              <w:t xml:space="preserve">species differ. Those are today’s</w:t>
+            </w:r>
+            <w:r>
+              <w:t xml:space="preserve"> </w:t>
+            </w:r>
+            <w:r>
+              <w:t xml:space="preserve">two sets.</w:t>
             </w:r>
           </w:p>
           <w:p/>
@@ -289,6 +337,18 @@
     </w:p>
     <w:p>
       <w:pPr>
+        <w:pStyle w:val="FirstParagraph"/>
+      </w:pPr>
+      <w:r>
+        <w:rPr>
+          <w:b/>
+          <w:bCs/>
+        </w:rPr>
+        <w:t xml:space="preserve">Set 2 — the assumptions</w:t>
+      </w:r>
+    </w:p>
+    <w:p>
+      <w:pPr>
         <w:pStyle w:val="Compact"/>
         <w:numPr>
           <w:ilvl w:val="0"/>
@@ -296,33 +356,35 @@
         </w:numPr>
       </w:pPr>
       <w:r>
-        <w:t xml:space="preserve">Run the ANOVA two ways:</w:t>
-      </w:r>
-      <w:r>
-        <w:t xml:space="preserve"> </w:t>
-      </w:r>
-      <w:r>
-        <w:rPr>
-          <w:rStyle w:val="VerbatimChar"/>
-        </w:rPr>
-        <w:t xml:space="preserve">aov()</w:t>
-      </w:r>
-      <w:r>
-        <w:t xml:space="preserve"> </w:t>
-      </w:r>
-      <w:r>
-        <w:t xml:space="preserve">and</w:t>
-      </w:r>
-      <w:r>
-        <w:t xml:space="preserve"> </w:t>
-      </w:r>
-      <w:r>
-        <w:rPr>
-          <w:rStyle w:val="VerbatimChar"/>
+        <w:t xml:space="preserve">Normality of the</w:t>
+      </w:r>
+      <w:r>
+        <w:t xml:space="preserve"> </w:t>
+      </w:r>
+      <w:r>
+        <w:rPr>
           <w:b/>
           <w:bCs/>
         </w:rPr>
-        <w:t xml:space="preserve">car::Anova()</w:t>
+        <w:t xml:space="preserve">residuals</w:t>
+      </w:r>
+      <w:r>
+        <w:t xml:space="preserve"> </w:t>
+      </w:r>
+      <w:r>
+        <w:t xml:space="preserve">—</w:t>
+      </w:r>
+      <w:r>
+        <w:t xml:space="preserve"> </w:t>
+      </w:r>
+      <w:r>
+        <w:rPr>
+          <w:rStyle w:val="VerbatimChar"/>
+        </w:rPr>
+        <w:t xml:space="preserve">plot(model)</w:t>
+      </w:r>
+      <w:r>
+        <w:t xml:space="preserve">, QQ, Shapiro-Wilk</w:t>
       </w:r>
     </w:p>
     <w:p>
@@ -334,23 +396,17 @@
         </w:numPr>
       </w:pPr>
       <w:r>
-        <w:t xml:space="preserve">Understand why</w:t>
-      </w:r>
-      <w:r>
-        <w:t xml:space="preserve"> </w:t>
-      </w:r>
-      <w:r>
         <w:rPr>
           <w:b/>
           <w:bCs/>
         </w:rPr>
-        <w:t xml:space="preserve">Type II</w:t>
-      </w:r>
-      <w:r>
-        <w:t xml:space="preserve"> </w:t>
-      </w:r>
-      <w:r>
-        <w:t xml:space="preserve">sums of squares matter for unbalanced data</w:t>
+        <w:t xml:space="preserve">Equal variance</w:t>
+      </w:r>
+      <w:r>
+        <w:t xml:space="preserve"> </w:t>
+      </w:r>
+      <w:r>
+        <w:t xml:space="preserve">— Levene’s test</w:t>
       </w:r>
     </w:p>
     <w:p>
@@ -362,7 +418,7 @@
         </w:numPr>
       </w:pPr>
       <w:r>
-        <w:t xml:space="preserve">Find</w:t>
+        <w:t xml:space="preserve">What to do when one fails →</w:t>
       </w:r>
       <w:r>
         <w:t xml:space="preserve"> </w:t>
@@ -372,78 +428,19 @@
           <w:b/>
           <w:bCs/>
         </w:rPr>
-        <w:t xml:space="preserve">which</w:t>
-      </w:r>
-      <w:r>
-        <w:t xml:space="preserve"> </w:t>
-      </w:r>
-      <w:r>
-        <w:t xml:space="preserve">groups differ with</w:t>
-      </w:r>
-      <w:r>
-        <w:t xml:space="preserve"> </w:t>
-      </w:r>
-      <w:r>
-        <w:rPr>
-          <w:rStyle w:val="VerbatimChar"/>
+        <w:t xml:space="preserve">Welch’s ANOVA</w:t>
+      </w:r>
+    </w:p>
+    <w:p>
+      <w:pPr>
+        <w:pStyle w:val="FirstParagraph"/>
+      </w:pPr>
+      <w:r>
+        <w:rPr>
           <w:b/>
           <w:bCs/>
         </w:rPr>
-        <w:t xml:space="preserve">emmeans</w:t>
-      </w:r>
-      <w:r>
-        <w:t xml:space="preserve"> </w:t>
-      </w:r>
-      <w:r>
-        <w:t xml:space="preserve">post-hoc tests</w:t>
-      </w:r>
-    </w:p>
-    <w:p>
-      <w:pPr>
-        <w:pStyle w:val="Compact"/>
-        <w:numPr>
-          <w:ilvl w:val="0"/>
-          <w:numId w:val="1002"/>
-        </w:numPr>
-      </w:pPr>
-      <w:r>
-        <w:t xml:space="preserve">Read a compact letter display (CLD)</w:t>
-      </w:r>
-    </w:p>
-    <w:p>
-      <w:pPr>
-        <w:pStyle w:val="Compact"/>
-        <w:numPr>
-          <w:ilvl w:val="0"/>
-          <w:numId w:val="1002"/>
-        </w:numPr>
-      </w:pPr>
-      <w:r>
-        <w:t xml:space="preserve">Plot the estimated means ± CI</w:t>
-      </w:r>
-    </w:p>
-    <w:p>
-      <w:pPr>
-        <w:pStyle w:val="Compact"/>
-        <w:numPr>
-          <w:ilvl w:val="0"/>
-          <w:numId w:val="1002"/>
-        </w:numPr>
-      </w:pPr>
-      <w:r>
-        <w:t xml:space="preserve">Write a complete, reportable results sentence</w:t>
-      </w:r>
-    </w:p>
-    <w:p>
-      <w:pPr>
-        <w:pStyle w:val="FirstParagraph"/>
-      </w:pPr>
-      <w:r>
-        <w:rPr>
-          <w:b/>
-          <w:bCs/>
-        </w:rPr>
-        <w:t xml:space="preserve">Tools today:</w:t>
+        <w:t xml:space="preserve">Set 3 — the follow-up tests</w:t>
       </w:r>
     </w:p>
     <w:p>
@@ -456,24 +453,31 @@
       </w:pPr>
       <w:r>
         <w:rPr>
+          <w:i/>
+          <w:iCs/>
+        </w:rPr>
+        <w:t xml:space="preserve">Which</w:t>
+      </w:r>
+      <w:r>
+        <w:t xml:space="preserve"> </w:t>
+      </w:r>
+      <w:r>
+        <w:t xml:space="preserve">groups differ —</w:t>
+      </w:r>
+      <w:r>
+        <w:t xml:space="preserve"> </w:t>
+      </w:r>
+      <w:r>
+        <w:rPr>
           <w:rStyle w:val="VerbatimChar"/>
         </w:rPr>
-        <w:t xml:space="preserve">car</w:t>
-      </w:r>
-      <w:r>
-        <w:t xml:space="preserve"> </w:t>
-      </w:r>
-      <w:r>
-        <w:t xml:space="preserve">—</w:t>
-      </w:r>
-      <w:r>
-        <w:t xml:space="preserve"> </w:t>
-      </w:r>
-      <w:r>
-        <w:rPr>
-          <w:rStyle w:val="VerbatimChar"/>
-        </w:rPr>
-        <w:t xml:space="preserve">Anova()</w:t>
+        <w:t xml:space="preserve">emmeans</w:t>
+      </w:r>
+      <w:r>
+        <w:t xml:space="preserve"> </w:t>
+      </w:r>
+      <w:r>
+        <w:t xml:space="preserve">pairwise, Tukey-adjusted</w:t>
       </w:r>
     </w:p>
     <w:p>
@@ -485,40 +489,53 @@
         </w:numPr>
       </w:pPr>
       <w:r>
-        <w:rPr>
-          <w:rStyle w:val="VerbatimChar"/>
-        </w:rPr>
-        <w:t xml:space="preserve">emmeans</w:t>
-      </w:r>
-      <w:r>
-        <w:t xml:space="preserve">,</w:t>
-      </w:r>
-      <w:r>
-        <w:t xml:space="preserve"> </w:t>
-      </w:r>
-      <w:r>
-        <w:rPr>
-          <w:rStyle w:val="VerbatimChar"/>
-        </w:rPr>
-        <w:t xml:space="preserve">multcomp</w:t>
-      </w:r>
-      <w:r>
-        <w:t xml:space="preserve"> </w:t>
-      </w:r>
-      <w:r>
-        <w:t xml:space="preserve">— post-hoc, CLD</w:t>
-      </w:r>
-    </w:p>
-    <w:p>
-      <w:pPr>
-        <w:pStyle w:val="FirstParagraph"/>
-      </w:pPr>
+        <w:t xml:space="preserve">Read a</w:t>
+      </w:r>
+      <w:r>
+        <w:t xml:space="preserve"> </w:t>
+      </w:r>
       <w:r>
         <w:rPr>
           <w:b/>
           <w:bCs/>
         </w:rPr>
-        <w:t xml:space="preserve">Textbook:</w:t>
+        <w:t xml:space="preserve">compact letter display</w:t>
+      </w:r>
+    </w:p>
+    <w:p>
+      <w:pPr>
+        <w:pStyle w:val="Compact"/>
+        <w:numPr>
+          <w:ilvl w:val="0"/>
+          <w:numId w:val="1003"/>
+        </w:numPr>
+      </w:pPr>
+      <w:r>
+        <w:t xml:space="preserve">Plot the estimated means ± CI</w:t>
+      </w:r>
+    </w:p>
+    <w:p>
+      <w:pPr>
+        <w:pStyle w:val="Compact"/>
+        <w:numPr>
+          <w:ilvl w:val="0"/>
+          <w:numId w:val="1003"/>
+        </w:numPr>
+      </w:pPr>
+      <w:r>
+        <w:t xml:space="preserve">Write the finished results sentence</w:t>
+      </w:r>
+    </w:p>
+    <w:p>
+      <w:pPr>
+        <w:pStyle w:val="FirstParagraph"/>
+      </w:pPr>
+      <w:r>
+        <w:rPr>
+          <w:b/>
+          <w:bCs/>
+        </w:rPr>
+        <w:t xml:space="preserve">Tools today:</w:t>
       </w:r>
     </w:p>
     <w:p>
@@ -530,17 +547,37 @@
         </w:numPr>
       </w:pPr>
       <w:r>
-        <w:t xml:space="preserve">📖 Whitlock &amp; Schluter,</w:t>
-      </w:r>
-      <w:r>
-        <w:t xml:space="preserve"> </w:t>
-      </w:r>
-      <w:r>
-        <w:rPr>
-          <w:b/>
-          <w:bCs/>
-        </w:rPr>
-        <w:t xml:space="preserve">Ch. 15 — ANOVA</w:t>
+        <w:rPr>
+          <w:rStyle w:val="VerbatimChar"/>
+        </w:rPr>
+        <w:t xml:space="preserve">car</w:t>
+      </w:r>
+      <w:r>
+        <w:t xml:space="preserve"> </w:t>
+      </w:r>
+      <w:r>
+        <w:t xml:space="preserve">—</w:t>
+      </w:r>
+      <w:r>
+        <w:t xml:space="preserve"> </w:t>
+      </w:r>
+      <w:r>
+        <w:rPr>
+          <w:rStyle w:val="VerbatimChar"/>
+        </w:rPr>
+        <w:t xml:space="preserve">leveneTest()</w:t>
+      </w:r>
+      <w:r>
+        <w:t xml:space="preserve">,</w:t>
+      </w:r>
+      <w:r>
+        <w:t xml:space="preserve"> </w:t>
+      </w:r>
+      <w:r>
+        <w:rPr>
+          <w:rStyle w:val="VerbatimChar"/>
+        </w:rPr>
+        <w:t xml:space="preserve">Anova()</w:t>
       </w:r>
     </w:p>
     <w:p>
@@ -549,6 +586,73 @@
         <w:numPr>
           <w:ilvl w:val="0"/>
           <w:numId w:val="1004"/>
+        </w:numPr>
+      </w:pPr>
+      <w:r>
+        <w:rPr>
+          <w:rStyle w:val="VerbatimChar"/>
+        </w:rPr>
+        <w:t xml:space="preserve">emmeans</w:t>
+      </w:r>
+      <w:r>
+        <w:t xml:space="preserve">,</w:t>
+      </w:r>
+      <w:r>
+        <w:t xml:space="preserve"> </w:t>
+      </w:r>
+      <w:r>
+        <w:rPr>
+          <w:rStyle w:val="VerbatimChar"/>
+        </w:rPr>
+        <w:t xml:space="preserve">multcomp</w:t>
+      </w:r>
+      <w:r>
+        <w:t xml:space="preserve"> </w:t>
+      </w:r>
+      <w:r>
+        <w:t xml:space="preserve">— pairwise tests, letters</w:t>
+      </w:r>
+    </w:p>
+    <w:p>
+      <w:pPr>
+        <w:pStyle w:val="FirstParagraph"/>
+      </w:pPr>
+      <w:r>
+        <w:rPr>
+          <w:b/>
+          <w:bCs/>
+        </w:rPr>
+        <w:t xml:space="preserve">Textbook:</w:t>
+      </w:r>
+    </w:p>
+    <w:p>
+      <w:pPr>
+        <w:pStyle w:val="Compact"/>
+        <w:numPr>
+          <w:ilvl w:val="0"/>
+          <w:numId w:val="1005"/>
+        </w:numPr>
+      </w:pPr>
+      <w:r>
+        <w:t xml:space="preserve">📖 W&amp;S</w:t>
+      </w:r>
+      <w:r>
+        <w:t xml:space="preserve"> </w:t>
+      </w:r>
+      <w:r>
+        <w:rPr>
+          <w:b/>
+          <w:bCs/>
+        </w:rPr>
+        <w:t xml:space="preserve">Ch. 15 — ANOVA</w:t>
+      </w:r>
+    </w:p>
+    <w:p>
+      <w:pPr>
+        <w:pStyle w:val="Compact"/>
+        <w:numPr>
+          <w:ilvl w:val="0"/>
+          <w:numId w:val="1005"/>
         </w:numPr>
       </w:pPr>
       <w:r>
@@ -606,13 +710,227 @@
       </w:r>
     </w:p>
     <w:bookmarkEnd w:id="14"/>
-    <w:bookmarkStart w:id="17" w:name="how-to-use-these-slides-predict-type-run"/>
+    <w:bookmarkStart w:id="18" w:name="set-up-again-same-four-lines"/>
     <w:p>
       <w:pPr>
         <w:pStyle w:val="Heading1"/>
       </w:pPr>
       <w:r>
-        <w:t xml:space="preserve">How to Use These Slides — Predict · Type · Run</w:t>
+        <w:t xml:space="preserve">Set Up Again — Same Four Lines</w:t>
+      </w:r>
+    </w:p>
+    <w:p>
+      <w:pPr>
+        <w:pStyle w:val="SourceCode"/>
+      </w:pPr>
+      <w:r>
+        <w:rPr>
+          <w:rStyle w:val="CommentTok"/>
+        </w:rPr>
+        <w:t xml:space="preserve"># Load packages at the top — always -------------------</w:t>
+      </w:r>
+      <w:r>
+        <w:br/>
+      </w:r>
+      <w:r>
+        <w:rPr>
+          <w:rStyle w:val="FunctionTok"/>
+        </w:rPr>
+        <w:t xml:space="preserve">library</w:t>
+      </w:r>
+      <w:r>
+        <w:rPr>
+          <w:rStyle w:val="NormalTok"/>
+        </w:rPr>
+        <w:t xml:space="preserve">(tidyverse)      </w:t>
+      </w:r>
+      <w:r>
+        <w:rPr>
+          <w:rStyle w:val="CommentTok"/>
+        </w:rPr>
+        <w:t xml:space="preserve"># wrangling + ggplot2</w:t>
+      </w:r>
+      <w:r>
+        <w:br/>
+      </w:r>
+      <w:r>
+        <w:rPr>
+          <w:rStyle w:val="FunctionTok"/>
+        </w:rPr>
+        <w:t xml:space="preserve">library</w:t>
+      </w:r>
+      <w:r>
+        <w:rPr>
+          <w:rStyle w:val="NormalTok"/>
+        </w:rPr>
+        <w:t xml:space="preserve">(palmerpenguins) </w:t>
+      </w:r>
+      <w:r>
+        <w:rPr>
+          <w:rStyle w:val="CommentTok"/>
+        </w:rPr>
+        <w:t xml:space="preserve"># the penguins data</w:t>
+      </w:r>
+      <w:r>
+        <w:br/>
+      </w:r>
+      <w:r>
+        <w:rPr>
+          <w:rStyle w:val="FunctionTok"/>
+        </w:rPr>
+        <w:t xml:space="preserve">library</w:t>
+      </w:r>
+      <w:r>
+        <w:rPr>
+          <w:rStyle w:val="NormalTok"/>
+        </w:rPr>
+        <w:t xml:space="preserve">(car)            </w:t>
+      </w:r>
+      <w:r>
+        <w:rPr>
+          <w:rStyle w:val="CommentTok"/>
+        </w:rPr>
+        <w:t xml:space="preserve"># leveneTest(), Anova()</w:t>
+      </w:r>
+      <w:r>
+        <w:br/>
+      </w:r>
+      <w:r>
+        <w:rPr>
+          <w:rStyle w:val="FunctionTok"/>
+        </w:rPr>
+        <w:t xml:space="preserve">library</w:t>
+      </w:r>
+      <w:r>
+        <w:rPr>
+          <w:rStyle w:val="NormalTok"/>
+        </w:rPr>
+        <w:t xml:space="preserve">(emmeans)        </w:t>
+      </w:r>
+      <w:r>
+        <w:rPr>
+          <w:rStyle w:val="CommentTok"/>
+        </w:rPr>
+        <w:t xml:space="preserve"># pairwise follow-up tests</w:t>
+      </w:r>
+    </w:p>
+    <w:p>
+      <w:pPr>
+        <w:pStyle w:val="SourceCode"/>
+      </w:pPr>
+      <w:r>
+        <w:rPr>
+          <w:rStyle w:val="CommentTok"/>
+        </w:rPr>
+        <w:t xml:space="preserve"># The same data and model as Lecture 19 ---------------</w:t>
+      </w:r>
+      <w:r>
+        <w:br/>
+      </w:r>
+      <w:r>
+        <w:rPr>
+          <w:rStyle w:val="NormalTok"/>
+        </w:rPr>
+        <w:t xml:space="preserve">penguins_df </w:t>
+      </w:r>
+      <w:r>
+        <w:rPr>
+          <w:rStyle w:val="OtherTok"/>
+        </w:rPr>
+        <w:t xml:space="preserve">&lt;-</w:t>
+      </w:r>
+      <w:r>
+        <w:rPr>
+          <w:rStyle w:val="NormalTok"/>
+        </w:rPr>
+        <w:t xml:space="preserve"> penguins </w:t>
+      </w:r>
+      <w:r>
+        <w:rPr>
+          <w:rStyle w:val="SpecialCharTok"/>
+        </w:rPr>
+        <w:t xml:space="preserve">%&gt;%</w:t>
+      </w:r>
+      <w:r>
+        <w:br/>
+      </w:r>
+      <w:r>
+        <w:rPr>
+          <w:rStyle w:val="NormalTok"/>
+        </w:rPr>
+        <w:t xml:space="preserve">  </w:t>
+      </w:r>
+      <w:r>
+        <w:rPr>
+          <w:rStyle w:val="FunctionTok"/>
+        </w:rPr>
+        <w:t xml:space="preserve">drop_na</w:t>
+      </w:r>
+      <w:r>
+        <w:rPr>
+          <w:rStyle w:val="NormalTok"/>
+        </w:rPr>
+        <w:t xml:space="preserve">(body_mass_g, species)</w:t>
+      </w:r>
+      <w:r>
+        <w:br/>
+      </w:r>
+      <w:r>
+        <w:br/>
+      </w:r>
+      <w:r>
+        <w:rPr>
+          <w:rStyle w:val="NormalTok"/>
+        </w:rPr>
+        <w:t xml:space="preserve">mass_model </w:t>
+      </w:r>
+      <w:r>
+        <w:rPr>
+          <w:rStyle w:val="OtherTok"/>
+        </w:rPr>
+        <w:t xml:space="preserve">&lt;-</w:t>
+      </w:r>
+      <w:r>
+        <w:rPr>
+          <w:rStyle w:val="NormalTok"/>
+        </w:rPr>
+        <w:t xml:space="preserve"> </w:t>
+      </w:r>
+      <w:r>
+        <w:rPr>
+          <w:rStyle w:val="FunctionTok"/>
+        </w:rPr>
+        <w:t xml:space="preserve">lm</w:t>
+      </w:r>
+      <w:r>
+        <w:rPr>
+          <w:rStyle w:val="NormalTok"/>
+        </w:rPr>
+        <w:t xml:space="preserve">(body_mass_g </w:t>
+      </w:r>
+      <w:r>
+        <w:rPr>
+          <w:rStyle w:val="SpecialCharTok"/>
+        </w:rPr>
+        <w:t xml:space="preserve">~</w:t>
+      </w:r>
+      <w:r>
+        <w:rPr>
+          <w:rStyle w:val="NormalTok"/>
+        </w:rPr>
+        <w:t xml:space="preserve"> species, </w:t>
+      </w:r>
+      <w:r>
+        <w:rPr>
+          <w:rStyle w:val="AttributeTok"/>
+        </w:rPr>
+        <w:t xml:space="preserve">data =</w:t>
+      </w:r>
+      <w:r>
+        <w:rPr>
+          <w:rStyle w:val="NormalTok"/>
+        </w:rPr>
+        <w:t xml:space="preserve"> penguins_df)</w:t>
       </w:r>
     </w:p>
     <w:p>
@@ -620,48 +938,202 @@
         <w:pStyle w:val="FirstParagraph"/>
       </w:pPr>
       <w:r>
-        <w:t xml:space="preserve">This lecture runs in</w:t>
-      </w:r>
-      <w:r>
-        <w:t xml:space="preserve"> </w:t>
-      </w:r>
+        <w:t xml:space="preserve">Every script starts from the raw data. Nothing today depends on objects left</w:t>
+      </w:r>
+      <w:r>
+        <w:t xml:space="preserve"> </w:t>
+      </w:r>
+      <w:r>
+        <w:t xml:space="preserve">over in last lecture’s session.</w:t>
+      </w:r>
+    </w:p>
+    <w:tbl>
+      <w:tblPr>
+        <w:tblStyle w:val="Table"/>
+        <w:tblLook w:firstRow="0" w:lastRow="0" w:firstColumn="0" w:lastColumn="0" w:noHBand="0" w:noVBand="0" w:val="0000"/>
+        <w:tblBorders>
+          <w:top w:val="single" w:sz="4" w:space="0" w:color="00A047"/>
+          <w:left w:val="single" w:sz="24" w:space="0" w:color="00A047"/>
+          <w:bottom w:val="single" w:sz="4" w:space="0" w:color="00A047"/>
+          <w:right w:val="single" w:sz="4" w:space="0" w:color="00A047"/>
+        </w:tblBorders>
+        <w:tblCellMar>
+          <w:left w:w="144" w:type="dxa"/>
+          <w:right w:w="144" w:type="dxa"/>
+        </w:tblCellMar>
+        <w:tblLook w:firstRow="0" w:lastRow="0" w:firstColumn="0" w:lastColumn="0" w:noHBand="0" w:noVBand="0" w:val="0000"/>
+      </w:tblPr>
+      <w:tr>
+        <w:trPr>
+          <w:cantSplit/>
+        </w:trPr>
+        <w:tc>
+          <w:tcPr>
+            <w:shd w:color="auto" w:fill="ccf1e3" w:val="clear"/>
+            <w:tcMar>
+              <w:top w:w="92" w:type="dxa"/>
+              <w:bottom w:w="92" w:type="dxa"/>
+            </w:tcMar>
+          </w:tcPr>
+          <w:p>
+            <w:pPr>
+              <w:pStyle w:val="BodyText"/>
+            </w:pPr>
+            <w:pPr>
+              <w:spacing w:before="0" w:after="0"/>
+              <w:textAlignment w:val="center"/>
+            </w:pPr>
+            <w:r>
+              <w:drawing>
+                <wp:inline>
+                  <wp:extent cx="152400" cy="152400"/>
+                  <wp:effectExtent b="0" l="0" r="0" t="0"/>
+                  <wp:docPr descr="" title="" id="16" name="Picture"/>
+                  <a:graphic>
+                    <a:graphicData uri="http://schemas.openxmlformats.org/drawingml/2006/picture">
+                      <pic:pic>
+                        <pic:nvPicPr>
+                          <pic:cNvPr descr="/Applications/Positron.app/Contents/Resources/app/quarto/share/formats/docx/tip.png" id="17" name="Picture"/>
+                          <pic:cNvPicPr>
+                            <a:picLocks noChangeArrowheads="1" noChangeAspect="1"/>
+                          </pic:cNvPicPr>
+                        </pic:nvPicPr>
+                        <pic:blipFill>
+                          <a:blip r:embed="rId15"/>
+                          <a:stretch>
+                            <a:fillRect/>
+                          </a:stretch>
+                        </pic:blipFill>
+                        <pic:spPr bwMode="auto">
+                          <a:xfrm>
+                            <a:off x="0" y="0"/>
+                            <a:ext cx="152400" cy="152400"/>
+                          </a:xfrm>
+                          <a:prstGeom prst="rect">
+                            <a:avLst/>
+                          </a:prstGeom>
+                          <a:noFill/>
+                          <a:ln w="9525">
+                            <a:noFill/>
+                            <a:headEnd/>
+                            <a:tailEnd/>
+                          </a:ln>
+                        </pic:spPr>
+                      </pic:pic>
+                    </a:graphicData>
+                  </a:graphic>
+                </wp:inline>
+              </w:drawing>
+            </w:r>
+            <w:r>
+              <w:t xml:space="preserve"> </w:t>
+            </w:r>
+            <w:r>
+              <w:t xml:space="preserve"> </w:t>
+            </w:r>
+            <w:r>
+              <w:t xml:space="preserve">Tip</w:t>
+            </w:r>
+          </w:p>
+        </w:tc>
+      </w:tr>
+      <w:tr>
+        <w:trPr>
+          <w:cantSplit/>
+        </w:trPr>
+        <w:tc>
+          <w:tcPr>
+            <w:tcMar>
+              <w:top w:w="108" w:type="dxa"/>
+              <w:bottom w:w="108" w:type="dxa"/>
+            </w:tcMar>
+          </w:tcPr>
+          <w:p>
+            <w:pPr>
+              <w:pStyle w:val="BodyText"/>
+            </w:pPr>
+            <w:pPr>
+              <w:spacing w:before="16" w:after="16"/>
+            </w:pPr>
+            <w:r>
+              <w:rPr>
+                <w:rStyle w:val="VerbatimChar"/>
+              </w:rPr>
+              <w:t xml:space="preserve">library(palmerpenguins)</w:t>
+            </w:r>
+            <w:r>
+              <w:t xml:space="preserve"> </w:t>
+            </w:r>
+            <w:r>
+              <w:t xml:space="preserve">again — base R has its own</w:t>
+            </w:r>
+            <w:r>
+              <w:t xml:space="preserve"> </w:t>
+            </w:r>
+            <w:r>
+              <w:rPr>
+                <w:rStyle w:val="VerbatimChar"/>
+              </w:rPr>
+              <w:t xml:space="preserve">penguins</w:t>
+            </w:r>
+            <w:r>
+              <w:t xml:space="preserve"> </w:t>
+            </w:r>
+            <w:r>
+              <w:t xml:space="preserve">with</w:t>
+            </w:r>
+            <w:r>
+              <w:t xml:space="preserve"> </w:t>
+            </w:r>
+            <w:r>
+              <w:rPr>
+                <w:rStyle w:val="VerbatimChar"/>
+              </w:rPr>
+              <w:t xml:space="preserve">body_mass</w:t>
+            </w:r>
+            <w:r>
+              <w:t xml:space="preserve"> </w:t>
+            </w:r>
+            <w:r>
+              <w:t xml:space="preserve">instead of</w:t>
+            </w:r>
+            <w:r>
+              <w:t xml:space="preserve"> </w:t>
+            </w:r>
+            <w:r>
+              <w:rPr>
+                <w:rStyle w:val="VerbatimChar"/>
+              </w:rPr>
+              <w:t xml:space="preserve">body_mass_g</w:t>
+            </w:r>
+            <w:r>
+              <w:t xml:space="preserve">.</w:t>
+            </w:r>
+          </w:p>
+          <w:p/>
+        </w:tc>
+      </w:tr>
+    </w:tbl>
+    <w:bookmarkEnd w:id="18"/>
+    <w:bookmarkStart w:id="22" w:name="set-2-the-assumptions"/>
+    <w:p>
+      <w:pPr>
+        <w:pStyle w:val="Heading1"/>
+      </w:pPr>
+      <w:r>
+        <w:t xml:space="preserve">🧩 Set 2 · The Assumptions</w:t>
+      </w:r>
+    </w:p>
+    <w:p>
+      <w:pPr>
+        <w:pStyle w:val="FirstParagraph"/>
+      </w:pPr>
       <w:r>
         <w:rPr>
           <w:b/>
           <w:bCs/>
         </w:rPr>
-        <w:t xml:space="preserve">two short chunks</w:t>
-      </w:r>
-      <w:r>
-        <w:t xml:space="preserve">. After each chunk you switch to the</w:t>
-      </w:r>
-      <w:r>
-        <w:t xml:space="preserve"> </w:t>
-      </w:r>
-      <w:r>
-        <w:rPr>
-          <w:b/>
-          <w:bCs/>
-        </w:rPr>
-        <w:t xml:space="preserve">activity</w:t>
-      </w:r>
-      <w:r>
-        <w:t xml:space="preserve"> </w:t>
-      </w:r>
-      <w:r>
-        <w:t xml:space="preserve">and type the code yourself.</w:t>
-      </w:r>
-    </w:p>
-    <w:p>
-      <w:pPr>
-        <w:pStyle w:val="BodyText"/>
-      </w:pPr>
-      <w:r>
-        <w:rPr>
-          <w:b/>
-          <w:bCs/>
-        </w:rPr>
-        <w:t xml:space="preserve">For every code block, do three things:</w:t>
+        <w:t xml:space="preserve">What a one-way ANOVA assumes:</w:t>
       </w:r>
     </w:p>
     <w:p>
@@ -669,7 +1141,7 @@
         <w:pStyle w:val="Compact"/>
         <w:numPr>
           <w:ilvl w:val="0"/>
-          <w:numId w:val="1005"/>
+          <w:numId w:val="1006"/>
         </w:numPr>
       </w:pPr>
       <w:r>
@@ -677,13 +1149,13 @@
           <w:b/>
           <w:bCs/>
         </w:rPr>
-        <w:t xml:space="preserve">Predict</w:t>
-      </w:r>
-      <w:r>
-        <w:t xml:space="preserve"> </w:t>
-      </w:r>
-      <w:r>
-        <w:t xml:space="preserve">— before it runs, say what you think the output will be</w:t>
+        <w:t xml:space="preserve">Independent</w:t>
+      </w:r>
+      <w:r>
+        <w:t xml:space="preserve"> </w:t>
+      </w:r>
+      <w:r>
+        <w:t xml:space="preserve">observations — a design question, not a test</w:t>
       </w:r>
     </w:p>
     <w:p>
@@ -691,21 +1163,27 @@
         <w:pStyle w:val="Compact"/>
         <w:numPr>
           <w:ilvl w:val="0"/>
-          <w:numId w:val="1005"/>
+          <w:numId w:val="1006"/>
         </w:numPr>
       </w:pPr>
+      <w:r>
+        <w:t xml:space="preserve">The</w:t>
+      </w:r>
+      <w:r>
+        <w:t xml:space="preserve"> </w:t>
+      </w:r>
       <w:r>
         <w:rPr>
           <w:b/>
           <w:bCs/>
         </w:rPr>
-        <w:t xml:space="preserve">Type</w:t>
-      </w:r>
-      <w:r>
-        <w:t xml:space="preserve"> </w:t>
-      </w:r>
-      <w:r>
-        <w:t xml:space="preserve">it out by hand — do not copy-paste</w:t>
+        <w:t xml:space="preserve">residuals</w:t>
+      </w:r>
+      <w:r>
+        <w:t xml:space="preserve"> </w:t>
+      </w:r>
+      <w:r>
+        <w:t xml:space="preserve">are normally distributed</w:t>
       </w:r>
     </w:p>
     <w:p>
@@ -713,21 +1191,27 @@
         <w:pStyle w:val="Compact"/>
         <w:numPr>
           <w:ilvl w:val="0"/>
-          <w:numId w:val="1005"/>
+          <w:numId w:val="1006"/>
         </w:numPr>
       </w:pPr>
+      <w:r>
+        <w:t xml:space="preserve">The groups have</w:t>
+      </w:r>
+      <w:r>
+        <w:t xml:space="preserve"> </w:t>
+      </w:r>
       <w:r>
         <w:rPr>
           <w:b/>
           <w:bCs/>
         </w:rPr>
-        <w:t xml:space="preserve">Run</w:t>
-      </w:r>
-      <w:r>
-        <w:t xml:space="preserve"> </w:t>
-      </w:r>
-      <w:r>
-        <w:t xml:space="preserve">it and compare to your prediction</w:t>
+        <w:t xml:space="preserve">equal variance</w:t>
+      </w:r>
+      <w:r>
+        <w:t xml:space="preserve"> </w:t>
+      </w:r>
+      <w:r>
+        <w:t xml:space="preserve">(homoscedasticity)</w:t>
       </w:r>
     </w:p>
     <w:tbl>
@@ -771,12 +1255,360 @@
                 <wp:inline>
                   <wp:extent cx="152400" cy="152400"/>
                   <wp:effectExtent b="0" l="0" r="0" t="0"/>
-                  <wp:docPr descr="" title="" id="15" name="Picture"/>
+                  <wp:docPr descr="" title="" id="20" name="Picture"/>
                   <a:graphic>
                     <a:graphicData uri="http://schemas.openxmlformats.org/drawingml/2006/picture">
                       <pic:pic>
                         <pic:nvPicPr>
-                          <pic:cNvPr descr="/Applications/Positron.app/Contents/Resources/app/quarto/share/formats/docx/note.png" id="16" name="Picture"/>
+                          <pic:cNvPr descr="/Applications/Positron.app/Contents/Resources/app/quarto/share/formats/docx/note.png" id="21" name="Picture"/>
+                          <pic:cNvPicPr>
+                            <a:picLocks noChangeArrowheads="1" noChangeAspect="1"/>
+                          </pic:cNvPicPr>
+                        </pic:nvPicPr>
+                        <pic:blipFill>
+                          <a:blip r:embed="rId19"/>
+                          <a:stretch>
+                            <a:fillRect/>
+                          </a:stretch>
+                        </pic:blipFill>
+                        <pic:spPr bwMode="auto">
+                          <a:xfrm>
+                            <a:off x="0" y="0"/>
+                            <a:ext cx="152400" cy="152400"/>
+                          </a:xfrm>
+                          <a:prstGeom prst="rect">
+                            <a:avLst/>
+                          </a:prstGeom>
+                          <a:noFill/>
+                          <a:ln w="9525">
+                            <a:noFill/>
+                            <a:headEnd/>
+                            <a:tailEnd/>
+                          </a:ln>
+                        </pic:spPr>
+                      </pic:pic>
+                    </a:graphicData>
+                  </a:graphic>
+                </wp:inline>
+              </w:drawing>
+            </w:r>
+            <w:r>
+              <w:t xml:space="preserve"> </w:t>
+            </w:r>
+            <w:r>
+              <w:t xml:space="preserve"> </w:t>
+            </w:r>
+            <w:r>
+              <w:t xml:space="preserve">Note</w:t>
+            </w:r>
+          </w:p>
+        </w:tc>
+      </w:tr>
+      <w:tr>
+        <w:trPr>
+          <w:cantSplit/>
+        </w:trPr>
+        <w:tc>
+          <w:tcPr>
+            <w:tcMar>
+              <w:top w:w="108" w:type="dxa"/>
+              <w:bottom w:w="108" w:type="dxa"/>
+            </w:tcMar>
+          </w:tcPr>
+          <w:p>
+            <w:pPr>
+              <w:pStyle w:val="BodyText"/>
+            </w:pPr>
+            <w:pPr>
+              <w:spacing w:before="16" w:after="16"/>
+            </w:pPr>
+            <w:r>
+              <w:t xml:space="preserve">Assumption 1 is about how the data were collected — no R function can rescue</w:t>
+            </w:r>
+            <w:r>
+              <w:t xml:space="preserve"> </w:t>
+            </w:r>
+            <w:r>
+              <w:t xml:space="preserve">it. 2 and 3 we can look at directly, and that is what the next few slides do.</w:t>
+            </w:r>
+          </w:p>
+          <w:p/>
+        </w:tc>
+      </w:tr>
+    </w:tbl>
+    <w:bookmarkEnd w:id="22"/>
+    <w:bookmarkStart w:id="25" w:name="normality-is-about-the-residuals"/>
+    <w:p>
+      <w:pPr>
+        <w:pStyle w:val="Heading1"/>
+      </w:pPr>
+      <w:r>
+        <w:t xml:space="preserve">Normality Is About the</w:t>
+      </w:r>
+      <w:r>
+        <w:t xml:space="preserve"> </w:t>
+      </w:r>
+      <w:r>
+        <w:rPr>
+          <w:i/>
+          <w:iCs/>
+        </w:rPr>
+        <w:t xml:space="preserve">Residuals</w:t>
+      </w:r>
+    </w:p>
+    <w:p>
+      <w:pPr>
+        <w:pStyle w:val="FirstParagraph"/>
+      </w:pPr>
+      <w:r>
+        <w:t xml:space="preserve">A</w:t>
+      </w:r>
+      <w:r>
+        <w:t xml:space="preserve"> </w:t>
+      </w:r>
+      <w:r>
+        <w:rPr>
+          <w:b/>
+          <w:bCs/>
+        </w:rPr>
+        <w:t xml:space="preserve">residual</w:t>
+      </w:r>
+      <w:r>
+        <w:t xml:space="preserve"> </w:t>
+      </w:r>
+      <w:r>
+        <w:t xml:space="preserve">is one bird’s miss: its mass minus its species’ mean.</w:t>
+      </w:r>
+    </w:p>
+    <w:p>
+      <w:pPr>
+        <w:pStyle w:val="BodyText"/>
+      </w:pPr>
+      <m:oMathPara>
+        <m:oMathParaPr>
+          <m:jc m:val="center"/>
+        </m:oMathParaPr>
+        <m:oMath>
+          <m:r>
+            <m:rPr>
+              <m:nor/>
+              <m:sty m:val="p"/>
+            </m:rPr>
+            <m:t>residual</m:t>
+          </m:r>
+          <m:r>
+            <m:rPr>
+              <m:sty m:val="p"/>
+            </m:rPr>
+            <m:t>=</m:t>
+          </m:r>
+          <m:sSub>
+            <m:e>
+              <m:r>
+                <m:t>y</m:t>
+              </m:r>
+            </m:e>
+            <m:sub>
+              <m:r>
+                <m:t>i</m:t>
+              </m:r>
+            </m:sub>
+          </m:sSub>
+          <m:r>
+            <m:rPr>
+              <m:sty m:val="p"/>
+            </m:rPr>
+            <m:t>−</m:t>
+          </m:r>
+          <m:sSub>
+            <m:e>
+              <m:acc>
+                <m:accPr>
+                  <m:chr m:val="‾"/>
+                </m:accPr>
+                <m:e>
+                  <m:r>
+                    <m:t>y</m:t>
+                  </m:r>
+                </m:e>
+              </m:acc>
+            </m:e>
+            <m:sub>
+              <m:r>
+                <m:rPr>
+                  <m:nor/>
+                  <m:sty m:val="p"/>
+                </m:rPr>
+                <m:t>group</m:t>
+              </m:r>
+            </m:sub>
+          </m:sSub>
+        </m:oMath>
+      </m:oMathPara>
+    </w:p>
+    <w:p>
+      <w:pPr>
+        <w:pStyle w:val="FirstParagraph"/>
+      </w:pPr>
+      <w:r>
+        <w:t xml:space="preserve">ANOVA does</w:t>
+      </w:r>
+      <w:r>
+        <w:t xml:space="preserve"> </w:t>
+      </w:r>
+      <w:r>
+        <w:rPr>
+          <w:b/>
+          <w:bCs/>
+        </w:rPr>
+        <w:t xml:space="preserve">not</w:t>
+      </w:r>
+      <w:r>
+        <w:t xml:space="preserve"> </w:t>
+      </w:r>
+      <w:r>
+        <w:t xml:space="preserve">require the raw masses to be normal — pooled across three</w:t>
+      </w:r>
+      <w:r>
+        <w:t xml:space="preserve"> </w:t>
+      </w:r>
+      <w:r>
+        <w:t xml:space="preserve">species with different means they are not even supposed to be. It requires the</w:t>
+      </w:r>
+      <w:r>
+        <w:t xml:space="preserve"> </w:t>
+      </w:r>
+      <w:r>
+        <w:rPr>
+          <w:b/>
+          <w:bCs/>
+        </w:rPr>
+        <w:t xml:space="preserve">misses</w:t>
+      </w:r>
+      <w:r>
+        <w:t xml:space="preserve"> </w:t>
+      </w:r>
+      <w:r>
+        <w:t xml:space="preserve">to be normal.</w:t>
+      </w:r>
+    </w:p>
+    <w:p>
+      <w:pPr>
+        <w:pStyle w:val="SourceCode"/>
+      </w:pPr>
+      <w:r>
+        <w:rPr>
+          <w:rStyle w:val="CommentTok"/>
+        </w:rPr>
+        <w:t xml:space="preserve"># What the residuals look like ------------------------</w:t>
+      </w:r>
+      <w:r>
+        <w:br/>
+      </w:r>
+      <w:r>
+        <w:rPr>
+          <w:rStyle w:val="FunctionTok"/>
+        </w:rPr>
+        <w:t xml:space="preserve">head</w:t>
+      </w:r>
+      <w:r>
+        <w:rPr>
+          <w:rStyle w:val="NormalTok"/>
+        </w:rPr>
+        <w:t xml:space="preserve">(</w:t>
+      </w:r>
+      <w:r>
+        <w:rPr>
+          <w:rStyle w:val="FunctionTok"/>
+        </w:rPr>
+        <w:t xml:space="preserve">residuals</w:t>
+      </w:r>
+      <w:r>
+        <w:rPr>
+          <w:rStyle w:val="NormalTok"/>
+        </w:rPr>
+        <w:t xml:space="preserve">(mass_model), </w:t>
+      </w:r>
+      <w:r>
+        <w:rPr>
+          <w:rStyle w:val="DecValTok"/>
+        </w:rPr>
+        <w:t xml:space="preserve">4</w:t>
+      </w:r>
+      <w:r>
+        <w:rPr>
+          <w:rStyle w:val="NormalTok"/>
+        </w:rPr>
+        <w:t xml:space="preserve">)</w:t>
+      </w:r>
+    </w:p>
+    <w:p>
+      <w:pPr>
+        <w:pStyle w:val="SourceCode"/>
+      </w:pPr>
+      <w:r>
+        <w:rPr>
+          <w:rStyle w:val="VerbatimChar"/>
+        </w:rPr>
+        <w:t xml:space="preserve">         1          2          3          4 </w:t>
+      </w:r>
+      <w:r>
+        <w:br/>
+      </w:r>
+      <w:r>
+        <w:rPr>
+          <w:rStyle w:val="VerbatimChar"/>
+        </w:rPr>
+        <w:t xml:space="preserve">  49.33775   99.33775 -450.66225 -250.66225 </w:t>
+      </w:r>
+    </w:p>
+    <w:tbl>
+      <w:tblPr>
+        <w:tblStyle w:val="Table"/>
+        <w:tblLook w:firstRow="0" w:lastRow="0" w:firstColumn="0" w:lastColumn="0" w:noHBand="0" w:noVBand="0" w:val="0000"/>
+        <w:tblBorders>
+          <w:top w:val="single" w:sz="4" w:space="0" w:color="CC1914"/>
+          <w:left w:val="single" w:sz="24" w:space="0" w:color="CC1914"/>
+          <w:bottom w:val="single" w:sz="4" w:space="0" w:color="CC1914"/>
+          <w:right w:val="single" w:sz="4" w:space="0" w:color="CC1914"/>
+        </w:tblBorders>
+        <w:tblCellMar>
+          <w:left w:w="144" w:type="dxa"/>
+          <w:right w:w="144" w:type="dxa"/>
+        </w:tblCellMar>
+        <w:tblLook w:firstRow="0" w:lastRow="0" w:firstColumn="0" w:lastColumn="0" w:noHBand="0" w:noVBand="0" w:val="0000"/>
+      </w:tblPr>
+      <w:tr>
+        <w:trPr>
+          <w:cantSplit/>
+        </w:trPr>
+        <w:tc>
+          <w:tcPr>
+            <w:shd w:color="auto" w:fill="f7dddc" w:val="clear"/>
+            <w:tcMar>
+              <w:top w:w="92" w:type="dxa"/>
+              <w:bottom w:w="92" w:type="dxa"/>
+            </w:tcMar>
+          </w:tcPr>
+          <w:p>
+            <w:pPr>
+              <w:pStyle w:val="FirstParagraph"/>
+            </w:pPr>
+            <w:pPr>
+              <w:spacing w:before="0" w:after="0"/>
+              <w:textAlignment w:val="center"/>
+            </w:pPr>
+            <w:r>
+              <w:drawing>
+                <wp:inline>
+                  <wp:extent cx="152400" cy="152400"/>
+                  <wp:effectExtent b="0" l="0" r="0" t="0"/>
+                  <wp:docPr descr="" title="" id="23" name="Picture"/>
+                  <a:graphic>
+                    <a:graphicData uri="http://schemas.openxmlformats.org/drawingml/2006/picture">
+                      <pic:pic>
+                        <pic:nvPicPr>
+                          <pic:cNvPr descr="/Applications/Positron.app/Contents/Resources/app/quarto/share/formats/docx/important.png" id="24" name="Picture"/>
                           <pic:cNvPicPr>
                             <a:picLocks noChangeArrowheads="1" noChangeAspect="1"/>
                           </pic:cNvPicPr>
@@ -815,7 +1647,7 @@
               <w:t xml:space="preserve"> </w:t>
             </w:r>
             <w:r>
-              <w:t xml:space="preserve">Note</w:t>
+              <w:t xml:space="preserve">Important</w:t>
             </w:r>
           </w:p>
         </w:tc>
@@ -836,51 +1668,10 @@
               <w:pStyle w:val="BodyText"/>
             </w:pPr>
             <w:pPr>
-              <w:spacing w:before="16"/>
-            </w:pPr>
-            <w:r>
-              <w:rPr>
-                <w:b/>
-                <w:bCs/>
-              </w:rPr>
-              <w:t xml:space="preserve">✅ Why bother? (the evidence)</w:t>
-            </w:r>
-          </w:p>
-          <w:p>
-            <w:pPr>
-              <w:pStyle w:val="Compact"/>
-              <w:numPr>
-                <w:ilvl w:val="0"/>
-                <w:numId w:val="1006"/>
-              </w:numPr>
-            </w:pPr>
-            <w:r>
-              <w:t xml:space="preserve">Predicting the</w:t>
-            </w:r>
-            <w:r>
-              <w:t xml:space="preserve"> </w:t>
-            </w:r>
-            <w:r>
-              <w:rPr>
-                <w:i/>
-                <w:iCs/>
-              </w:rPr>
-              <w:t xml:space="preserve">p</w:t>
-            </w:r>
-            <w:r>
-              <w:t xml:space="preserve">-value before you see it forces you to reason from the boxplot’s separation, not just read a number off a screen.</w:t>
-            </w:r>
-          </w:p>
-          <w:p>
-            <w:pPr>
-              <w:pStyle w:val="Compact"/>
-              <w:numPr>
-                <w:ilvl w:val="0"/>
-                <w:numId w:val="1006"/>
-              </w:numPr>
-            </w:pPr>
-            <w:r>
-              <w:t xml:space="preserve">Typing</w:t>
+              <w:spacing w:before="16" w:after="16"/>
+            </w:pPr>
+            <w:r>
+              <w:t xml:space="preserve">Shapiro on the raw</w:t>
             </w:r>
             <w:r>
               <w:t xml:space="preserve"> </w:t>
@@ -889,13 +1680,13 @@
               <w:rPr>
                 <w:rStyle w:val="VerbatimChar"/>
               </w:rPr>
-              <w:t xml:space="preserve">type = "II"</w:t>
-            </w:r>
-            <w:r>
-              <w:t xml:space="preserve"> </w:t>
-            </w:r>
-            <w:r>
-              <w:t xml:space="preserve">yourself in</w:t>
+              <w:t xml:space="preserve">body_mass_g</w:t>
+            </w:r>
+            <w:r>
+              <w:t xml:space="preserve"> </w:t>
+            </w:r>
+            <w:r>
+              <w:t xml:space="preserve">is a different, wrong test. Always</w:t>
             </w:r>
             <w:r>
               <w:t xml:space="preserve"> </w:t>
@@ -904,39 +1695,116 @@
               <w:rPr>
                 <w:rStyle w:val="VerbatimChar"/>
               </w:rPr>
-              <w:t xml:space="preserve">Anova()</w:t>
-            </w:r>
-            <w:r>
-              <w:t xml:space="preserve"> </w:t>
-            </w:r>
-            <w:r>
-              <w:t xml:space="preserve">is what makes you notice it’s there — paste the line and you’ll never ask why it matters for unbalanced groups.</w:t>
-            </w:r>
-          </w:p>
-          <w:p>
-            <w:pPr>
-              <w:pStyle w:val="Compact"/>
-              <w:numPr>
-                <w:ilvl w:val="0"/>
-                <w:numId w:val="1006"/>
-              </w:numPr>
-            </w:pPr>
-            <w:r>
-              <w:t xml:space="preserve">Letters in a compact letter display only mean something if you’ve watched them get built from the pairwise table above them.</w:t>
+              <w:t xml:space="preserve">residuals(model)</w:t>
+            </w:r>
+            <w:r>
+              <w:t xml:space="preserve">.</w:t>
             </w:r>
           </w:p>
           <w:p/>
         </w:tc>
       </w:tr>
     </w:tbl>
-    <w:bookmarkEnd w:id="17"/>
-    <w:bookmarkStart w:id="21" w:name="Xd70f68f3d1df7c85600010329dd9a5b9b84bca7"/>
+    <w:bookmarkEnd w:id="25"/>
+    <w:bookmarkStart w:id="31" w:name="X7b68acfa06e1b0622e44a753e36f5d7aa783e21"/>
     <w:p>
       <w:pPr>
         <w:pStyle w:val="Heading1"/>
       </w:pPr>
       <w:r>
-        <w:t xml:space="preserve">🧩 Chunk 1 of 2 · Run the ANOVA &amp; Read the F Table</w:t>
+        <w:t xml:space="preserve">Assumption 2 —</w:t>
+      </w:r>
+      <w:r>
+        <w:t xml:space="preserve"> </w:t>
+      </w:r>
+      <w:r>
+        <w:rPr>
+          <w:rStyle w:val="VerbatimChar"/>
+        </w:rPr>
+        <w:t xml:space="preserve">plot(model)</w:t>
+      </w:r>
+      <w:r>
+        <w:t xml:space="preserve">, the Same Four Panels</w:t>
+      </w:r>
+    </w:p>
+    <w:p>
+      <w:pPr>
+        <w:pStyle w:val="SourceCode"/>
+      </w:pPr>
+      <w:r>
+        <w:rPr>
+          <w:rStyle w:val="FunctionTok"/>
+        </w:rPr>
+        <w:t xml:space="preserve">par</w:t>
+      </w:r>
+      <w:r>
+        <w:rPr>
+          <w:rStyle w:val="NormalTok"/>
+        </w:rPr>
+        <w:t xml:space="preserve">(</w:t>
+      </w:r>
+      <w:r>
+        <w:rPr>
+          <w:rStyle w:val="AttributeTok"/>
+        </w:rPr>
+        <w:t xml:space="preserve">mfrow =</w:t>
+      </w:r>
+      <w:r>
+        <w:rPr>
+          <w:rStyle w:val="NormalTok"/>
+        </w:rPr>
+        <w:t xml:space="preserve"> </w:t>
+      </w:r>
+      <w:r>
+        <w:rPr>
+          <w:rStyle w:val="FunctionTok"/>
+        </w:rPr>
+        <w:t xml:space="preserve">c</w:t>
+      </w:r>
+      <w:r>
+        <w:rPr>
+          <w:rStyle w:val="NormalTok"/>
+        </w:rPr>
+        <w:t xml:space="preserve">(</w:t>
+      </w:r>
+      <w:r>
+        <w:rPr>
+          <w:rStyle w:val="DecValTok"/>
+        </w:rPr>
+        <w:t xml:space="preserve">2</w:t>
+      </w:r>
+      <w:r>
+        <w:rPr>
+          <w:rStyle w:val="NormalTok"/>
+        </w:rPr>
+        <w:t xml:space="preserve">, </w:t>
+      </w:r>
+      <w:r>
+        <w:rPr>
+          <w:rStyle w:val="DecValTok"/>
+        </w:rPr>
+        <w:t xml:space="preserve">2</w:t>
+      </w:r>
+      <w:r>
+        <w:rPr>
+          <w:rStyle w:val="NormalTok"/>
+        </w:rPr>
+        <w:t xml:space="preserve">))</w:t>
+      </w:r>
+      <w:r>
+        <w:br/>
+      </w:r>
+      <w:r>
+        <w:rPr>
+          <w:rStyle w:val="FunctionTok"/>
+        </w:rPr>
+        <w:t xml:space="preserve">plot</w:t>
+      </w:r>
+      <w:r>
+        <w:rPr>
+          <w:rStyle w:val="NormalTok"/>
+        </w:rPr>
+        <w:t xml:space="preserve">(mass_model)</w:t>
       </w:r>
     </w:p>
     <w:p>
@@ -944,207 +1812,111 @@
         <w:pStyle w:val="FirstParagraph"/>
       </w:pPr>
       <w:r>
-        <w:rPr>
-          <w:b/>
-          <w:bCs/>
-        </w:rPr>
-        <w:t xml:space="preserve">We will cover:</w:t>
-      </w:r>
-      <w:r>
-        <w:t xml:space="preserve"> </w:t>
-      </w:r>
-      <w:r>
-        <w:t xml:space="preserve">the ANOVA table two ways — base</w:t>
-      </w:r>
-      <w:r>
-        <w:t xml:space="preserve"> </w:t>
-      </w:r>
-      <w:r>
-        <w:rPr>
-          <w:rStyle w:val="VerbatimChar"/>
-        </w:rPr>
-        <w:t xml:space="preserve">aov()</w:t>
-      </w:r>
-      <w:r>
-        <w:t xml:space="preserve"> </w:t>
-      </w:r>
-      <w:r>
-        <w:t xml:space="preserve">and</w:t>
-      </w:r>
-      <w:r>
-        <w:t xml:space="preserve"> </w:t>
-      </w:r>
-      <w:r>
-        <w:rPr>
-          <w:rStyle w:val="VerbatimChar"/>
-        </w:rPr>
-        <w:t xml:space="preserve">car::Anova()</w:t>
-      </w:r>
-      <w:r>
-        <w:t xml:space="preserve"> </w:t>
-      </w:r>
-      <w:r>
-        <w:t xml:space="preserve">— and why the difference matters for unbalanced data.</w:t>
-      </w:r>
-    </w:p>
-    <w:tbl>
-      <w:tblPr>
-        <w:tblStyle w:val="Table"/>
-        <w:tblLook w:firstRow="0" w:lastRow="0" w:firstColumn="0" w:lastColumn="0" w:noHBand="0" w:noVBand="0" w:val="0000"/>
-        <w:tblBorders>
-          <w:top w:val="single" w:sz="4" w:space="0" w:color="00A047"/>
-          <w:left w:val="single" w:sz="24" w:space="0" w:color="00A047"/>
-          <w:bottom w:val="single" w:sz="4" w:space="0" w:color="00A047"/>
-          <w:right w:val="single" w:sz="4" w:space="0" w:color="00A047"/>
-        </w:tblBorders>
-        <w:tblCellMar>
-          <w:left w:w="144" w:type="dxa"/>
-          <w:right w:w="144" w:type="dxa"/>
-        </w:tblCellMar>
-        <w:tblLook w:firstRow="0" w:lastRow="0" w:firstColumn="0" w:lastColumn="0" w:noHBand="0" w:noVBand="0" w:val="0000"/>
-      </w:tblPr>
-      <w:tr>
-        <w:trPr>
-          <w:cantSplit/>
-        </w:trPr>
-        <w:tc>
-          <w:tcPr>
-            <w:shd w:color="auto" w:fill="ccf1e3" w:val="clear"/>
-            <w:tcMar>
-              <w:top w:w="92" w:type="dxa"/>
-              <w:bottom w:w="92" w:type="dxa"/>
-            </w:tcMar>
-          </w:tcPr>
-          <w:p>
-            <w:pPr>
-              <w:pStyle w:val="BodyText"/>
-            </w:pPr>
-            <w:pPr>
-              <w:spacing w:before="0" w:after="0"/>
-              <w:textAlignment w:val="center"/>
-            </w:pPr>
-            <w:r>
-              <w:drawing>
-                <wp:inline>
-                  <wp:extent cx="152400" cy="152400"/>
-                  <wp:effectExtent b="0" l="0" r="0" t="0"/>
-                  <wp:docPr descr="" title="" id="19" name="Picture"/>
-                  <a:graphic>
-                    <a:graphicData uri="http://schemas.openxmlformats.org/drawingml/2006/picture">
-                      <pic:pic>
-                        <pic:nvPicPr>
-                          <pic:cNvPr descr="/Applications/Positron.app/Contents/Resources/app/quarto/share/formats/docx/tip.png" id="20" name="Picture"/>
-                          <pic:cNvPicPr>
-                            <a:picLocks noChangeArrowheads="1" noChangeAspect="1"/>
-                          </pic:cNvPicPr>
-                        </pic:nvPicPr>
-                        <pic:blipFill>
-                          <a:blip r:embed="rId18"/>
-                          <a:stretch>
-                            <a:fillRect/>
-                          </a:stretch>
-                        </pic:blipFill>
-                        <pic:spPr bwMode="auto">
-                          <a:xfrm>
-                            <a:off x="0" y="0"/>
-                            <a:ext cx="152400" cy="152400"/>
-                          </a:xfrm>
-                          <a:prstGeom prst="rect">
-                            <a:avLst/>
-                          </a:prstGeom>
-                          <a:noFill/>
-                          <a:ln w="9525">
-                            <a:noFill/>
-                            <a:headEnd/>
-                            <a:tailEnd/>
-                          </a:ln>
-                        </pic:spPr>
-                      </pic:pic>
-                    </a:graphicData>
-                  </a:graphic>
-                </wp:inline>
-              </w:drawing>
-            </w:r>
-            <w:r>
-              <w:t xml:space="preserve"> </w:t>
-            </w:r>
-            <w:r>
-              <w:t xml:space="preserve"> </w:t>
-            </w:r>
-            <w:r>
-              <w:t xml:space="preserve">Tip</w:t>
-            </w:r>
-          </w:p>
-        </w:tc>
-      </w:tr>
-      <w:tr>
-        <w:trPr>
-          <w:cantSplit/>
-        </w:trPr>
-        <w:tc>
-          <w:tcPr>
-            <w:tcMar>
-              <w:top w:w="108" w:type="dxa"/>
-              <w:bottom w:w="108" w:type="dxa"/>
-            </w:tcMar>
-          </w:tcPr>
-          <w:p>
-            <w:pPr>
-              <w:pStyle w:val="BodyText"/>
-            </w:pPr>
-            <w:pPr>
-              <w:spacing w:before="16" w:after="16"/>
-            </w:pPr>
-            <w:r>
-              <w:rPr>
-                <w:b/>
-                <w:bCs/>
-              </w:rPr>
-              <w:t xml:space="preserve">🖐 After this chunk: Activity Parts 7–8</w:t>
-            </w:r>
-            <w:r>
-              <w:t xml:space="preserve"> </w:t>
-            </w:r>
-            <w:r>
-              <w:t xml:space="preserve">(run both, read F / df / p).</w:t>
-            </w:r>
-          </w:p>
-          <w:p/>
-        </w:tc>
-      </w:tr>
-    </w:tbl>
-    <w:bookmarkEnd w:id="21"/>
-    <w:bookmarkStart w:id="24" w:name="run-the-anova-aov-and-summary"/>
-    <w:p>
-      <w:pPr>
-        <w:pStyle w:val="Heading1"/>
-      </w:pPr>
-      <w:r>
-        <w:t xml:space="preserve">Run the ANOVA —</w:t>
-      </w:r>
-      <w:r>
-        <w:t xml:space="preserve"> </w:t>
-      </w:r>
-      <w:r>
-        <w:rPr>
-          <w:rStyle w:val="VerbatimChar"/>
-        </w:rPr>
-        <w:t xml:space="preserve">aov()</w:t>
-      </w:r>
-      <w:r>
-        <w:t xml:space="preserve"> </w:t>
-      </w:r>
-      <w:r>
-        <w:t xml:space="preserve">and</w:t>
-      </w:r>
-      <w:r>
-        <w:t xml:space="preserve"> </w:t>
-      </w:r>
-      <w:r>
-        <w:rPr>
-          <w:rStyle w:val="VerbatimChar"/>
-        </w:rPr>
-        <w:t xml:space="preserve">summary()</w:t>
+        <w:drawing>
+          <wp:inline>
+            <wp:extent cx="2286000" cy="1413163"/>
+            <wp:effectExtent b="0" l="0" r="0" t="0"/>
+            <wp:docPr descr="" title="" id="27" name="Picture"/>
+            <a:graphic>
+              <a:graphicData uri="http://schemas.openxmlformats.org/drawingml/2006/picture">
+                <pic:pic>
+                  <pic:nvPicPr>
+                    <pic:cNvPr descr="one_way_anova_2_lecture_files/figure-docx/diagnostic-plots-16-1.png" id="28" name="Picture"/>
+                    <pic:cNvPicPr>
+                      <a:picLocks noChangeArrowheads="1" noChangeAspect="1"/>
+                    </pic:cNvPicPr>
+                  </pic:nvPicPr>
+                  <pic:blipFill>
+                    <a:blip r:embed="rId26"/>
+                    <a:stretch>
+                      <a:fillRect/>
+                    </a:stretch>
+                  </pic:blipFill>
+                  <pic:spPr bwMode="auto">
+                    <a:xfrm>
+                      <a:off x="0" y="0"/>
+                      <a:ext cx="2286000" cy="1413163"/>
+                    </a:xfrm>
+                    <a:prstGeom prst="rect">
+                      <a:avLst/>
+                    </a:prstGeom>
+                    <a:noFill/>
+                    <a:ln w="9525">
+                      <a:noFill/>
+                      <a:headEnd/>
+                      <a:tailEnd/>
+                    </a:ln>
+                  </pic:spPr>
+                </pic:pic>
+              </a:graphicData>
+            </a:graphic>
+          </wp:inline>
+        </w:drawing>
+      </w:r>
+    </w:p>
+    <w:p>
+      <w:pPr>
+        <w:pStyle w:val="SourceCode"/>
+      </w:pPr>
+      <w:r>
+        <w:rPr>
+          <w:rStyle w:val="FunctionTok"/>
+        </w:rPr>
+        <w:t xml:space="preserve">par</w:t>
+      </w:r>
+      <w:r>
+        <w:rPr>
+          <w:rStyle w:val="NormalTok"/>
+        </w:rPr>
+        <w:t xml:space="preserve">(</w:t>
+      </w:r>
+      <w:r>
+        <w:rPr>
+          <w:rStyle w:val="AttributeTok"/>
+        </w:rPr>
+        <w:t xml:space="preserve">mfrow =</w:t>
+      </w:r>
+      <w:r>
+        <w:rPr>
+          <w:rStyle w:val="NormalTok"/>
+        </w:rPr>
+        <w:t xml:space="preserve"> </w:t>
+      </w:r>
+      <w:r>
+        <w:rPr>
+          <w:rStyle w:val="FunctionTok"/>
+        </w:rPr>
+        <w:t xml:space="preserve">c</w:t>
+      </w:r>
+      <w:r>
+        <w:rPr>
+          <w:rStyle w:val="NormalTok"/>
+        </w:rPr>
+        <w:t xml:space="preserve">(</w:t>
+      </w:r>
+      <w:r>
+        <w:rPr>
+          <w:rStyle w:val="DecValTok"/>
+        </w:rPr>
+        <w:t xml:space="preserve">1</w:t>
+      </w:r>
+      <w:r>
+        <w:rPr>
+          <w:rStyle w:val="NormalTok"/>
+        </w:rPr>
+        <w:t xml:space="preserve">, </w:t>
+      </w:r>
+      <w:r>
+        <w:rPr>
+          <w:rStyle w:val="DecValTok"/>
+        </w:rPr>
+        <w:t xml:space="preserve">1</w:t>
+      </w:r>
+      <w:r>
+        <w:rPr>
+          <w:rStyle w:val="NormalTok"/>
+        </w:rPr>
+        <w:t xml:space="preserve">))</w:t>
       </w:r>
     </w:p>
     <w:tbl>
@@ -1188,12 +1960,391 @@
                 <wp:inline>
                   <wp:extent cx="152400" cy="152400"/>
                   <wp:effectExtent b="0" l="0" r="0" t="0"/>
-                  <wp:docPr descr="" title="" id="22" name="Picture"/>
+                  <wp:docPr descr="" title="" id="29" name="Picture"/>
                   <a:graphic>
                     <a:graphicData uri="http://schemas.openxmlformats.org/drawingml/2006/picture">
                       <pic:pic>
                         <pic:nvPicPr>
-                          <pic:cNvPr descr="/Applications/Positron.app/Contents/Resources/app/quarto/share/formats/docx/note.png" id="23" name="Picture"/>
+                          <pic:cNvPr descr="/Applications/Positron.app/Contents/Resources/app/quarto/share/formats/docx/note.png" id="30" name="Picture"/>
+                          <pic:cNvPicPr>
+                            <a:picLocks noChangeArrowheads="1" noChangeAspect="1"/>
+                          </pic:cNvPicPr>
+                        </pic:nvPicPr>
+                        <pic:blipFill>
+                          <a:blip r:embed="rId19"/>
+                          <a:stretch>
+                            <a:fillRect/>
+                          </a:stretch>
+                        </pic:blipFill>
+                        <pic:spPr bwMode="auto">
+                          <a:xfrm>
+                            <a:off x="0" y="0"/>
+                            <a:ext cx="152400" cy="152400"/>
+                          </a:xfrm>
+                          <a:prstGeom prst="rect">
+                            <a:avLst/>
+                          </a:prstGeom>
+                          <a:noFill/>
+                          <a:ln w="9525">
+                            <a:noFill/>
+                            <a:headEnd/>
+                            <a:tailEnd/>
+                          </a:ln>
+                        </pic:spPr>
+                      </pic:pic>
+                    </a:graphicData>
+                  </a:graphic>
+                </wp:inline>
+              </w:drawing>
+            </w:r>
+            <w:r>
+              <w:t xml:space="preserve"> </w:t>
+            </w:r>
+            <w:r>
+              <w:t xml:space="preserve"> </w:t>
+            </w:r>
+            <w:r>
+              <w:t xml:space="preserve">Note</w:t>
+            </w:r>
+          </w:p>
+        </w:tc>
+      </w:tr>
+      <w:tr>
+        <w:trPr>
+          <w:cantSplit/>
+        </w:trPr>
+        <w:tc>
+          <w:tcPr>
+            <w:tcMar>
+              <w:top w:w="108" w:type="dxa"/>
+              <w:bottom w:w="108" w:type="dxa"/>
+            </w:tcMar>
+          </w:tcPr>
+          <w:p>
+            <w:pPr>
+              <w:pStyle w:val="BodyText"/>
+            </w:pPr>
+            <w:pPr>
+              <w:spacing w:before="16" w:after="16"/>
+            </w:pPr>
+            <w:r>
+              <w:rPr>
+                <w:b/>
+                <w:bCs/>
+              </w:rPr>
+              <w:t xml:space="preserve">🔮 Predict first:</w:t>
+            </w:r>
+            <w:r>
+              <w:t xml:space="preserve"> </w:t>
+            </w:r>
+            <w:r>
+              <w:t xml:space="preserve">with ~340 penguins, will the Q-Q panel track the line?</w:t>
+            </w:r>
+          </w:p>
+          <w:p/>
+        </w:tc>
+      </w:tr>
+    </w:tbl>
+    <w:p>
+      <w:pPr>
+        <w:pStyle w:val="Compact"/>
+        <w:numPr>
+          <w:ilvl w:val="0"/>
+          <w:numId w:val="1007"/>
+        </w:numPr>
+      </w:pPr>
+      <w:r>
+        <w:rPr>
+          <w:b/>
+          <w:bCs/>
+        </w:rPr>
+        <w:t xml:space="preserve">Three vertical stripes</w:t>
+      </w:r>
+      <w:r>
+        <w:t xml:space="preserve"> </w:t>
+      </w:r>
+      <w:r>
+        <w:t xml:space="preserve">in panels 1 and 3 — a categorical X has only three</w:t>
+      </w:r>
+      <w:r>
+        <w:t xml:space="preserve"> </w:t>
+      </w:r>
+      <w:r>
+        <w:t xml:space="preserve">fitted values. Normal, not a problem</w:t>
+      </w:r>
+    </w:p>
+    <w:p>
+      <w:pPr>
+        <w:pStyle w:val="Compact"/>
+        <w:numPr>
+          <w:ilvl w:val="0"/>
+          <w:numId w:val="1007"/>
+        </w:numPr>
+      </w:pPr>
+      <w:r>
+        <w:rPr>
+          <w:b/>
+          <w:bCs/>
+        </w:rPr>
+        <w:t xml:space="preserve">Panel 2 (Normal Q-Q)</w:t>
+      </w:r>
+      <w:r>
+        <w:t xml:space="preserve"> </w:t>
+      </w:r>
+      <w:r>
+        <w:t xml:space="preserve">is the normality check</w:t>
+      </w:r>
+    </w:p>
+    <w:p>
+      <w:pPr>
+        <w:pStyle w:val="Compact"/>
+        <w:numPr>
+          <w:ilvl w:val="0"/>
+          <w:numId w:val="1007"/>
+        </w:numPr>
+      </w:pPr>
+      <w:r>
+        <w:t xml:space="preserve">Panels 1 &amp; 3 show whether the</w:t>
+      </w:r>
+      <w:r>
+        <w:t xml:space="preserve"> </w:t>
+      </w:r>
+      <w:r>
+        <w:rPr>
+          <w:b/>
+          <w:bCs/>
+        </w:rPr>
+        <w:t xml:space="preserve">stripe heights</w:t>
+      </w:r>
+      <w:r>
+        <w:t xml:space="preserve"> </w:t>
+      </w:r>
+      <w:r>
+        <w:t xml:space="preserve">match — assumption 3 by eye</w:t>
+      </w:r>
+    </w:p>
+    <w:bookmarkEnd w:id="31"/>
+    <w:bookmarkStart w:id="34" w:name="normality-shapiro-wilk-as-the-backup"/>
+    <w:p>
+      <w:pPr>
+        <w:pStyle w:val="Heading1"/>
+      </w:pPr>
+      <w:r>
+        <w:t xml:space="preserve">Normality — Shapiro-Wilk as the Backup</w:t>
+      </w:r>
+    </w:p>
+    <w:p>
+      <w:pPr>
+        <w:pStyle w:val="SourceCode"/>
+      </w:pPr>
+      <w:r>
+        <w:rPr>
+          <w:rStyle w:val="CommentTok"/>
+        </w:rPr>
+        <w:t xml:space="preserve"># Shapiro-Wilk on the RESIDUALS -----------------------</w:t>
+      </w:r>
+      <w:r>
+        <w:br/>
+      </w:r>
+      <w:r>
+        <w:rPr>
+          <w:rStyle w:val="FunctionTok"/>
+        </w:rPr>
+        <w:t xml:space="preserve">shapiro.test</w:t>
+      </w:r>
+      <w:r>
+        <w:rPr>
+          <w:rStyle w:val="NormalTok"/>
+        </w:rPr>
+        <w:t xml:space="preserve">(</w:t>
+      </w:r>
+      <w:r>
+        <w:rPr>
+          <w:rStyle w:val="FunctionTok"/>
+        </w:rPr>
+        <w:t xml:space="preserve">residuals</w:t>
+      </w:r>
+      <w:r>
+        <w:rPr>
+          <w:rStyle w:val="NormalTok"/>
+        </w:rPr>
+        <w:t xml:space="preserve">(mass_model))</w:t>
+      </w:r>
+    </w:p>
+    <w:p>
+      <w:pPr>
+        <w:pStyle w:val="SourceCode"/>
+      </w:pPr>
+      <w:r>
+        <w:br/>
+      </w:r>
+      <w:r>
+        <w:rPr>
+          <w:rStyle w:val="VerbatimChar"/>
+        </w:rPr>
+        <w:t xml:space="preserve">    Shapiro-Wilk normality test</w:t>
+      </w:r>
+      <w:r>
+        <w:br/>
+      </w:r>
+      <w:r>
+        <w:br/>
+      </w:r>
+      <w:r>
+        <w:rPr>
+          <w:rStyle w:val="VerbatimChar"/>
+        </w:rPr>
+        <w:t xml:space="preserve">data:  residuals(mass_model)</w:t>
+      </w:r>
+      <w:r>
+        <w:br/>
+      </w:r>
+      <w:r>
+        <w:rPr>
+          <w:rStyle w:val="VerbatimChar"/>
+        </w:rPr>
+        <w:t xml:space="preserve">W = 0.99166, p-value = 0.05118</w:t>
+      </w:r>
+    </w:p>
+    <w:p>
+      <w:pPr>
+        <w:pStyle w:val="FirstParagraph"/>
+      </w:pPr>
+      <w:r>
+        <w:rPr>
+          <w:b/>
+          <w:bCs/>
+        </w:rPr>
+        <w:t xml:space="preserve">W = 0.992,</w:t>
+      </w:r>
+      <w:r>
+        <w:rPr>
+          <w:b/>
+          <w:bCs/>
+        </w:rPr>
+        <w:t xml:space="preserve"> </w:t>
+      </w:r>
+      <w:r>
+        <w:rPr>
+          <w:b/>
+          <w:bCs/>
+          <w:i/>
+          <w:iCs/>
+        </w:rPr>
+        <w:t xml:space="preserve">p</w:t>
+      </w:r>
+      <w:r>
+        <w:rPr>
+          <w:b/>
+          <w:bCs/>
+        </w:rPr>
+        <w:t xml:space="preserve"> </w:t>
+      </w:r>
+      <w:r>
+        <w:rPr>
+          <w:b/>
+          <w:bCs/>
+        </w:rPr>
+        <w:t xml:space="preserve">= 0.051</w:t>
+      </w:r>
+      <w:r>
+        <w:t xml:space="preserve"> </w:t>
+      </w:r>
+      <w:r>
+        <w:t xml:space="preserve">— just above 0.05.</w:t>
+      </w:r>
+    </w:p>
+    <w:p>
+      <w:pPr>
+        <w:pStyle w:val="Compact"/>
+        <w:numPr>
+          <w:ilvl w:val="0"/>
+          <w:numId w:val="1008"/>
+        </w:numPr>
+      </w:pPr>
+      <w:r>
+        <w:rPr>
+          <w:b/>
+          <w:bCs/>
+        </w:rPr>
+        <w:t xml:space="preserve">H₀:</w:t>
+      </w:r>
+      <w:r>
+        <w:t xml:space="preserve"> </w:t>
+      </w:r>
+      <w:r>
+        <w:t xml:space="preserve">the residuals are normal</w:t>
+      </w:r>
+    </w:p>
+    <w:p>
+      <w:pPr>
+        <w:pStyle w:val="Compact"/>
+        <w:numPr>
+          <w:ilvl w:val="0"/>
+          <w:numId w:val="1008"/>
+        </w:numPr>
+      </w:pPr>
+      <w:r>
+        <w:rPr>
+          <w:i/>
+          <w:iCs/>
+        </w:rPr>
+        <w:t xml:space="preserve">p</w:t>
+      </w:r>
+      <w:r>
+        <w:t xml:space="preserve"> </w:t>
+      </w:r>
+      <w:r>
+        <w:t xml:space="preserve">&gt; 0.05 → no evidence against normality</w:t>
+      </w:r>
+    </w:p>
+    <w:tbl>
+      <w:tblPr>
+        <w:tblStyle w:val="Table"/>
+        <w:tblLook w:firstRow="0" w:lastRow="0" w:firstColumn="0" w:lastColumn="0" w:noHBand="0" w:noVBand="0" w:val="0000"/>
+        <w:tblBorders>
+          <w:top w:val="single" w:sz="4" w:space="0" w:color="CC1914"/>
+          <w:left w:val="single" w:sz="24" w:space="0" w:color="CC1914"/>
+          <w:bottom w:val="single" w:sz="4" w:space="0" w:color="CC1914"/>
+          <w:right w:val="single" w:sz="4" w:space="0" w:color="CC1914"/>
+        </w:tblBorders>
+        <w:tblCellMar>
+          <w:left w:w="144" w:type="dxa"/>
+          <w:right w:w="144" w:type="dxa"/>
+        </w:tblCellMar>
+        <w:tblLook w:firstRow="0" w:lastRow="0" w:firstColumn="0" w:lastColumn="0" w:noHBand="0" w:noVBand="0" w:val="0000"/>
+      </w:tblPr>
+      <w:tr>
+        <w:trPr>
+          <w:cantSplit/>
+        </w:trPr>
+        <w:tc>
+          <w:tcPr>
+            <w:shd w:color="auto" w:fill="f7dddc" w:val="clear"/>
+            <w:tcMar>
+              <w:top w:w="92" w:type="dxa"/>
+              <w:bottom w:w="92" w:type="dxa"/>
+            </w:tcMar>
+          </w:tcPr>
+          <w:p>
+            <w:pPr>
+              <w:pStyle w:val="FirstParagraph"/>
+            </w:pPr>
+            <w:pPr>
+              <w:spacing w:before="0" w:after="0"/>
+              <w:textAlignment w:val="center"/>
+            </w:pPr>
+            <w:r>
+              <w:drawing>
+                <wp:inline>
+                  <wp:extent cx="152400" cy="152400"/>
+                  <wp:effectExtent b="0" l="0" r="0" t="0"/>
+                  <wp:docPr descr="" title="" id="32" name="Picture"/>
+                  <a:graphic>
+                    <a:graphicData uri="http://schemas.openxmlformats.org/drawingml/2006/picture">
+                      <pic:pic>
+                        <pic:nvPicPr>
+                          <pic:cNvPr descr="/Applications/Positron.app/Contents/Resources/app/quarto/share/formats/docx/important.png" id="33" name="Picture"/>
                           <pic:cNvPicPr>
                             <a:picLocks noChangeArrowheads="1" noChangeAspect="1"/>
                           </pic:cNvPicPr>
@@ -1232,7 +2383,7 @@
               <w:t xml:space="preserve"> </w:t>
             </w:r>
             <w:r>
-              <w:t xml:space="preserve">Note</w:t>
+              <w:t xml:space="preserve">Important</w:t>
             </w:r>
           </w:p>
         </w:tc>
@@ -1253,20 +2404,41 @@
               <w:pStyle w:val="BodyText"/>
             </w:pPr>
             <w:pPr>
-              <w:spacing w:before="16" w:after="16"/>
+              <w:spacing w:before="16"/>
             </w:pPr>
             <w:r>
               <w:rPr>
                 <w:b/>
                 <w:bCs/>
               </w:rPr>
-              <w:t xml:space="preserve">🔮 Predict first:</w:t>
-            </w:r>
-            <w:r>
-              <w:t xml:space="preserve"> </w:t>
-            </w:r>
-            <w:r>
-              <w:t xml:space="preserve">The boxplot from Lecture 13 looked very separated. Predict the</w:t>
+              <w:t xml:space="preserve">Large-sample caution</w:t>
+            </w:r>
+          </w:p>
+          <w:p>
+            <w:pPr>
+              <w:pStyle w:val="BodyText"/>
+            </w:pPr>
+            <w:pPr>
+              <w:spacing w:after="16"/>
+            </w:pPr>
+            <w:r>
+              <w:t xml:space="preserve">With ~340 birds Shapiro-Wilk flags</w:t>
+            </w:r>
+            <w:r>
+              <w:t xml:space="preserve"> </w:t>
+            </w:r>
+            <w:r>
+              <w:rPr>
+                <w:i/>
+                <w:iCs/>
+              </w:rPr>
+              <w:t xml:space="preserve">tiny</w:t>
+            </w:r>
+            <w:r>
+              <w:t xml:space="preserve"> </w:t>
+            </w:r>
+            <w:r>
+              <w:t xml:space="preserve">departures. A</w:t>
             </w:r>
             <w:r>
               <w:t xml:space="preserve"> </w:t>
@@ -1279,13 +2451,75 @@
               <w:t xml:space="preserve">p</w:t>
             </w:r>
             <w:r>
-              <w:t xml:space="preserve">-value — closer to 0.5, 0.05, or far below 0.001?</w:t>
+              <w:t xml:space="preserve"> </w:t>
+            </w:r>
+            <w:r>
+              <w:t xml:space="preserve">of 0.051 is not</w:t>
+            </w:r>
+            <w:r>
+              <w:t xml:space="preserve"> </w:t>
+            </w:r>
+            <w:r>
+              <w:t xml:space="preserve">“barely passed”</w:t>
+            </w:r>
+            <w:r>
+              <w:t xml:space="preserve"> </w:t>
+            </w:r>
+            <w:r>
+              <w:t xml:space="preserve">— it is</w:t>
+            </w:r>
+            <w:r>
+              <w:t xml:space="preserve"> </w:t>
+            </w:r>
+            <w:r>
+              <w:t xml:space="preserve">“the test is so sensitive at this n that it is nearly</w:t>
+            </w:r>
+            <w:r>
+              <w:t xml:space="preserve"> </w:t>
+            </w:r>
+            <w:r>
+              <w:t xml:space="preserve">flagging a QQ plot that looks fine.”</w:t>
+            </w:r>
+            <w:r>
+              <w:t xml:space="preserve"> </w:t>
+            </w:r>
+            <w:r>
+              <w:t xml:space="preserve">Trust the</w:t>
+            </w:r>
+            <w:r>
+              <w:t xml:space="preserve"> </w:t>
+            </w:r>
+            <w:r>
+              <w:rPr>
+                <w:b/>
+                <w:bCs/>
+              </w:rPr>
+              <w:t xml:space="preserve">plot</w:t>
+            </w:r>
+            <w:r>
+              <w:t xml:space="preserve">, use the test as a</w:t>
+            </w:r>
+            <w:r>
+              <w:t xml:space="preserve"> </w:t>
+            </w:r>
+            <w:r>
+              <w:t xml:space="preserve">second opinion.</w:t>
             </w:r>
           </w:p>
           <w:p/>
         </w:tc>
       </w:tr>
     </w:tbl>
+    <w:bookmarkEnd w:id="34"/>
+    <w:bookmarkStart w:id="37" w:name="assumption-3-equal-variance-by-eye-first"/>
+    <w:p>
+      <w:pPr>
+        <w:pStyle w:val="Heading1"/>
+      </w:pPr>
+      <w:r>
+        <w:t xml:space="preserve">Assumption 3 — Equal Variance by Eye First</w:t>
+      </w:r>
+    </w:p>
     <w:p>
       <w:pPr>
         <w:pStyle w:val="SourceCode"/>
@@ -1294,91 +2528,160 @@
         <w:rPr>
           <w:rStyle w:val="CommentTok"/>
         </w:rPr>
-        <w:t xml:space="preserve"># Load packages at the top — always -------------------</w:t>
+        <w:t xml:space="preserve"># The spread of each group ----------------------------</w:t>
       </w:r>
       <w:r>
         <w:br/>
       </w:r>
       <w:r>
         <w:rPr>
+          <w:rStyle w:val="NormalTok"/>
+        </w:rPr>
+        <w:t xml:space="preserve">penguins_df </w:t>
+      </w:r>
+      <w:r>
+        <w:rPr>
+          <w:rStyle w:val="SpecialCharTok"/>
+        </w:rPr>
+        <w:t xml:space="preserve">%&gt;%</w:t>
+      </w:r>
+      <w:r>
+        <w:br/>
+      </w:r>
+      <w:r>
+        <w:rPr>
+          <w:rStyle w:val="NormalTok"/>
+        </w:rPr>
+        <w:t xml:space="preserve">  </w:t>
+      </w:r>
+      <w:r>
+        <w:rPr>
           <w:rStyle w:val="FunctionTok"/>
         </w:rPr>
-        <w:t xml:space="preserve">library</w:t>
+        <w:t xml:space="preserve">group_by</w:t>
       </w:r>
       <w:r>
         <w:rPr>
           <w:rStyle w:val="NormalTok"/>
         </w:rPr>
-        <w:t xml:space="preserve">(tidyverse)      </w:t>
-      </w:r>
-      <w:r>
-        <w:rPr>
-          <w:rStyle w:val="CommentTok"/>
-        </w:rPr>
-        <w:t xml:space="preserve"># wrangling + ggplot2</w:t>
+        <w:t xml:space="preserve">(species) </w:t>
+      </w:r>
+      <w:r>
+        <w:rPr>
+          <w:rStyle w:val="SpecialCharTok"/>
+        </w:rPr>
+        <w:t xml:space="preserve">%&gt;%</w:t>
       </w:r>
       <w:r>
         <w:br/>
       </w:r>
       <w:r>
         <w:rPr>
+          <w:rStyle w:val="NormalTok"/>
+        </w:rPr>
+        <w:t xml:space="preserve">  </w:t>
+      </w:r>
+      <w:r>
+        <w:rPr>
           <w:rStyle w:val="FunctionTok"/>
         </w:rPr>
-        <w:t xml:space="preserve">library</w:t>
+        <w:t xml:space="preserve">summarize</w:t>
       </w:r>
       <w:r>
         <w:rPr>
           <w:rStyle w:val="NormalTok"/>
         </w:rPr>
-        <w:t xml:space="preserve">(palmerpenguins) </w:t>
-      </w:r>
-      <w:r>
-        <w:rPr>
-          <w:rStyle w:val="CommentTok"/>
-        </w:rPr>
-        <w:t xml:space="preserve"># the penguins data</w:t>
+        <w:t xml:space="preserve">(</w:t>
+      </w:r>
+      <w:r>
+        <w:rPr>
+          <w:rStyle w:val="AttributeTok"/>
+        </w:rPr>
+        <w:t xml:space="preserve">n    =</w:t>
+      </w:r>
+      <w:r>
+        <w:rPr>
+          <w:rStyle w:val="NormalTok"/>
+        </w:rPr>
+        <w:t xml:space="preserve"> </w:t>
+      </w:r>
+      <w:r>
+        <w:rPr>
+          <w:rStyle w:val="FunctionTok"/>
+        </w:rPr>
+        <w:t xml:space="preserve">n</w:t>
+      </w:r>
+      <w:r>
+        <w:rPr>
+          <w:rStyle w:val="NormalTok"/>
+        </w:rPr>
+        <w:t xml:space="preserve">(),</w:t>
       </w:r>
       <w:r>
         <w:br/>
       </w:r>
       <w:r>
         <w:rPr>
+          <w:rStyle w:val="NormalTok"/>
+        </w:rPr>
+        <w:t xml:space="preserve">            </w:t>
+      </w:r>
+      <w:r>
+        <w:rPr>
+          <w:rStyle w:val="AttributeTok"/>
+        </w:rPr>
+        <w:t xml:space="preserve">mean =</w:t>
+      </w:r>
+      <w:r>
+        <w:rPr>
+          <w:rStyle w:val="NormalTok"/>
+        </w:rPr>
+        <w:t xml:space="preserve"> </w:t>
+      </w:r>
+      <w:r>
+        <w:rPr>
           <w:rStyle w:val="FunctionTok"/>
         </w:rPr>
-        <w:t xml:space="preserve">library</w:t>
+        <w:t xml:space="preserve">mean</w:t>
       </w:r>
       <w:r>
         <w:rPr>
           <w:rStyle w:val="NormalTok"/>
         </w:rPr>
-        <w:t xml:space="preserve">(car)            </w:t>
-      </w:r>
-      <w:r>
-        <w:rPr>
-          <w:rStyle w:val="CommentTok"/>
-        </w:rPr>
-        <w:t xml:space="preserve"># Anova()</w:t>
+        <w:t xml:space="preserve">(body_mass_g),</w:t>
       </w:r>
       <w:r>
         <w:br/>
       </w:r>
       <w:r>
         <w:rPr>
+          <w:rStyle w:val="NormalTok"/>
+        </w:rPr>
+        <w:t xml:space="preserve">            </w:t>
+      </w:r>
+      <w:r>
+        <w:rPr>
+          <w:rStyle w:val="AttributeTok"/>
+        </w:rPr>
+        <w:t xml:space="preserve">sd   =</w:t>
+      </w:r>
+      <w:r>
+        <w:rPr>
+          <w:rStyle w:val="NormalTok"/>
+        </w:rPr>
+        <w:t xml:space="preserve"> </w:t>
+      </w:r>
+      <w:r>
+        <w:rPr>
           <w:rStyle w:val="FunctionTok"/>
         </w:rPr>
-        <w:t xml:space="preserve">library</w:t>
+        <w:t xml:space="preserve">sd</w:t>
       </w:r>
       <w:r>
         <w:rPr>
           <w:rStyle w:val="NormalTok"/>
         </w:rPr>
-        <w:t xml:space="preserve">(emmeans)        </w:t>
-      </w:r>
-      <w:r>
-        <w:rPr>
-          <w:rStyle w:val="CommentTok"/>
-        </w:rPr>
-        <w:t xml:space="preserve"># post-hoc pairwise tests</w:t>
+        <w:t xml:space="preserve">(body_mass_g))</w:t>
       </w:r>
     </w:p>
     <w:p>
@@ -1387,949 +2690,54 @@
       </w:pPr>
       <w:r>
         <w:rPr>
-          <w:rStyle w:val="CommentTok"/>
-        </w:rPr>
-        <w:t xml:space="preserve"># Same model fit at the end of Lecture 13 --------------</w:t>
+          <w:rStyle w:val="VerbatimChar"/>
+        </w:rPr>
+        <w:t xml:space="preserve"># A tibble: 3 × 4</w:t>
       </w:r>
       <w:r>
         <w:br/>
       </w:r>
       <w:r>
         <w:rPr>
-          <w:rStyle w:val="NormalTok"/>
-        </w:rPr>
-        <w:t xml:space="preserve">penguins_df </w:t>
-      </w:r>
-      <w:r>
-        <w:rPr>
-          <w:rStyle w:val="OtherTok"/>
-        </w:rPr>
-        <w:t xml:space="preserve">&lt;-</w:t>
-      </w:r>
-      <w:r>
-        <w:rPr>
-          <w:rStyle w:val="NormalTok"/>
-        </w:rPr>
-        <w:t xml:space="preserve"> penguins </w:t>
-      </w:r>
-      <w:r>
-        <w:rPr>
-          <w:rStyle w:val="SpecialCharTok"/>
-        </w:rPr>
-        <w:t xml:space="preserve">%&gt;%</w:t>
+          <w:rStyle w:val="VerbatimChar"/>
+        </w:rPr>
+        <w:t xml:space="preserve">  species       n  mean    sd</w:t>
       </w:r>
       <w:r>
         <w:br/>
       </w:r>
       <w:r>
         <w:rPr>
-          <w:rStyle w:val="NormalTok"/>
-        </w:rPr>
-        <w:t xml:space="preserve">  </w:t>
-      </w:r>
-      <w:r>
-        <w:rPr>
-          <w:rStyle w:val="FunctionTok"/>
-        </w:rPr>
-        <w:t xml:space="preserve">drop_na</w:t>
-      </w:r>
-      <w:r>
-        <w:rPr>
-          <w:rStyle w:val="NormalTok"/>
-        </w:rPr>
-        <w:t xml:space="preserve">(body_mass_g, species)</w:t>
+          <w:rStyle w:val="VerbatimChar"/>
+        </w:rPr>
+        <w:t xml:space="preserve">  &lt;fct&gt;     &lt;int&gt; &lt;dbl&gt; &lt;dbl&gt;</w:t>
       </w:r>
       <w:r>
         <w:br/>
       </w:r>
       <w:r>
+        <w:rPr>
+          <w:rStyle w:val="VerbatimChar"/>
+        </w:rPr>
+        <w:t xml:space="preserve">1 Adelie      151 3701.  459.</w:t>
+      </w:r>
+      <w:r>
         <w:br/>
       </w:r>
       <w:r>
         <w:rPr>
-          <w:rStyle w:val="NormalTok"/>
-        </w:rPr>
-        <w:t xml:space="preserve">mass_model </w:t>
-      </w:r>
-      <w:r>
-        <w:rPr>
-          <w:rStyle w:val="OtherTok"/>
-        </w:rPr>
-        <w:t xml:space="preserve">&lt;-</w:t>
-      </w:r>
-      <w:r>
-        <w:rPr>
-          <w:rStyle w:val="NormalTok"/>
-        </w:rPr>
-        <w:t xml:space="preserve"> </w:t>
-      </w:r>
-      <w:r>
-        <w:rPr>
-          <w:rStyle w:val="FunctionTok"/>
-        </w:rPr>
-        <w:t xml:space="preserve">lm</w:t>
-      </w:r>
-      <w:r>
-        <w:rPr>
-          <w:rStyle w:val="NormalTok"/>
-        </w:rPr>
-        <w:t xml:space="preserve">(body_mass_g </w:t>
-      </w:r>
-      <w:r>
-        <w:rPr>
-          <w:rStyle w:val="SpecialCharTok"/>
-        </w:rPr>
-        <w:t xml:space="preserve">~</w:t>
-      </w:r>
-      <w:r>
-        <w:rPr>
-          <w:rStyle w:val="NormalTok"/>
-        </w:rPr>
-        <w:t xml:space="preserve"> species, </w:t>
-      </w:r>
-      <w:r>
-        <w:rPr>
-          <w:rStyle w:val="AttributeTok"/>
-        </w:rPr>
-        <w:t xml:space="preserve">data =</w:t>
-      </w:r>
-      <w:r>
-        <w:rPr>
-          <w:rStyle w:val="NormalTok"/>
-        </w:rPr>
-        <w:t xml:space="preserve"> penguins_df)</w:t>
-      </w:r>
-    </w:p>
-    <w:p>
-      <w:pPr>
-        <w:pStyle w:val="SourceCode"/>
-      </w:pPr>
-      <w:r>
-        <w:rPr>
-          <w:rStyle w:val="CommentTok"/>
-        </w:rPr>
-        <w:t xml:space="preserve"># Classic ANOVA table (Type I sums of squares) --------</w:t>
+          <w:rStyle w:val="VerbatimChar"/>
+        </w:rPr>
+        <w:t xml:space="preserve">2 Chinstrap    68 3733.  384.</w:t>
       </w:r>
       <w:r>
         <w:br/>
       </w:r>
       <w:r>
         <w:rPr>
-          <w:rStyle w:val="NormalTok"/>
-        </w:rPr>
-        <w:t xml:space="preserve">mass_aov </w:t>
-      </w:r>
-      <w:r>
-        <w:rPr>
-          <w:rStyle w:val="OtherTok"/>
-        </w:rPr>
-        <w:t xml:space="preserve">&lt;-</w:t>
-      </w:r>
-      <w:r>
-        <w:rPr>
-          <w:rStyle w:val="NormalTok"/>
-        </w:rPr>
-        <w:t xml:space="preserve"> </w:t>
-      </w:r>
-      <w:r>
-        <w:rPr>
-          <w:rStyle w:val="FunctionTok"/>
-        </w:rPr>
-        <w:t xml:space="preserve">aov</w:t>
-      </w:r>
-      <w:r>
-        <w:rPr>
-          <w:rStyle w:val="NormalTok"/>
-        </w:rPr>
-        <w:t xml:space="preserve">(body_mass_g </w:t>
-      </w:r>
-      <w:r>
-        <w:rPr>
-          <w:rStyle w:val="SpecialCharTok"/>
-        </w:rPr>
-        <w:t xml:space="preserve">~</w:t>
-      </w:r>
-      <w:r>
-        <w:rPr>
-          <w:rStyle w:val="NormalTok"/>
-        </w:rPr>
-        <w:t xml:space="preserve"> species, </w:t>
-      </w:r>
-      <w:r>
-        <w:rPr>
-          <w:rStyle w:val="AttributeTok"/>
-        </w:rPr>
-        <w:t xml:space="preserve">data =</w:t>
-      </w:r>
-      <w:r>
-        <w:rPr>
-          <w:rStyle w:val="NormalTok"/>
-        </w:rPr>
-        <w:t xml:space="preserve"> penguins_df)</w:t>
-      </w:r>
-      <w:r>
-        <w:br/>
-      </w:r>
-      <w:r>
-        <w:rPr>
-          <w:rStyle w:val="FunctionTok"/>
-        </w:rPr>
-        <w:t xml:space="preserve">summary</w:t>
-      </w:r>
-      <w:r>
-        <w:rPr>
-          <w:rStyle w:val="NormalTok"/>
-        </w:rPr>
-        <w:t xml:space="preserve">(mass_aov)</w:t>
-      </w:r>
-    </w:p>
-    <w:p>
-      <w:pPr>
-        <w:pStyle w:val="SourceCode"/>
-      </w:pPr>
-      <w:r>
-        <w:rPr>
           <w:rStyle w:val="VerbatimChar"/>
         </w:rPr>
-        <w:t xml:space="preserve">             Df    Sum Sq  Mean Sq F value Pr(&gt;F)    </w:t>
-      </w:r>
-      <w:r>
-        <w:br/>
-      </w:r>
-      <w:r>
-        <w:rPr>
-          <w:rStyle w:val="VerbatimChar"/>
-        </w:rPr>
-        <w:t xml:space="preserve">species       2 146864214 73432107   343.6 &lt;2e-16 ***</w:t>
-      </w:r>
-      <w:r>
-        <w:br/>
-      </w:r>
-      <w:r>
-        <w:rPr>
-          <w:rStyle w:val="VerbatimChar"/>
-        </w:rPr>
-        <w:t xml:space="preserve">Residuals   339  72443483   213698                   </w:t>
-      </w:r>
-      <w:r>
-        <w:br/>
-      </w:r>
-      <w:r>
-        <w:rPr>
-          <w:rStyle w:val="VerbatimChar"/>
-        </w:rPr>
-        <w:t xml:space="preserve">---</w:t>
-      </w:r>
-      <w:r>
-        <w:br/>
-      </w:r>
-      <w:r>
-        <w:rPr>
-          <w:rStyle w:val="VerbatimChar"/>
-        </w:rPr>
-        <w:t xml:space="preserve">Signif. codes:  0 '***' 0.001 '**' 0.01 '*' 0.05 '.' 0.1 ' ' 1</w:t>
-      </w:r>
-    </w:p>
-    <w:p>
-      <w:pPr>
-        <w:pStyle w:val="FirstParagraph"/>
-      </w:pPr>
-      <w:r>
-        <w:rPr>
-          <w:b/>
-          <w:bCs/>
-        </w:rPr>
-        <w:t xml:space="preserve">Reading the table:</w:t>
-      </w:r>
-    </w:p>
-    <w:tbl>
-      <w:tblPr>
-        <w:tblStyle w:val="Table"/>
-        <w:tblW w:type="auto" w:w="0"/>
-        <w:tblLook w:firstRow="1" w:lastRow="0" w:firstColumn="0" w:lastColumn="0" w:noHBand="0" w:noVBand="0" w:val="0020"/>
-      </w:tblPr>
-      <w:tblGrid>
-        <w:gridCol w:w="3960"/>
-        <w:gridCol w:w="3960"/>
-      </w:tblGrid>
-      <w:tr>
-        <w:trPr>
-          <w:tblHeader w:val="on"/>
-        </w:trPr>
-        <w:tc>
-          <w:tcPr/>
-          <w:p>
-            <w:pPr>
-              <w:pStyle w:val="Compact"/>
-            </w:pPr>
-            <w:r>
-              <w:t xml:space="preserve">Column</w:t>
-            </w:r>
-          </w:p>
-        </w:tc>
-        <w:tc>
-          <w:tcPr/>
-          <w:p>
-            <w:pPr>
-              <w:pStyle w:val="Compact"/>
-            </w:pPr>
-            <w:r>
-              <w:t xml:space="preserve">Meaning</w:t>
-            </w:r>
-          </w:p>
-        </w:tc>
-      </w:tr>
-      <w:tr>
-        <w:tc>
-          <w:tcPr/>
-          <w:p>
-            <w:pPr>
-              <w:pStyle w:val="Compact"/>
-            </w:pPr>
-            <w:r>
-              <w:rPr>
-                <w:rStyle w:val="VerbatimChar"/>
-              </w:rPr>
-              <w:t xml:space="preserve">Df</w:t>
-            </w:r>
-          </w:p>
-        </w:tc>
-        <w:tc>
-          <w:tcPr/>
-          <w:p>
-            <w:pPr>
-              <w:pStyle w:val="Compact"/>
-            </w:pPr>
-            <w:r>
-              <w:t xml:space="preserve">groups − 1, and residual df</w:t>
-            </w:r>
-          </w:p>
-        </w:tc>
-      </w:tr>
-      <w:tr>
-        <w:tc>
-          <w:tcPr/>
-          <w:p>
-            <w:pPr>
-              <w:pStyle w:val="Compact"/>
-            </w:pPr>
-            <w:r>
-              <w:rPr>
-                <w:rStyle w:val="VerbatimChar"/>
-              </w:rPr>
-              <w:t xml:space="preserve">F value</w:t>
-            </w:r>
-          </w:p>
-        </w:tc>
-        <w:tc>
-          <w:tcPr/>
-          <w:p>
-            <w:pPr>
-              <w:pStyle w:val="Compact"/>
-            </w:pPr>
-            <w:r>
-              <w:t xml:space="preserve">between ÷ within variance</w:t>
-            </w:r>
-          </w:p>
-        </w:tc>
-      </w:tr>
-      <w:tr>
-        <w:tc>
-          <w:tcPr/>
-          <w:p>
-            <w:pPr>
-              <w:pStyle w:val="Compact"/>
-            </w:pPr>
-            <w:r>
-              <w:rPr>
-                <w:rStyle w:val="VerbatimChar"/>
-              </w:rPr>
-              <w:t xml:space="preserve">Pr(&gt;F)</w:t>
-            </w:r>
-          </w:p>
-        </w:tc>
-        <w:tc>
-          <w:tcPr/>
-          <w:p>
-            <w:pPr>
-              <w:pStyle w:val="Compact"/>
-            </w:pPr>
-            <w:r>
-              <w:t xml:space="preserve">the</w:t>
-            </w:r>
-            <w:r>
-              <w:t xml:space="preserve"> </w:t>
-            </w:r>
-            <w:r>
-              <w:rPr>
-                <w:i/>
-                <w:iCs/>
-              </w:rPr>
-              <w:t xml:space="preserve">p</w:t>
-            </w:r>
-            <w:r>
-              <w:t xml:space="preserve">-value for H₀</w:t>
-            </w:r>
-          </w:p>
-        </w:tc>
-      </w:tr>
-    </w:tbl>
-    <w:p>
-      <w:pPr>
-        <w:pStyle w:val="BodyText"/>
-      </w:pPr>
-      <w:r>
-        <w:rPr>
-          <w:i/>
-          <w:iCs/>
-        </w:rPr>
-        <w:t xml:space="preserve">p</w:t>
-      </w:r>
-      <w:r>
-        <w:t xml:space="preserve"> </w:t>
-      </w:r>
-      <w:r>
-        <w:t xml:space="preserve">&lt; 0.05 →</w:t>
-      </w:r>
-      <w:r>
-        <w:t xml:space="preserve"> </w:t>
-      </w:r>
-      <w:r>
-        <w:rPr>
-          <w:b/>
-          <w:bCs/>
-        </w:rPr>
-        <w:t xml:space="preserve">reject H₀</w:t>
-      </w:r>
-      <w:r>
-        <w:t xml:space="preserve"> </w:t>
-      </w:r>
-      <w:r>
-        <w:t xml:space="preserve">→ at least one species differs. But</w:t>
-      </w:r>
-      <w:r>
-        <w:t xml:space="preserve"> </w:t>
-      </w:r>
-      <w:r>
-        <w:rPr>
-          <w:b/>
-          <w:bCs/>
-        </w:rPr>
-        <w:t xml:space="preserve">which</w:t>
-      </w:r>
-      <w:r>
-        <w:t xml:space="preserve">? Chunk 2.</w:t>
-      </w:r>
-    </w:p>
-    <w:bookmarkEnd w:id="24"/>
-    <w:bookmarkStart w:id="27" w:name="live-demo-watch-it-break-on-purpose"/>
-    <w:p>
-      <w:pPr>
-        <w:pStyle w:val="Heading1"/>
-      </w:pPr>
-      <w:r>
-        <w:t xml:space="preserve">Live Demo — Watch It Break (on purpose)</w:t>
-      </w:r>
-    </w:p>
-    <w:p>
-      <w:pPr>
-        <w:pStyle w:val="FirstParagraph"/>
-      </w:pPr>
-      <w:r>
-        <w:t xml:space="preserve">For</w:t>
-      </w:r>
-      <w:r>
-        <w:t xml:space="preserve"> </w:t>
-      </w:r>
-      <w:r>
-        <w:rPr>
-          <w:b/>
-          <w:bCs/>
-        </w:rPr>
-        <w:t xml:space="preserve">unbalanced</w:t>
-      </w:r>
-      <w:r>
-        <w:t xml:space="preserve"> </w:t>
-      </w:r>
-      <w:r>
-        <w:t xml:space="preserve">data we prefer</w:t>
-      </w:r>
-      <w:r>
-        <w:t xml:space="preserve"> </w:t>
-      </w:r>
-      <w:r>
-        <w:rPr>
-          <w:rStyle w:val="VerbatimChar"/>
-        </w:rPr>
-        <w:t xml:space="preserve">car::Anova()</w:t>
-      </w:r>
-      <w:r>
-        <w:t xml:space="preserve">. I’ll reach for it but type lowercase, and forget the package:</w:t>
-      </w:r>
-    </w:p>
-    <w:p>
-      <w:pPr>
-        <w:pStyle w:val="SourceCode"/>
-      </w:pPr>
-      <w:r>
-        <w:rPr>
-          <w:rStyle w:val="FunctionTok"/>
-        </w:rPr>
-        <w:t xml:space="preserve">anova</w:t>
-      </w:r>
-      <w:r>
-        <w:rPr>
-          <w:rStyle w:val="NormalTok"/>
-        </w:rPr>
-        <w:t xml:space="preserve">(mass_model)        </w:t>
-      </w:r>
-      <w:r>
-        <w:rPr>
-          <w:rStyle w:val="CommentTok"/>
-        </w:rPr>
-        <w:t xml:space="preserve"># base R — Type I, one model at a time</w:t>
-      </w:r>
-      <w:r>
-        <w:br/>
-      </w:r>
-      <w:r>
-        <w:rPr>
-          <w:rStyle w:val="FunctionTok"/>
-        </w:rPr>
-        <w:t xml:space="preserve">Anova</w:t>
-      </w:r>
-      <w:r>
-        <w:rPr>
-          <w:rStyle w:val="NormalTok"/>
-        </w:rPr>
-        <w:t xml:space="preserve">(mass_model)        </w:t>
-      </w:r>
-      <w:r>
-        <w:rPr>
-          <w:rStyle w:val="CommentTok"/>
-        </w:rPr>
-        <w:t xml:space="preserve"># capital A — but car isn't loaded!</w:t>
-      </w:r>
-    </w:p>
-    <w:p>
-      <w:pPr>
-        <w:pStyle w:val="FirstParagraph"/>
-      </w:pPr>
-      <w:r>
-        <w:t xml:space="preserve">R stops:</w:t>
-      </w:r>
-    </w:p>
-    <w:p>
-      <w:pPr>
-        <w:pStyle w:val="SourceCode"/>
-      </w:pPr>
-      <w:r>
-        <w:rPr>
-          <w:rStyle w:val="VerbatimChar"/>
-        </w:rPr>
-        <w:t xml:space="preserve">Error in Anova(mass_model) :</w:t>
-      </w:r>
-      <w:r>
-        <w:br/>
-      </w:r>
-      <w:r>
-        <w:rPr>
-          <w:rStyle w:val="VerbatimChar"/>
-        </w:rPr>
-        <w:t xml:space="preserve">  could not find function "Anova"</w:t>
-      </w:r>
-    </w:p>
-    <w:p>
-      <w:pPr>
-        <w:pStyle w:val="FirstParagraph"/>
-      </w:pPr>
-      <w:r>
-        <w:t xml:space="preserve">The fix — load</w:t>
-      </w:r>
-      <w:r>
-        <w:t xml:space="preserve"> </w:t>
-      </w:r>
-      <w:r>
-        <w:rPr>
-          <w:rStyle w:val="VerbatimChar"/>
-        </w:rPr>
-        <w:t xml:space="preserve">car</w:t>
-      </w:r>
-      <w:r>
-        <w:t xml:space="preserve">, and mind the capital</w:t>
-      </w:r>
-      <w:r>
-        <w:t xml:space="preserve"> </w:t>
-      </w:r>
-      <w:r>
-        <w:rPr>
-          <w:b/>
-          <w:bCs/>
-        </w:rPr>
-        <w:t xml:space="preserve">A</w:t>
-      </w:r>
-      <w:r>
-        <w:t xml:space="preserve">:</w:t>
-      </w:r>
-    </w:p>
-    <w:p>
-      <w:pPr>
-        <w:pStyle w:val="SourceCode"/>
-      </w:pPr>
-      <w:r>
-        <w:rPr>
-          <w:rStyle w:val="FunctionTok"/>
-        </w:rPr>
-        <w:t xml:space="preserve">library</w:t>
-      </w:r>
-      <w:r>
-        <w:rPr>
-          <w:rStyle w:val="NormalTok"/>
-        </w:rPr>
-        <w:t xml:space="preserve">(car)</w:t>
-      </w:r>
-      <w:r>
-        <w:br/>
-      </w:r>
-      <w:r>
-        <w:rPr>
-          <w:rStyle w:val="FunctionTok"/>
-        </w:rPr>
-        <w:t xml:space="preserve">Anova</w:t>
-      </w:r>
-      <w:r>
-        <w:rPr>
-          <w:rStyle w:val="NormalTok"/>
-        </w:rPr>
-        <w:t xml:space="preserve">(mass_model, </w:t>
-      </w:r>
-      <w:r>
-        <w:rPr>
-          <w:rStyle w:val="AttributeTok"/>
-        </w:rPr>
-        <w:t xml:space="preserve">type =</w:t>
-      </w:r>
-      <w:r>
-        <w:rPr>
-          <w:rStyle w:val="NormalTok"/>
-        </w:rPr>
-        <w:t xml:space="preserve"> </w:t>
-      </w:r>
-      <w:r>
-        <w:rPr>
-          <w:rStyle w:val="StringTok"/>
-        </w:rPr>
-        <w:t xml:space="preserve">"II"</w:t>
-      </w:r>
-      <w:r>
-        <w:rPr>
-          <w:rStyle w:val="NormalTok"/>
-        </w:rPr>
-        <w:t xml:space="preserve">)</w:t>
-      </w:r>
-    </w:p>
-    <w:tbl>
-      <w:tblPr>
-        <w:tblStyle w:val="Table"/>
-        <w:tblLook w:firstRow="0" w:lastRow="0" w:firstColumn="0" w:lastColumn="0" w:noHBand="0" w:noVBand="0" w:val="0000"/>
-        <w:tblBorders>
-          <w:top w:val="single" w:sz="4" w:space="0" w:color="00A047"/>
-          <w:left w:val="single" w:sz="24" w:space="0" w:color="00A047"/>
-          <w:bottom w:val="single" w:sz="4" w:space="0" w:color="00A047"/>
-          <w:right w:val="single" w:sz="4" w:space="0" w:color="00A047"/>
-        </w:tblBorders>
-        <w:tblCellMar>
-          <w:left w:w="144" w:type="dxa"/>
-          <w:right w:w="144" w:type="dxa"/>
-        </w:tblCellMar>
-        <w:tblLook w:firstRow="0" w:lastRow="0" w:firstColumn="0" w:lastColumn="0" w:noHBand="0" w:noVBand="0" w:val="0000"/>
-      </w:tblPr>
-      <w:tr>
-        <w:trPr>
-          <w:cantSplit/>
-        </w:trPr>
-        <w:tc>
-          <w:tcPr>
-            <w:shd w:color="auto" w:fill="ccf1e3" w:val="clear"/>
-            <w:tcMar>
-              <w:top w:w="92" w:type="dxa"/>
-              <w:bottom w:w="92" w:type="dxa"/>
-            </w:tcMar>
-          </w:tcPr>
-          <w:p>
-            <w:pPr>
-              <w:pStyle w:val="FirstParagraph"/>
-            </w:pPr>
-            <w:pPr>
-              <w:spacing w:before="0" w:after="0"/>
-              <w:textAlignment w:val="center"/>
-            </w:pPr>
-            <w:r>
-              <w:drawing>
-                <wp:inline>
-                  <wp:extent cx="152400" cy="152400"/>
-                  <wp:effectExtent b="0" l="0" r="0" t="0"/>
-                  <wp:docPr descr="" title="" id="25" name="Picture"/>
-                  <a:graphic>
-                    <a:graphicData uri="http://schemas.openxmlformats.org/drawingml/2006/picture">
-                      <pic:pic>
-                        <pic:nvPicPr>
-                          <pic:cNvPr descr="/Applications/Positron.app/Contents/Resources/app/quarto/share/formats/docx/tip.png" id="26" name="Picture"/>
-                          <pic:cNvPicPr>
-                            <a:picLocks noChangeArrowheads="1" noChangeAspect="1"/>
-                          </pic:cNvPicPr>
-                        </pic:nvPicPr>
-                        <pic:blipFill>
-                          <a:blip r:embed="rId18"/>
-                          <a:stretch>
-                            <a:fillRect/>
-                          </a:stretch>
-                        </pic:blipFill>
-                        <pic:spPr bwMode="auto">
-                          <a:xfrm>
-                            <a:off x="0" y="0"/>
-                            <a:ext cx="152400" cy="152400"/>
-                          </a:xfrm>
-                          <a:prstGeom prst="rect">
-                            <a:avLst/>
-                          </a:prstGeom>
-                          <a:noFill/>
-                          <a:ln w="9525">
-                            <a:noFill/>
-                            <a:headEnd/>
-                            <a:tailEnd/>
-                          </a:ln>
-                        </pic:spPr>
-                      </pic:pic>
-                    </a:graphicData>
-                  </a:graphic>
-                </wp:inline>
-              </w:drawing>
-            </w:r>
-            <w:r>
-              <w:t xml:space="preserve"> </w:t>
-            </w:r>
-            <w:r>
-              <w:t xml:space="preserve"> </w:t>
-            </w:r>
-            <w:r>
-              <w:t xml:space="preserve">Tip</w:t>
-            </w:r>
-          </w:p>
-        </w:tc>
-      </w:tr>
-      <w:tr>
-        <w:trPr>
-          <w:cantSplit/>
-        </w:trPr>
-        <w:tc>
-          <w:tcPr>
-            <w:tcMar>
-              <w:top w:w="108" w:type="dxa"/>
-              <w:bottom w:w="108" w:type="dxa"/>
-            </w:tcMar>
-          </w:tcPr>
-          <w:p>
-            <w:pPr>
-              <w:pStyle w:val="BodyText"/>
-            </w:pPr>
-            <w:pPr>
-              <w:spacing w:before="16"/>
-            </w:pPr>
-            <w:r>
-              <w:rPr>
-                <w:b/>
-                <w:bCs/>
-              </w:rPr>
-              <w:t xml:space="preserve">✅ Why show a broken run?</w:t>
-            </w:r>
-          </w:p>
-          <w:p>
-            <w:pPr>
-              <w:pStyle w:val="BodyText"/>
-            </w:pPr>
-            <w:pPr>
-              <w:spacing w:after="16"/>
-            </w:pPr>
-            <w:r>
-              <w:rPr>
-                <w:rStyle w:val="VerbatimChar"/>
-              </w:rPr>
-              <w:t xml:space="preserve">anova()</w:t>
-            </w:r>
-            <w:r>
-              <w:t xml:space="preserve"> </w:t>
-            </w:r>
-            <w:r>
-              <w:t xml:space="preserve">and</w:t>
-            </w:r>
-            <w:r>
-              <w:t xml:space="preserve"> </w:t>
-            </w:r>
-            <w:r>
-              <w:rPr>
-                <w:rStyle w:val="VerbatimChar"/>
-              </w:rPr>
-              <w:t xml:space="preserve">Anova()</w:t>
-            </w:r>
-            <w:r>
-              <w:t xml:space="preserve"> </w:t>
-            </w:r>
-            <w:r>
-              <w:t xml:space="preserve">are two entirely different functions that happen to differ by one capital letter — R will not guess which one you meant. Watching the exact error message land here means you’ll recognize it instantly instead of re-checking your spelling three times when it happens mid-assignment.</w:t>
-            </w:r>
-          </w:p>
-          <w:p/>
-        </w:tc>
-      </w:tr>
-    </w:tbl>
-    <w:bookmarkEnd w:id="27"/>
-    <w:bookmarkStart w:id="30" w:name="caranova-type-ii-for-unbalanced-data"/>
-    <w:p>
-      <w:pPr>
-        <w:pStyle w:val="Heading1"/>
-      </w:pPr>
-      <w:r>
-        <w:rPr>
-          <w:rStyle w:val="VerbatimChar"/>
-        </w:rPr>
-        <w:t xml:space="preserve">car::Anova()</w:t>
-      </w:r>
-      <w:r>
-        <w:t xml:space="preserve"> </w:t>
-      </w:r>
-      <w:r>
-        <w:t xml:space="preserve">— Type II for Unbalanced Data</w:t>
-      </w:r>
-    </w:p>
-    <w:p>
-      <w:pPr>
-        <w:pStyle w:val="SourceCode"/>
-      </w:pPr>
-      <w:r>
-        <w:rPr>
-          <w:rStyle w:val="CommentTok"/>
-        </w:rPr>
-        <w:t xml:space="preserve"># Type II sums of squares — the right call here -------</w:t>
-      </w:r>
-      <w:r>
-        <w:br/>
-      </w:r>
-      <w:r>
-        <w:rPr>
-          <w:rStyle w:val="FunctionTok"/>
-        </w:rPr>
-        <w:t xml:space="preserve">Anova</w:t>
-      </w:r>
-      <w:r>
-        <w:rPr>
-          <w:rStyle w:val="NormalTok"/>
-        </w:rPr>
-        <w:t xml:space="preserve">(mass_model, </w:t>
-      </w:r>
-      <w:r>
-        <w:rPr>
-          <w:rStyle w:val="AttributeTok"/>
-        </w:rPr>
-        <w:t xml:space="preserve">type =</w:t>
-      </w:r>
-      <w:r>
-        <w:rPr>
-          <w:rStyle w:val="NormalTok"/>
-        </w:rPr>
-        <w:t xml:space="preserve"> </w:t>
-      </w:r>
-      <w:r>
-        <w:rPr>
-          <w:rStyle w:val="StringTok"/>
-        </w:rPr>
-        <w:t xml:space="preserve">"II"</w:t>
-      </w:r>
-      <w:r>
-        <w:rPr>
-          <w:rStyle w:val="NormalTok"/>
-        </w:rPr>
-        <w:t xml:space="preserve">)</w:t>
-      </w:r>
-    </w:p>
-    <w:p>
-      <w:pPr>
-        <w:pStyle w:val="SourceCode"/>
-      </w:pPr>
-      <w:r>
-        <w:rPr>
-          <w:rStyle w:val="VerbatimChar"/>
-        </w:rPr>
-        <w:t xml:space="preserve">Anova Table (Type II tests)</w:t>
-      </w:r>
-      <w:r>
-        <w:br/>
-      </w:r>
-      <w:r>
-        <w:br/>
-      </w:r>
-      <w:r>
-        <w:rPr>
-          <w:rStyle w:val="VerbatimChar"/>
-        </w:rPr>
-        <w:t xml:space="preserve">Response: body_mass_g</w:t>
-      </w:r>
-      <w:r>
-        <w:br/>
-      </w:r>
-      <w:r>
-        <w:rPr>
-          <w:rStyle w:val="VerbatimChar"/>
-        </w:rPr>
-        <w:t xml:space="preserve">             Sum Sq  Df F value    Pr(&gt;F)    </w:t>
-      </w:r>
-      <w:r>
-        <w:br/>
-      </w:r>
-      <w:r>
-        <w:rPr>
-          <w:rStyle w:val="VerbatimChar"/>
-        </w:rPr>
-        <w:t xml:space="preserve">species   146864214   2  343.63 &lt; 2.2e-16 ***</w:t>
-      </w:r>
-      <w:r>
-        <w:br/>
-      </w:r>
-      <w:r>
-        <w:rPr>
-          <w:rStyle w:val="VerbatimChar"/>
-        </w:rPr>
-        <w:t xml:space="preserve">Residuals  72443483 339                      </w:t>
-      </w:r>
-      <w:r>
-        <w:br/>
-      </w:r>
-      <w:r>
-        <w:rPr>
-          <w:rStyle w:val="VerbatimChar"/>
-        </w:rPr>
-        <w:t xml:space="preserve">---</w:t>
-      </w:r>
-      <w:r>
-        <w:br/>
-      </w:r>
-      <w:r>
-        <w:rPr>
-          <w:rStyle w:val="VerbatimChar"/>
-        </w:rPr>
-        <w:t xml:space="preserve">Signif. codes:  0 '***' 0.001 '**' 0.01 '*' 0.05 '.' 0.1 ' ' 1</w:t>
-      </w:r>
-    </w:p>
-    <w:p>
-      <w:pPr>
-        <w:pStyle w:val="FirstParagraph"/>
-      </w:pPr>
-      <w:r>
-        <w:rPr>
-          <w:b/>
-          <w:bCs/>
-        </w:rPr>
-        <w:t xml:space="preserve">Why Type II?</w:t>
+        <w:t xml:space="preserve">3 Gentoo      123 5076.  504.</w:t>
       </w:r>
     </w:p>
     <w:p>
@@ -2337,11 +2745,11 @@
         <w:pStyle w:val="Compact"/>
         <w:numPr>
           <w:ilvl w:val="0"/>
-          <w:numId w:val="1007"/>
+          <w:numId w:val="1009"/>
         </w:numPr>
       </w:pPr>
       <w:r>
-        <w:t xml:space="preserve">Our groups have</w:t>
+        <w:t xml:space="preserve">Adelie</w:t>
       </w:r>
       <w:r>
         <w:t xml:space="preserve"> </w:t>
@@ -2351,13 +2759,33 @@
           <w:b/>
           <w:bCs/>
         </w:rPr>
-        <w:t xml:space="preserve">different n</w:t>
-      </w:r>
-      <w:r>
-        <w:t xml:space="preserve"> </w:t>
-      </w:r>
-      <w:r>
-        <w:t xml:space="preserve">(unbalanced)</w:t>
+        <w:t xml:space="preserve">459</w:t>
+      </w:r>
+      <w:r>
+        <w:t xml:space="preserve">, Chinstrap</w:t>
+      </w:r>
+      <w:r>
+        <w:t xml:space="preserve"> </w:t>
+      </w:r>
+      <w:r>
+        <w:rPr>
+          <w:b/>
+          <w:bCs/>
+        </w:rPr>
+        <w:t xml:space="preserve">384</w:t>
+      </w:r>
+      <w:r>
+        <w:t xml:space="preserve">, Gentoo</w:t>
+      </w:r>
+      <w:r>
+        <w:t xml:space="preserve"> </w:t>
+      </w:r>
+      <w:r>
+        <w:rPr>
+          <w:b/>
+          <w:bCs/>
+        </w:rPr>
+        <w:t xml:space="preserve">504</w:t>
       </w:r>
     </w:p>
     <w:p>
@@ -2365,11 +2793,11 @@
         <w:pStyle w:val="Compact"/>
         <w:numPr>
           <w:ilvl w:val="0"/>
-          <w:numId w:val="1007"/>
+          <w:numId w:val="1009"/>
         </w:numPr>
       </w:pPr>
       <w:r>
-        <w:t xml:space="preserve">With one predictor the F is the same, but Type II is the</w:t>
+        <w:t xml:space="preserve">The biggest sd is about</w:t>
       </w:r>
       <w:r>
         <w:t xml:space="preserve"> </w:t>
@@ -2379,13 +2807,47 @@
           <w:b/>
           <w:bCs/>
         </w:rPr>
-        <w:t xml:space="preserve">habit</w:t>
-      </w:r>
-      <w:r>
-        <w:t xml:space="preserve"> </w:t>
-      </w:r>
-      <w:r>
-        <w:t xml:space="preserve">you want before you meet two-way ANOVA, where the type genuinely changes the answer</w:t>
+        <w:t xml:space="preserve">1.3×</w:t>
+      </w:r>
+      <w:r>
+        <w:t xml:space="preserve"> </w:t>
+      </w:r>
+      <w:r>
+        <w:t xml:space="preserve">the smallest</w:t>
+      </w:r>
+    </w:p>
+    <w:p>
+      <w:pPr>
+        <w:pStyle w:val="Compact"/>
+        <w:numPr>
+          <w:ilvl w:val="0"/>
+          <w:numId w:val="1009"/>
+        </w:numPr>
+      </w:pPr>
+      <w:r>
+        <w:t xml:space="preserve">Combined with</w:t>
+      </w:r>
+      <w:r>
+        <w:t xml:space="preserve"> </w:t>
+      </w:r>
+      <w:r>
+        <w:rPr>
+          <w:b/>
+          <w:bCs/>
+        </w:rPr>
+        <w:t xml:space="preserve">unbalanced</w:t>
+      </w:r>
+      <w:r>
+        <w:t xml:space="preserve"> </w:t>
+      </w:r>
+      <w:r>
+        <w:t xml:space="preserve">n (151 / 68 / 123), that is the situation where</w:t>
+      </w:r>
+      <w:r>
+        <w:t xml:space="preserve"> </w:t>
+      </w:r>
+      <w:r>
+        <w:t xml:space="preserve">unequal variance actually matters</w:t>
       </w:r>
     </w:p>
     <w:tbl>
@@ -2429,12 +2891,510 @@
                 <wp:inline>
                   <wp:extent cx="152400" cy="152400"/>
                   <wp:effectExtent b="0" l="0" r="0" t="0"/>
-                  <wp:docPr descr="" title="" id="28" name="Picture"/>
+                  <wp:docPr descr="" title="" id="35" name="Picture"/>
                   <a:graphic>
                     <a:graphicData uri="http://schemas.openxmlformats.org/drawingml/2006/picture">
                       <pic:pic>
                         <pic:nvPicPr>
-                          <pic:cNvPr descr="/Applications/Positron.app/Contents/Resources/app/quarto/share/formats/docx/note.png" id="29" name="Picture"/>
+                          <pic:cNvPr descr="/Applications/Positron.app/Contents/Resources/app/quarto/share/formats/docx/note.png" id="36" name="Picture"/>
+                          <pic:cNvPicPr>
+                            <a:picLocks noChangeArrowheads="1" noChangeAspect="1"/>
+                          </pic:cNvPicPr>
+                        </pic:nvPicPr>
+                        <pic:blipFill>
+                          <a:blip r:embed="rId19"/>
+                          <a:stretch>
+                            <a:fillRect/>
+                          </a:stretch>
+                        </pic:blipFill>
+                        <pic:spPr bwMode="auto">
+                          <a:xfrm>
+                            <a:off x="0" y="0"/>
+                            <a:ext cx="152400" cy="152400"/>
+                          </a:xfrm>
+                          <a:prstGeom prst="rect">
+                            <a:avLst/>
+                          </a:prstGeom>
+                          <a:noFill/>
+                          <a:ln w="9525">
+                            <a:noFill/>
+                            <a:headEnd/>
+                            <a:tailEnd/>
+                          </a:ln>
+                        </pic:spPr>
+                      </pic:pic>
+                    </a:graphicData>
+                  </a:graphic>
+                </wp:inline>
+              </w:drawing>
+            </w:r>
+            <w:r>
+              <w:t xml:space="preserve"> </w:t>
+            </w:r>
+            <w:r>
+              <w:t xml:space="preserve"> </w:t>
+            </w:r>
+            <w:r>
+              <w:t xml:space="preserve">Note</w:t>
+            </w:r>
+          </w:p>
+        </w:tc>
+      </w:tr>
+      <w:tr>
+        <w:trPr>
+          <w:cantSplit/>
+        </w:trPr>
+        <w:tc>
+          <w:tcPr>
+            <w:tcMar>
+              <w:top w:w="108" w:type="dxa"/>
+              <w:bottom w:w="108" w:type="dxa"/>
+            </w:tcMar>
+          </w:tcPr>
+          <w:p>
+            <w:pPr>
+              <w:pStyle w:val="BodyText"/>
+            </w:pPr>
+            <w:pPr>
+              <w:spacing w:before="16" w:after="16"/>
+            </w:pPr>
+            <w:r>
+              <w:t xml:space="preserve">Rule of thumb: equal n makes ANOVA forgiving about unequal variance. Unequal n</w:t>
+            </w:r>
+            <w:r>
+              <w:t xml:space="preserve"> </w:t>
+            </w:r>
+            <w:r>
+              <w:t xml:space="preserve">does not.</w:t>
+            </w:r>
+          </w:p>
+          <w:p/>
+        </w:tc>
+      </w:tr>
+    </w:tbl>
+    <w:bookmarkEnd w:id="37"/>
+    <w:bookmarkStart w:id="42" w:name="equal-variance-levenes-test"/>
+    <w:p>
+      <w:pPr>
+        <w:pStyle w:val="Heading1"/>
+      </w:pPr>
+      <w:r>
+        <w:t xml:space="preserve">Equal Variance — Levene’s Test</w:t>
+      </w:r>
+    </w:p>
+    <w:tbl>
+      <w:tblPr>
+        <w:tblStyle w:val="Table"/>
+        <w:tblLook w:firstRow="0" w:lastRow="0" w:firstColumn="0" w:lastColumn="0" w:noHBand="0" w:noVBand="0" w:val="0000"/>
+        <w:tblBorders>
+          <w:top w:val="single" w:sz="4" w:space="0" w:color="0758E5"/>
+          <w:left w:val="single" w:sz="24" w:space="0" w:color="0758E5"/>
+          <w:bottom w:val="single" w:sz="4" w:space="0" w:color="0758E5"/>
+          <w:right w:val="single" w:sz="4" w:space="0" w:color="0758E5"/>
+        </w:tblBorders>
+        <w:tblCellMar>
+          <w:left w:w="144" w:type="dxa"/>
+          <w:right w:w="144" w:type="dxa"/>
+        </w:tblCellMar>
+        <w:tblLook w:firstRow="0" w:lastRow="0" w:firstColumn="0" w:lastColumn="0" w:noHBand="0" w:noVBand="0" w:val="0000"/>
+      </w:tblPr>
+      <w:tr>
+        <w:trPr>
+          <w:cantSplit/>
+        </w:trPr>
+        <w:tc>
+          <w:tcPr>
+            <w:shd w:color="auto" w:fill="dae6fb" w:val="clear"/>
+            <w:tcMar>
+              <w:top w:w="92" w:type="dxa"/>
+              <w:bottom w:w="92" w:type="dxa"/>
+            </w:tcMar>
+          </w:tcPr>
+          <w:p>
+            <w:pPr>
+              <w:pStyle w:val="FirstParagraph"/>
+            </w:pPr>
+            <w:pPr>
+              <w:spacing w:before="0" w:after="0"/>
+              <w:textAlignment w:val="center"/>
+            </w:pPr>
+            <w:r>
+              <w:drawing>
+                <wp:inline>
+                  <wp:extent cx="152400" cy="152400"/>
+                  <wp:effectExtent b="0" l="0" r="0" t="0"/>
+                  <wp:docPr descr="" title="" id="38" name="Picture"/>
+                  <a:graphic>
+                    <a:graphicData uri="http://schemas.openxmlformats.org/drawingml/2006/picture">
+                      <pic:pic>
+                        <pic:nvPicPr>
+                          <pic:cNvPr descr="/Applications/Positron.app/Contents/Resources/app/quarto/share/formats/docx/note.png" id="39" name="Picture"/>
+                          <pic:cNvPicPr>
+                            <a:picLocks noChangeArrowheads="1" noChangeAspect="1"/>
+                          </pic:cNvPicPr>
+                        </pic:nvPicPr>
+                        <pic:blipFill>
+                          <a:blip r:embed="rId19"/>
+                          <a:stretch>
+                            <a:fillRect/>
+                          </a:stretch>
+                        </pic:blipFill>
+                        <pic:spPr bwMode="auto">
+                          <a:xfrm>
+                            <a:off x="0" y="0"/>
+                            <a:ext cx="152400" cy="152400"/>
+                          </a:xfrm>
+                          <a:prstGeom prst="rect">
+                            <a:avLst/>
+                          </a:prstGeom>
+                          <a:noFill/>
+                          <a:ln w="9525">
+                            <a:noFill/>
+                            <a:headEnd/>
+                            <a:tailEnd/>
+                          </a:ln>
+                        </pic:spPr>
+                      </pic:pic>
+                    </a:graphicData>
+                  </a:graphic>
+                </wp:inline>
+              </w:drawing>
+            </w:r>
+            <w:r>
+              <w:t xml:space="preserve"> </w:t>
+            </w:r>
+            <w:r>
+              <w:t xml:space="preserve"> </w:t>
+            </w:r>
+            <w:r>
+              <w:t xml:space="preserve">Note</w:t>
+            </w:r>
+          </w:p>
+        </w:tc>
+      </w:tr>
+      <w:tr>
+        <w:trPr>
+          <w:cantSplit/>
+        </w:trPr>
+        <w:tc>
+          <w:tcPr>
+            <w:tcMar>
+              <w:top w:w="108" w:type="dxa"/>
+              <w:bottom w:w="108" w:type="dxa"/>
+            </w:tcMar>
+          </w:tcPr>
+          <w:p>
+            <w:pPr>
+              <w:pStyle w:val="BodyText"/>
+            </w:pPr>
+            <w:pPr>
+              <w:spacing w:before="16" w:after="16"/>
+            </w:pPr>
+            <w:r>
+              <w:rPr>
+                <w:b/>
+                <w:bCs/>
+              </w:rPr>
+              <w:t xml:space="preserve">🔮 Predict first:</w:t>
+            </w:r>
+            <w:r>
+              <w:t xml:space="preserve"> </w:t>
+            </w:r>
+            <w:r>
+              <w:t xml:space="preserve">given those sds, will Levene’s test call the variances</w:t>
+            </w:r>
+            <w:r>
+              <w:t xml:space="preserve"> </w:t>
+            </w:r>
+            <w:r>
+              <w:rPr>
+                <w:b/>
+                <w:bCs/>
+              </w:rPr>
+              <w:t xml:space="preserve">equal</w:t>
+            </w:r>
+            <w:r>
+              <w:t xml:space="preserve"> </w:t>
+            </w:r>
+            <w:r>
+              <w:t xml:space="preserve">(</w:t>
+            </w:r>
+            <w:r>
+              <w:rPr>
+                <w:i/>
+                <w:iCs/>
+              </w:rPr>
+              <w:t xml:space="preserve">p</w:t>
+            </w:r>
+            <w:r>
+              <w:t xml:space="preserve"> </w:t>
+            </w:r>
+            <w:r>
+              <w:t xml:space="preserve">&gt; 0.05) or</w:t>
+            </w:r>
+            <w:r>
+              <w:t xml:space="preserve"> </w:t>
+            </w:r>
+            <w:r>
+              <w:rPr>
+                <w:b/>
+                <w:bCs/>
+              </w:rPr>
+              <w:t xml:space="preserve">unequal</w:t>
+            </w:r>
+            <w:r>
+              <w:t xml:space="preserve">?</w:t>
+            </w:r>
+          </w:p>
+          <w:p/>
+        </w:tc>
+      </w:tr>
+    </w:tbl>
+    <w:p>
+      <w:pPr>
+        <w:pStyle w:val="SourceCode"/>
+      </w:pPr>
+      <w:r>
+        <w:rPr>
+          <w:rStyle w:val="CommentTok"/>
+        </w:rPr>
+        <w:t xml:space="preserve"># H0: all groups have equal variance ------------------</w:t>
+      </w:r>
+      <w:r>
+        <w:br/>
+      </w:r>
+      <w:r>
+        <w:rPr>
+          <w:rStyle w:val="FunctionTok"/>
+        </w:rPr>
+        <w:t xml:space="preserve">leveneTest</w:t>
+      </w:r>
+      <w:r>
+        <w:rPr>
+          <w:rStyle w:val="NormalTok"/>
+        </w:rPr>
+        <w:t xml:space="preserve">(body_mass_g </w:t>
+      </w:r>
+      <w:r>
+        <w:rPr>
+          <w:rStyle w:val="SpecialCharTok"/>
+        </w:rPr>
+        <w:t xml:space="preserve">~</w:t>
+      </w:r>
+      <w:r>
+        <w:rPr>
+          <w:rStyle w:val="NormalTok"/>
+        </w:rPr>
+        <w:t xml:space="preserve"> species, </w:t>
+      </w:r>
+      <w:r>
+        <w:rPr>
+          <w:rStyle w:val="AttributeTok"/>
+        </w:rPr>
+        <w:t xml:space="preserve">data =</w:t>
+      </w:r>
+      <w:r>
+        <w:rPr>
+          <w:rStyle w:val="NormalTok"/>
+        </w:rPr>
+        <w:t xml:space="preserve"> penguins_df)</w:t>
+      </w:r>
+    </w:p>
+    <w:p>
+      <w:pPr>
+        <w:pStyle w:val="SourceCode"/>
+      </w:pPr>
+      <w:r>
+        <w:rPr>
+          <w:rStyle w:val="VerbatimChar"/>
+        </w:rPr>
+        <w:t xml:space="preserve">Levene's Test for Homogeneity of Variance (center = median)</w:t>
+      </w:r>
+      <w:r>
+        <w:br/>
+      </w:r>
+      <w:r>
+        <w:rPr>
+          <w:rStyle w:val="VerbatimChar"/>
+        </w:rPr>
+        <w:t xml:space="preserve">       Df F value   Pr(&gt;F)   </w:t>
+      </w:r>
+      <w:r>
+        <w:br/>
+      </w:r>
+      <w:r>
+        <w:rPr>
+          <w:rStyle w:val="VerbatimChar"/>
+        </w:rPr>
+        <w:t xml:space="preserve">group   2  5.1203 0.006445 **</w:t>
+      </w:r>
+      <w:r>
+        <w:br/>
+      </w:r>
+      <w:r>
+        <w:rPr>
+          <w:rStyle w:val="VerbatimChar"/>
+        </w:rPr>
+        <w:t xml:space="preserve">      339                    </w:t>
+      </w:r>
+      <w:r>
+        <w:br/>
+      </w:r>
+      <w:r>
+        <w:rPr>
+          <w:rStyle w:val="VerbatimChar"/>
+        </w:rPr>
+        <w:t xml:space="preserve">---</w:t>
+      </w:r>
+      <w:r>
+        <w:br/>
+      </w:r>
+      <w:r>
+        <w:rPr>
+          <w:rStyle w:val="VerbatimChar"/>
+        </w:rPr>
+        <w:t xml:space="preserve">Signif. codes:  0 '***' 0.001 '**' 0.01 '*' 0.05 '.' 0.1 ' ' 1</w:t>
+      </w:r>
+    </w:p>
+    <w:p>
+      <w:pPr>
+        <w:pStyle w:val="FirstParagraph"/>
+      </w:pPr>
+      <w:r>
+        <w:rPr>
+          <w:b/>
+          <w:bCs/>
+        </w:rPr>
+        <w:t xml:space="preserve">F = 5.12,</w:t>
+      </w:r>
+      <w:r>
+        <w:rPr>
+          <w:b/>
+          <w:bCs/>
+        </w:rPr>
+        <w:t xml:space="preserve"> </w:t>
+      </w:r>
+      <w:r>
+        <w:rPr>
+          <w:b/>
+          <w:bCs/>
+          <w:i/>
+          <w:iCs/>
+        </w:rPr>
+        <w:t xml:space="preserve">p</w:t>
+      </w:r>
+      <w:r>
+        <w:rPr>
+          <w:b/>
+          <w:bCs/>
+        </w:rPr>
+        <w:t xml:space="preserve"> </w:t>
+      </w:r>
+      <w:r>
+        <w:rPr>
+          <w:b/>
+          <w:bCs/>
+        </w:rPr>
+        <w:t xml:space="preserve">= 0.0064</w:t>
+      </w:r>
+    </w:p>
+    <w:p>
+      <w:pPr>
+        <w:pStyle w:val="BodyText"/>
+      </w:pPr>
+      <w:r>
+        <w:rPr>
+          <w:i/>
+          <w:iCs/>
+        </w:rPr>
+        <w:t xml:space="preserve">p</w:t>
+      </w:r>
+      <w:r>
+        <w:t xml:space="preserve"> </w:t>
+      </w:r>
+      <w:r>
+        <w:t xml:space="preserve">&lt; 0.05 →</w:t>
+      </w:r>
+      <w:r>
+        <w:t xml:space="preserve"> </w:t>
+      </w:r>
+      <w:r>
+        <w:rPr>
+          <w:b/>
+          <w:bCs/>
+        </w:rPr>
+        <w:t xml:space="preserve">reject H₀</w:t>
+      </w:r>
+      <w:r>
+        <w:t xml:space="preserve"> </w:t>
+      </w:r>
+      <w:r>
+        <w:t xml:space="preserve">→ the variances are</w:t>
+      </w:r>
+      <w:r>
+        <w:t xml:space="preserve"> </w:t>
+      </w:r>
+      <w:r>
+        <w:rPr>
+          <w:b/>
+          <w:bCs/>
+        </w:rPr>
+        <w:t xml:space="preserve">not</w:t>
+      </w:r>
+      <w:r>
+        <w:t xml:space="preserve"> </w:t>
+      </w:r>
+      <w:r>
+        <w:t xml:space="preserve">equal.</w:t>
+      </w:r>
+    </w:p>
+    <w:tbl>
+      <w:tblPr>
+        <w:tblStyle w:val="Table"/>
+        <w:tblLook w:firstRow="0" w:lastRow="0" w:firstColumn="0" w:lastColumn="0" w:noHBand="0" w:noVBand="0" w:val="0000"/>
+        <w:tblBorders>
+          <w:top w:val="single" w:sz="4" w:space="0" w:color="CC1914"/>
+          <w:left w:val="single" w:sz="24" w:space="0" w:color="CC1914"/>
+          <w:bottom w:val="single" w:sz="4" w:space="0" w:color="CC1914"/>
+          <w:right w:val="single" w:sz="4" w:space="0" w:color="CC1914"/>
+        </w:tblBorders>
+        <w:tblCellMar>
+          <w:left w:w="144" w:type="dxa"/>
+          <w:right w:w="144" w:type="dxa"/>
+        </w:tblCellMar>
+        <w:tblLook w:firstRow="0" w:lastRow="0" w:firstColumn="0" w:lastColumn="0" w:noHBand="0" w:noVBand="0" w:val="0000"/>
+      </w:tblPr>
+      <w:tr>
+        <w:trPr>
+          <w:cantSplit/>
+        </w:trPr>
+        <w:tc>
+          <w:tcPr>
+            <w:shd w:color="auto" w:fill="f7dddc" w:val="clear"/>
+            <w:tcMar>
+              <w:top w:w="92" w:type="dxa"/>
+              <w:bottom w:w="92" w:type="dxa"/>
+            </w:tcMar>
+          </w:tcPr>
+          <w:p>
+            <w:pPr>
+              <w:pStyle w:val="BodyText"/>
+            </w:pPr>
+            <w:pPr>
+              <w:spacing w:before="0" w:after="0"/>
+              <w:textAlignment w:val="center"/>
+            </w:pPr>
+            <w:r>
+              <w:drawing>
+                <wp:inline>
+                  <wp:extent cx="152400" cy="152400"/>
+                  <wp:effectExtent b="0" l="0" r="0" t="0"/>
+                  <wp:docPr descr="" title="" id="40" name="Picture"/>
+                  <a:graphic>
+                    <a:graphicData uri="http://schemas.openxmlformats.org/drawingml/2006/picture">
+                      <pic:pic>
+                        <pic:nvPicPr>
+                          <pic:cNvPr descr="/Applications/Positron.app/Contents/Resources/app/quarto/share/formats/docx/important.png" id="41" name="Picture"/>
                           <pic:cNvPicPr>
                             <a:picLocks noChangeArrowheads="1" noChangeAspect="1"/>
                           </pic:cNvPicPr>
@@ -2473,7 +3433,7 @@
               <w:t xml:space="preserve"> </w:t>
             </w:r>
             <w:r>
-              <w:t xml:space="preserve">Note</w:t>
+              <w:t xml:space="preserve">Important</w:t>
             </w:r>
           </w:p>
         </w:tc>
@@ -2497,92 +3457,214 @@
               <w:spacing w:before="16" w:after="16"/>
             </w:pPr>
             <w:r>
+              <w:t xml:space="preserve">So the classic ANOVA we ran last lecture has a</w:t>
+            </w:r>
+            <w:r>
+              <w:t xml:space="preserve"> </w:t>
+            </w:r>
+            <w:r>
               <w:rPr>
-                <w:rStyle w:val="VerbatimChar"/>
+                <w:b/>
+                <w:bCs/>
               </w:rPr>
-              <w:t xml:space="preserve">anova()</w:t>
-            </w:r>
-            <w:r>
-              <w:t xml:space="preserve"> </w:t>
-            </w:r>
-            <w:r>
-              <w:t xml:space="preserve">= Type I (order-dependent).</w:t>
-            </w:r>
-            <w:r>
-              <w:t xml:space="preserve"> </w:t>
-            </w:r>
-            <w:r>
-              <w:rPr>
-                <w:rStyle w:val="VerbatimChar"/>
-              </w:rPr>
-              <w:t xml:space="preserve">Anova(type = "II")</w:t>
-            </w:r>
-            <w:r>
-              <w:t xml:space="preserve"> </w:t>
-            </w:r>
-            <w:r>
-              <w:t xml:space="preserve">= order-independent.</w:t>
+              <w:t xml:space="preserve">violated assumption</w:t>
+            </w:r>
+            <w:r>
+              <w:t xml:space="preserve">. This is</w:t>
+            </w:r>
+            <w:r>
+              <w:t xml:space="preserve"> </w:t>
+            </w:r>
+            <w:r>
+              <w:t xml:space="preserve">not a mistake in the slides — it is what this data set does. Real data does</w:t>
+            </w:r>
+            <w:r>
+              <w:t xml:space="preserve"> </w:t>
+            </w:r>
+            <w:r>
+              <w:t xml:space="preserve">this constantly.</w:t>
             </w:r>
           </w:p>
           <w:p/>
         </w:tc>
       </w:tr>
     </w:tbl>
-    <w:bookmarkEnd w:id="30"/>
-    <w:bookmarkStart w:id="31" w:name="pause-do-activity-parts-78-now"/>
+    <w:bookmarkEnd w:id="42"/>
+    <w:bookmarkStart w:id="45" w:name="when-equal-variance-fails-welchs-anova"/>
     <w:p>
       <w:pPr>
         <w:pStyle w:val="Heading1"/>
       </w:pPr>
       <w:r>
-        <w:t xml:space="preserve">🛑 Pause — Do Activity Parts 7–8 Now</w:t>
-      </w:r>
-    </w:p>
-    <w:p>
-      <w:pPr>
-        <w:pStyle w:val="FirstParagraph"/>
-      </w:pPr>
-      <w:r>
-        <w:t xml:space="preserve">Run</w:t>
-      </w:r>
-      <w:r>
-        <w:t xml:space="preserve"> </w:t>
+        <w:t xml:space="preserve">When Equal Variance Fails — Welch’s ANOVA</w:t>
+      </w:r>
+    </w:p>
+    <w:p>
+      <w:pPr>
+        <w:pStyle w:val="SourceCode"/>
+      </w:pPr>
+      <w:r>
+        <w:rPr>
+          <w:rStyle w:val="CommentTok"/>
+        </w:rPr>
+        <w:t xml:space="preserve"># Does not assume equal variances ---------------------</w:t>
+      </w:r>
+      <w:r>
+        <w:br/>
+      </w:r>
+      <w:r>
+        <w:rPr>
+          <w:rStyle w:val="FunctionTok"/>
+        </w:rPr>
+        <w:t xml:space="preserve">oneway.test</w:t>
+      </w:r>
+      <w:r>
+        <w:rPr>
+          <w:rStyle w:val="NormalTok"/>
+        </w:rPr>
+        <w:t xml:space="preserve">(body_mass_g </w:t>
+      </w:r>
+      <w:r>
+        <w:rPr>
+          <w:rStyle w:val="SpecialCharTok"/>
+        </w:rPr>
+        <w:t xml:space="preserve">~</w:t>
+      </w:r>
+      <w:r>
+        <w:rPr>
+          <w:rStyle w:val="NormalTok"/>
+        </w:rPr>
+        <w:t xml:space="preserve"> species,</w:t>
+      </w:r>
+      <w:r>
+        <w:br/>
+      </w:r>
+      <w:r>
+        <w:rPr>
+          <w:rStyle w:val="NormalTok"/>
+        </w:rPr>
+        <w:t xml:space="preserve">            </w:t>
+      </w:r>
+      <w:r>
+        <w:rPr>
+          <w:rStyle w:val="AttributeTok"/>
+        </w:rPr>
+        <w:t xml:space="preserve">data =</w:t>
+      </w:r>
+      <w:r>
+        <w:rPr>
+          <w:rStyle w:val="NormalTok"/>
+        </w:rPr>
+        <w:t xml:space="preserve"> penguins_df,</w:t>
+      </w:r>
+      <w:r>
+        <w:br/>
+      </w:r>
+      <w:r>
+        <w:rPr>
+          <w:rStyle w:val="NormalTok"/>
+        </w:rPr>
+        <w:t xml:space="preserve">            </w:t>
+      </w:r>
+      <w:r>
+        <w:rPr>
+          <w:rStyle w:val="AttributeTok"/>
+        </w:rPr>
+        <w:t xml:space="preserve">var.equal =</w:t>
+      </w:r>
+      <w:r>
+        <w:rPr>
+          <w:rStyle w:val="NormalTok"/>
+        </w:rPr>
+        <w:t xml:space="preserve"> </w:t>
+      </w:r>
+      <w:r>
+        <w:rPr>
+          <w:rStyle w:val="ConstantTok"/>
+        </w:rPr>
+        <w:t xml:space="preserve">FALSE</w:t>
+      </w:r>
+      <w:r>
+        <w:rPr>
+          <w:rStyle w:val="NormalTok"/>
+        </w:rPr>
+        <w:t xml:space="preserve">)</w:t>
+      </w:r>
+    </w:p>
+    <w:p>
+      <w:pPr>
+        <w:pStyle w:val="SourceCode"/>
+      </w:pPr>
+      <w:r>
+        <w:br/>
       </w:r>
       <w:r>
         <w:rPr>
           <w:rStyle w:val="VerbatimChar"/>
         </w:rPr>
-        <w:t xml:space="preserve">aov()</w:t>
-      </w:r>
-      <w:r>
-        <w:t xml:space="preserve"> </w:t>
-      </w:r>
-      <w:r>
-        <w:t xml:space="preserve">+</w:t>
-      </w:r>
-      <w:r>
-        <w:t xml:space="preserve"> </w:t>
+        <w:t xml:space="preserve">    One-way analysis of means (not assuming equal variances)</w:t>
+      </w:r>
+      <w:r>
+        <w:br/>
+      </w:r>
+      <w:r>
+        <w:br/>
       </w:r>
       <w:r>
         <w:rPr>
           <w:rStyle w:val="VerbatimChar"/>
         </w:rPr>
-        <w:t xml:space="preserve">summary()</w:t>
-      </w:r>
-      <w:r>
-        <w:t xml:space="preserve">, then</w:t>
-      </w:r>
-      <w:r>
-        <w:t xml:space="preserve"> </w:t>
+        <w:t xml:space="preserve">data:  body_mass_g and species</w:t>
+      </w:r>
+      <w:r>
+        <w:br/>
       </w:r>
       <w:r>
         <w:rPr>
           <w:rStyle w:val="VerbatimChar"/>
         </w:rPr>
-        <w:t xml:space="preserve">car::Anova(type = "II")</w:t>
-      </w:r>
-      <w:r>
-        <w:t xml:space="preserve">. Predict the F and</w:t>
+        <w:t xml:space="preserve">F = 317.57, num df = 2.00, denom df = 189.48, p-value &lt;</w:t>
+      </w:r>
+      <w:r>
+        <w:br/>
+      </w:r>
+      <w:r>
+        <w:rPr>
+          <w:rStyle w:val="VerbatimChar"/>
+        </w:rPr>
+        <w:t xml:space="preserve">2.2e-16</w:t>
+      </w:r>
+    </w:p>
+    <w:p>
+      <w:pPr>
+        <w:pStyle w:val="Compact"/>
+        <w:numPr>
+          <w:ilvl w:val="0"/>
+          <w:numId w:val="1010"/>
+        </w:numPr>
+      </w:pPr>
+      <w:r>
+        <w:rPr>
+          <w:b/>
+          <w:bCs/>
+        </w:rPr>
+        <w:t xml:space="preserve">F = 317.6</w:t>
+      </w:r>
+      <w:r>
+        <w:t xml:space="preserve">, num df 2,</w:t>
+      </w:r>
+      <w:r>
+        <w:t xml:space="preserve"> </w:t>
+      </w:r>
+      <w:r>
+        <w:rPr>
+          <w:b/>
+          <w:bCs/>
+        </w:rPr>
+        <w:t xml:space="preserve">denom df 189.5</w:t>
+      </w:r>
+      <w:r>
+        <w:t xml:space="preserve">,</w:t>
       </w:r>
       <w:r>
         <w:t xml:space="preserve"> </w:t>
@@ -2598,62 +3680,25 @@
         <w:t xml:space="preserve"> </w:t>
       </w:r>
       <w:r>
-        <w:t xml:space="preserve">before you read them, and confirm both tables agree.</w:t>
-      </w:r>
-    </w:p>
-    <w:bookmarkEnd w:id="31"/>
-    <w:bookmarkStart w:id="34" w:name="Xd114b4c6e59c9f27e2cf0e0d42a54fa268e68c2"/>
-    <w:p>
-      <w:pPr>
-        <w:pStyle w:val="Heading1"/>
-      </w:pPr>
-      <w:r>
-        <w:t xml:space="preserve">🧩 Chunk 2 of 2 · Which Groups Differ? Post-Hoc with emmeans</w:t>
-      </w:r>
-    </w:p>
-    <w:p>
-      <w:pPr>
-        <w:pStyle w:val="FirstParagraph"/>
-      </w:pPr>
-      <w:r>
-        <w:rPr>
-          <w:b/>
-          <w:bCs/>
-        </w:rPr>
-        <w:t xml:space="preserve">We will cover:</w:t>
-      </w:r>
-      <w:r>
-        <w:t xml:space="preserve"> </w:t>
-      </w:r>
-      <w:r>
-        <w:t xml:space="preserve">ANOVA says</w:t>
-      </w:r>
-      <w:r>
-        <w:t xml:space="preserve"> </w:t>
-      </w:r>
-      <w:r>
-        <w:t xml:space="preserve">“some differ”</w:t>
-      </w:r>
-      <w:r>
-        <w:t xml:space="preserve"> </w:t>
-      </w:r>
-      <w:r>
-        <w:t xml:space="preserve">—</w:t>
-      </w:r>
-      <w:r>
-        <w:t xml:space="preserve"> </w:t>
-      </w:r>
-      <w:r>
-        <w:rPr>
-          <w:rStyle w:val="VerbatimChar"/>
-        </w:rPr>
-        <w:t xml:space="preserve">emmeans</w:t>
-      </w:r>
-      <w:r>
-        <w:t xml:space="preserve"> </w:t>
-      </w:r>
-      <w:r>
-        <w:t xml:space="preserve">says</w:t>
+        <w:t xml:space="preserve">&lt; 0.001</w:t>
+      </w:r>
+    </w:p>
+    <w:p>
+      <w:pPr>
+        <w:pStyle w:val="Compact"/>
+        <w:numPr>
+          <w:ilvl w:val="0"/>
+          <w:numId w:val="1010"/>
+        </w:numPr>
+      </w:pPr>
+      <w:r>
+        <w:t xml:space="preserve">Fractional denominator df is Welch’s signature — it is the same correction as</w:t>
+      </w:r>
+      <w:r>
+        <w:t xml:space="preserve"> </w:t>
+      </w:r>
+      <w:r>
+        <w:t xml:space="preserve">Welch’s</w:t>
       </w:r>
       <w:r>
         <w:t xml:space="preserve"> </w:t>
@@ -2663,10 +3708,469 @@
           <w:i/>
           <w:iCs/>
         </w:rPr>
-        <w:t xml:space="preserve">which</w:t>
-      </w:r>
-      <w:r>
-        <w:t xml:space="preserve">, with the comparisons properly adjusted.</w:t>
+        <w:t xml:space="preserve">t</w:t>
+      </w:r>
+      <w:r>
+        <w:t xml:space="preserve">-test, which is R’s default</w:t>
+      </w:r>
+      <w:r>
+        <w:t xml:space="preserve"> </w:t>
+      </w:r>
+      <w:r>
+        <w:rPr>
+          <w:rStyle w:val="VerbatimChar"/>
+        </w:rPr>
+        <w:t xml:space="preserve">t.test()</w:t>
+      </w:r>
+    </w:p>
+    <w:tbl>
+      <w:tblPr>
+        <w:tblStyle w:val="Table"/>
+        <w:tblLook w:firstRow="0" w:lastRow="0" w:firstColumn="0" w:lastColumn="0" w:noHBand="0" w:noVBand="0" w:val="0000"/>
+        <w:tblBorders>
+          <w:top w:val="single" w:sz="4" w:space="0" w:color="0758E5"/>
+          <w:left w:val="single" w:sz="24" w:space="0" w:color="0758E5"/>
+          <w:bottom w:val="single" w:sz="4" w:space="0" w:color="0758E5"/>
+          <w:right w:val="single" w:sz="4" w:space="0" w:color="0758E5"/>
+        </w:tblBorders>
+        <w:tblCellMar>
+          <w:left w:w="144" w:type="dxa"/>
+          <w:right w:w="144" w:type="dxa"/>
+        </w:tblCellMar>
+        <w:tblLook w:firstRow="0" w:lastRow="0" w:firstColumn="0" w:lastColumn="0" w:noHBand="0" w:noVBand="0" w:val="0000"/>
+      </w:tblPr>
+      <w:tr>
+        <w:trPr>
+          <w:cantSplit/>
+        </w:trPr>
+        <w:tc>
+          <w:tcPr>
+            <w:shd w:color="auto" w:fill="dae6fb" w:val="clear"/>
+            <w:tcMar>
+              <w:top w:w="92" w:type="dxa"/>
+              <w:bottom w:w="92" w:type="dxa"/>
+            </w:tcMar>
+          </w:tcPr>
+          <w:p>
+            <w:pPr>
+              <w:pStyle w:val="FirstParagraph"/>
+            </w:pPr>
+            <w:pPr>
+              <w:spacing w:before="0" w:after="0"/>
+              <w:textAlignment w:val="center"/>
+            </w:pPr>
+            <w:r>
+              <w:drawing>
+                <wp:inline>
+                  <wp:extent cx="152400" cy="152400"/>
+                  <wp:effectExtent b="0" l="0" r="0" t="0"/>
+                  <wp:docPr descr="" title="" id="43" name="Picture"/>
+                  <a:graphic>
+                    <a:graphicData uri="http://schemas.openxmlformats.org/drawingml/2006/picture">
+                      <pic:pic>
+                        <pic:nvPicPr>
+                          <pic:cNvPr descr="/Applications/Positron.app/Contents/Resources/app/quarto/share/formats/docx/note.png" id="44" name="Picture"/>
+                          <pic:cNvPicPr>
+                            <a:picLocks noChangeArrowheads="1" noChangeAspect="1"/>
+                          </pic:cNvPicPr>
+                        </pic:nvPicPr>
+                        <pic:blipFill>
+                          <a:blip r:embed="rId19"/>
+                          <a:stretch>
+                            <a:fillRect/>
+                          </a:stretch>
+                        </pic:blipFill>
+                        <pic:spPr bwMode="auto">
+                          <a:xfrm>
+                            <a:off x="0" y="0"/>
+                            <a:ext cx="152400" cy="152400"/>
+                          </a:xfrm>
+                          <a:prstGeom prst="rect">
+                            <a:avLst/>
+                          </a:prstGeom>
+                          <a:noFill/>
+                          <a:ln w="9525">
+                            <a:noFill/>
+                            <a:headEnd/>
+                            <a:tailEnd/>
+                          </a:ln>
+                        </pic:spPr>
+                      </pic:pic>
+                    </a:graphicData>
+                  </a:graphic>
+                </wp:inline>
+              </w:drawing>
+            </w:r>
+            <w:r>
+              <w:t xml:space="preserve"> </w:t>
+            </w:r>
+            <w:r>
+              <w:t xml:space="preserve"> </w:t>
+            </w:r>
+            <w:r>
+              <w:t xml:space="preserve">Note</w:t>
+            </w:r>
+          </w:p>
+        </w:tc>
+      </w:tr>
+      <w:tr>
+        <w:trPr>
+          <w:cantSplit/>
+        </w:trPr>
+        <w:tc>
+          <w:tcPr>
+            <w:tcMar>
+              <w:top w:w="108" w:type="dxa"/>
+              <w:bottom w:w="108" w:type="dxa"/>
+            </w:tcMar>
+          </w:tcPr>
+          <w:p>
+            <w:pPr>
+              <w:pStyle w:val="BodyText"/>
+            </w:pPr>
+            <w:pPr>
+              <w:spacing w:before="16"/>
+            </w:pPr>
+            <w:r>
+              <w:rPr>
+                <w:b/>
+                <w:bCs/>
+              </w:rPr>
+              <w:t xml:space="preserve">✅ The decision</w:t>
+            </w:r>
+          </w:p>
+          <w:p>
+            <w:pPr>
+              <w:pStyle w:val="BodyText"/>
+            </w:pPr>
+            <w:pPr>
+              <w:spacing w:after="16"/>
+            </w:pPr>
+            <w:r>
+              <w:t xml:space="preserve">Levene says unequal →</w:t>
+            </w:r>
+            <w:r>
+              <w:t xml:space="preserve"> </w:t>
+            </w:r>
+            <w:r>
+              <w:rPr>
+                <w:b/>
+                <w:bCs/>
+              </w:rPr>
+              <w:t xml:space="preserve">report the Welch F</w:t>
+            </w:r>
+            <w:r>
+              <w:t xml:space="preserve">. The conclusion does not change</w:t>
+            </w:r>
+            <w:r>
+              <w:t xml:space="preserve"> </w:t>
+            </w:r>
+            <w:r>
+              <w:t xml:space="preserve">(both</w:t>
+            </w:r>
+            <w:r>
+              <w:t xml:space="preserve"> </w:t>
+            </w:r>
+            <w:r>
+              <w:rPr>
+                <w:i/>
+                <w:iCs/>
+              </w:rPr>
+              <w:t xml:space="preserve">p</w:t>
+            </w:r>
+            <w:r>
+              <w:t xml:space="preserve"> </w:t>
+            </w:r>
+            <w:r>
+              <w:t xml:space="preserve">are far below 0.001) but the</w:t>
+            </w:r>
+            <w:r>
+              <w:t xml:space="preserve"> </w:t>
+            </w:r>
+            <w:r>
+              <w:rPr>
+                <w:i/>
+                <w:iCs/>
+              </w:rPr>
+              <w:t xml:space="preserve">honest</w:t>
+            </w:r>
+            <w:r>
+              <w:t xml:space="preserve"> </w:t>
+            </w:r>
+            <w:r>
+              <w:t xml:space="preserve">test is the Welch one.</w:t>
+            </w:r>
+          </w:p>
+          <w:p/>
+        </w:tc>
+      </w:tr>
+    </w:tbl>
+    <w:bookmarkEnd w:id="45"/>
+    <w:bookmarkStart w:id="48" w:name="a-decision-table-you-can-keep"/>
+    <w:p>
+      <w:pPr>
+        <w:pStyle w:val="Heading1"/>
+      </w:pPr>
+      <w:r>
+        <w:t xml:space="preserve">A Decision Table You Can Keep</w:t>
+      </w:r>
+    </w:p>
+    <w:tbl>
+      <w:tblPr>
+        <w:tblStyle w:val="Table"/>
+        <w:tblW w:type="pct" w:w="5000"/>
+        <w:tblLayout w:type="fixed"/>
+        <w:tblLook w:firstRow="1" w:lastRow="0" w:firstColumn="0" w:lastColumn="0" w:noHBand="0" w:noVBand="0" w:val="0020"/>
+      </w:tblPr>
+      <w:tblGrid>
+        <w:gridCol w:w="1425"/>
+        <w:gridCol w:w="1742"/>
+        <w:gridCol w:w="2376"/>
+        <w:gridCol w:w="2376"/>
+      </w:tblGrid>
+      <w:tr>
+        <w:trPr>
+          <w:tblHeader w:val="on"/>
+        </w:trPr>
+        <w:tc>
+          <w:tcPr/>
+          <w:p>
+            <w:pPr>
+              <w:pStyle w:val="Compact"/>
+            </w:pPr>
+            <w:r>
+              <w:t xml:space="preserve">Check</w:t>
+            </w:r>
+          </w:p>
+        </w:tc>
+        <w:tc>
+          <w:tcPr/>
+          <w:p>
+            <w:pPr>
+              <w:pStyle w:val="Compact"/>
+            </w:pPr>
+            <w:r>
+              <w:t xml:space="preserve">Result here</w:t>
+            </w:r>
+          </w:p>
+        </w:tc>
+        <w:tc>
+          <w:tcPr/>
+          <w:p>
+            <w:pPr>
+              <w:pStyle w:val="Compact"/>
+            </w:pPr>
+            <w:r>
+              <w:t xml:space="preserve">What it means</w:t>
+            </w:r>
+          </w:p>
+        </w:tc>
+        <w:tc>
+          <w:tcPr/>
+          <w:p>
+            <w:pPr>
+              <w:pStyle w:val="Compact"/>
+            </w:pPr>
+            <w:r>
+              <w:t xml:space="preserve">What to run</w:t>
+            </w:r>
+          </w:p>
+        </w:tc>
+      </w:tr>
+      <w:tr>
+        <w:tc>
+          <w:tcPr/>
+          <w:p>
+            <w:pPr>
+              <w:pStyle w:val="Compact"/>
+            </w:pPr>
+            <w:r>
+              <w:t xml:space="preserve">QQ + Shapiro</w:t>
+            </w:r>
+          </w:p>
+        </w:tc>
+        <w:tc>
+          <w:tcPr/>
+          <w:p>
+            <w:pPr>
+              <w:pStyle w:val="Compact"/>
+            </w:pPr>
+            <w:r>
+              <w:rPr>
+                <w:i/>
+                <w:iCs/>
+              </w:rPr>
+              <w:t xml:space="preserve">p</w:t>
+            </w:r>
+            <w:r>
+              <w:t xml:space="preserve"> </w:t>
+            </w:r>
+            <w:r>
+              <w:t xml:space="preserve">= 0.051, plot fine</w:t>
+            </w:r>
+          </w:p>
+        </w:tc>
+        <w:tc>
+          <w:tcPr/>
+          <w:p>
+            <w:pPr>
+              <w:pStyle w:val="Compact"/>
+            </w:pPr>
+            <w:r>
+              <w:t xml:space="preserve">residuals ~normal</w:t>
+            </w:r>
+          </w:p>
+        </w:tc>
+        <w:tc>
+          <w:tcPr/>
+          <w:p>
+            <w:pPr>
+              <w:pStyle w:val="Compact"/>
+            </w:pPr>
+            <w:r>
+              <w:t xml:space="preserve">fine either way</w:t>
+            </w:r>
+          </w:p>
+        </w:tc>
+      </w:tr>
+      <w:tr>
+        <w:tc>
+          <w:tcPr/>
+          <w:p>
+            <w:pPr>
+              <w:pStyle w:val="Compact"/>
+            </w:pPr>
+            <w:r>
+              <w:t xml:space="preserve">Levene</w:t>
+            </w:r>
+          </w:p>
+        </w:tc>
+        <w:tc>
+          <w:tcPr/>
+          <w:p>
+            <w:pPr>
+              <w:pStyle w:val="Compact"/>
+            </w:pPr>
+            <w:r>
+              <w:rPr>
+                <w:i/>
+                <w:iCs/>
+              </w:rPr>
+              <w:t xml:space="preserve">p</w:t>
+            </w:r>
+            <w:r>
+              <w:t xml:space="preserve"> </w:t>
+            </w:r>
+            <w:r>
+              <w:t xml:space="preserve">= 0.0064</w:t>
+            </w:r>
+          </w:p>
+        </w:tc>
+        <w:tc>
+          <w:tcPr/>
+          <w:p>
+            <w:pPr>
+              <w:pStyle w:val="Compact"/>
+            </w:pPr>
+            <w:r>
+              <w:t xml:space="preserve">variances</w:t>
+            </w:r>
+            <w:r>
+              <w:t xml:space="preserve"> </w:t>
+            </w:r>
+            <w:r>
+              <w:rPr>
+                <w:b/>
+                <w:bCs/>
+              </w:rPr>
+              <w:t xml:space="preserve">unequal</w:t>
+            </w:r>
+          </w:p>
+        </w:tc>
+        <w:tc>
+          <w:tcPr/>
+          <w:p>
+            <w:pPr>
+              <w:pStyle w:val="Compact"/>
+            </w:pPr>
+            <w:r>
+              <w:rPr>
+                <w:rStyle w:val="VerbatimChar"/>
+              </w:rPr>
+              <w:t xml:space="preserve">oneway.test(var.equal = FALSE)</w:t>
+            </w:r>
+          </w:p>
+        </w:tc>
+      </w:tr>
+      <w:tr>
+        <w:tc>
+          <w:tcPr/>
+          <w:p>
+            <w:pPr>
+              <w:pStyle w:val="Compact"/>
+            </w:pPr>
+            <w:r>
+              <w:t xml:space="preserve">Both fail badly</w:t>
+            </w:r>
+          </w:p>
+        </w:tc>
+        <w:tc>
+          <w:tcPr/>
+          <w:p>
+            <w:pPr>
+              <w:pStyle w:val="Compact"/>
+            </w:pPr>
+            <w:r>
+              <w:t xml:space="preserve">—</w:t>
+            </w:r>
+          </w:p>
+        </w:tc>
+        <w:tc>
+          <w:tcPr/>
+          <w:p>
+            <w:pPr>
+              <w:pStyle w:val="Compact"/>
+            </w:pPr>
+            <w:r>
+              <w:t xml:space="preserve">normality</w:t>
+            </w:r>
+            <w:r>
+              <w:t xml:space="preserve"> </w:t>
+            </w:r>
+            <w:r>
+              <w:rPr>
+                <w:b/>
+                <w:bCs/>
+              </w:rPr>
+              <w:t xml:space="preserve">and</w:t>
+            </w:r>
+            <w:r>
+              <w:t xml:space="preserve"> </w:t>
+            </w:r>
+            <w:r>
+              <w:t xml:space="preserve">variance gone</w:t>
+            </w:r>
+          </w:p>
+        </w:tc>
+        <w:tc>
+          <w:tcPr/>
+          <w:p>
+            <w:pPr>
+              <w:pStyle w:val="Compact"/>
+            </w:pPr>
+            <w:r>
+              <w:t xml:space="preserve">Kruskal-Wallis (rank-based)</w:t>
+            </w:r>
+          </w:p>
+        </w:tc>
+      </w:tr>
+    </w:tbl>
+    <w:p>
+      <w:pPr>
+        <w:pStyle w:val="BodyText"/>
+      </w:pPr>
+      <w:r>
+        <w:t xml:space="preserve"> </w:t>
       </w:r>
     </w:p>
     <w:tbl>
@@ -2710,18 +4214,18 @@
                 <wp:inline>
                   <wp:extent cx="152400" cy="152400"/>
                   <wp:effectExtent b="0" l="0" r="0" t="0"/>
-                  <wp:docPr descr="" title="" id="32" name="Picture"/>
+                  <wp:docPr descr="" title="" id="46" name="Picture"/>
                   <a:graphic>
                     <a:graphicData uri="http://schemas.openxmlformats.org/drawingml/2006/picture">
                       <pic:pic>
                         <pic:nvPicPr>
-                          <pic:cNvPr descr="/Applications/Positron.app/Contents/Resources/app/quarto/share/formats/docx/tip.png" id="33" name="Picture"/>
+                          <pic:cNvPr descr="/Applications/Positron.app/Contents/Resources/app/quarto/share/formats/docx/tip.png" id="47" name="Picture"/>
                           <pic:cNvPicPr>
                             <a:picLocks noChangeArrowheads="1" noChangeAspect="1"/>
                           </pic:cNvPicPr>
                         </pic:nvPicPr>
                         <pic:blipFill>
-                          <a:blip r:embed="rId18"/>
+                          <a:blip r:embed="rId15"/>
                           <a:stretch>
                             <a:fillRect/>
                           </a:stretch>
@@ -2782,27 +4286,175 @@
                 <w:b/>
                 <w:bCs/>
               </w:rPr>
-              <w:t xml:space="preserve">🖐 After this chunk: Activity Parts 9–11</w:t>
-            </w:r>
-            <w:r>
-              <w:t xml:space="preserve"> </w:t>
-            </w:r>
-            <w:r>
-              <w:t xml:space="preserve">(pairwise tests, letters, plot, report).</w:t>
+              <w:t xml:space="preserve">For reference only — you do not run this today.</w:t>
+            </w:r>
+            <w:r>
+              <w:t xml:space="preserve"> </w:t>
+            </w:r>
+            <w:r>
+              <w:t xml:space="preserve">The rank-based backup is</w:t>
+            </w:r>
+            <w:r>
+              <w:t xml:space="preserve"> </w:t>
+            </w:r>
+            <w:r>
+              <w:rPr>
+                <w:rStyle w:val="VerbatimChar"/>
+              </w:rPr>
+              <w:t xml:space="preserve">kruskal.test(body_mass_g ~ species, data = penguins_df)</w:t>
+            </w:r>
+            <w:r>
+              <w:t xml:space="preserve"> </w:t>
+            </w:r>
+            <w:r>
+              <w:t xml:space="preserve">→ χ² = 217.6, df = 2,</w:t>
+            </w:r>
+            <w:r>
+              <w:t xml:space="preserve"> </w:t>
+            </w:r>
+            <w:r>
+              <w:rPr>
+                <w:i/>
+                <w:iCs/>
+              </w:rPr>
+              <w:t xml:space="preserve">p</w:t>
+            </w:r>
+            <w:r>
+              <w:t xml:space="preserve"> </w:t>
+            </w:r>
+            <w:r>
+              <w:t xml:space="preserve">&lt; 0.001. Same answer again. When three different</w:t>
+            </w:r>
+            <w:r>
+              <w:t xml:space="preserve"> </w:t>
+            </w:r>
+            <w:r>
+              <w:t xml:space="preserve">tests agree, you can stop worrying about which one you picked.</w:t>
             </w:r>
           </w:p>
           <w:p/>
         </w:tc>
       </w:tr>
     </w:tbl>
-    <w:bookmarkEnd w:id="34"/>
-    <w:bookmarkStart w:id="37" w:name="X0c614d744baa564029b2ae246e8c7025551516b"/>
+    <w:bookmarkEnd w:id="48"/>
+    <w:bookmarkStart w:id="51" w:name="what-would-change-the-answer"/>
     <w:p>
       <w:pPr>
         <w:pStyle w:val="Heading1"/>
       </w:pPr>
       <w:r>
-        <w:t xml:space="preserve">Post-Hoc — Pairwise Comparisons with emmeans</w:t>
+        <w:t xml:space="preserve">What</w:t>
+      </w:r>
+      <w:r>
+        <w:t xml:space="preserve"> </w:t>
+      </w:r>
+      <w:r>
+        <w:rPr>
+          <w:i/>
+          <w:iCs/>
+        </w:rPr>
+        <w:t xml:space="preserve">Would</w:t>
+      </w:r>
+      <w:r>
+        <w:t xml:space="preserve"> </w:t>
+      </w:r>
+      <w:r>
+        <w:t xml:space="preserve">Change the Answer?</w:t>
+      </w:r>
+    </w:p>
+    <w:p>
+      <w:pPr>
+        <w:pStyle w:val="FirstParagraph"/>
+      </w:pPr>
+      <w:r>
+        <w:t xml:space="preserve">Here all three tests say</w:t>
+      </w:r>
+      <w:r>
+        <w:t xml:space="preserve"> </w:t>
+      </w:r>
+      <w:r>
+        <w:rPr>
+          <w:i/>
+          <w:iCs/>
+        </w:rPr>
+        <w:t xml:space="preserve">p</w:t>
+      </w:r>
+      <w:r>
+        <w:t xml:space="preserve"> </w:t>
+      </w:r>
+      <w:r>
+        <w:t xml:space="preserve">&lt; 0.001, so the violated assumption cost us</w:t>
+      </w:r>
+      <w:r>
+        <w:t xml:space="preserve"> </w:t>
+      </w:r>
+      <w:r>
+        <w:t xml:space="preserve">nothing.</w:t>
+      </w:r>
+    </w:p>
+    <w:p>
+      <w:pPr>
+        <w:pStyle w:val="BodyText"/>
+      </w:pPr>
+      <w:r>
+        <w:t xml:space="preserve">That is</w:t>
+      </w:r>
+      <w:r>
+        <w:t xml:space="preserve"> </w:t>
+      </w:r>
+      <w:r>
+        <w:rPr>
+          <w:b/>
+          <w:bCs/>
+        </w:rPr>
+        <w:t xml:space="preserve">not</w:t>
+      </w:r>
+      <w:r>
+        <w:t xml:space="preserve"> </w:t>
+      </w:r>
+      <w:r>
+        <w:t xml:space="preserve">a reason to skip the check. Unequal variance with unequal n can</w:t>
+      </w:r>
+      <w:r>
+        <w:t xml:space="preserve"> </w:t>
+      </w:r>
+      <w:r>
+        <w:t xml:space="preserve">push a</w:t>
+      </w:r>
+      <w:r>
+        <w:t xml:space="preserve"> </w:t>
+      </w:r>
+      <w:r>
+        <w:rPr>
+          <w:i/>
+          <w:iCs/>
+        </w:rPr>
+        <w:t xml:space="preserve">p</w:t>
+      </w:r>
+      <w:r>
+        <w:t xml:space="preserve">-value across 0.05 in either direction — you only know which case you</w:t>
+      </w:r>
+      <w:r>
+        <w:t xml:space="preserve"> </w:t>
+      </w:r>
+      <w:r>
+        <w:t xml:space="preserve">are in</w:t>
+      </w:r>
+      <w:r>
+        <w:t xml:space="preserve"> </w:t>
+      </w:r>
+      <w:r>
+        <w:rPr>
+          <w:b/>
+          <w:bCs/>
+        </w:rPr>
+        <w:t xml:space="preserve">after</w:t>
+      </w:r>
+      <w:r>
+        <w:t xml:space="preserve"> </w:t>
+      </w:r>
+      <w:r>
+        <w:t xml:space="preserve">you look.</w:t>
       </w:r>
     </w:p>
     <w:tbl>
@@ -2810,10 +4462,10 @@
         <w:tblStyle w:val="Table"/>
         <w:tblLook w:firstRow="0" w:lastRow="0" w:firstColumn="0" w:lastColumn="0" w:noHBand="0" w:noVBand="0" w:val="0000"/>
         <w:tblBorders>
-          <w:top w:val="single" w:sz="4" w:space="0" w:color="0758E5"/>
-          <w:left w:val="single" w:sz="24" w:space="0" w:color="0758E5"/>
-          <w:bottom w:val="single" w:sz="4" w:space="0" w:color="0758E5"/>
-          <w:right w:val="single" w:sz="4" w:space="0" w:color="0758E5"/>
+          <w:top w:val="single" w:sz="4" w:space="0" w:color="CC1914"/>
+          <w:left w:val="single" w:sz="24" w:space="0" w:color="CC1914"/>
+          <w:bottom w:val="single" w:sz="4" w:space="0" w:color="CC1914"/>
+          <w:right w:val="single" w:sz="4" w:space="0" w:color="CC1914"/>
         </w:tblBorders>
         <w:tblCellMar>
           <w:left w:w="144" w:type="dxa"/>
@@ -2827,7 +4479,7 @@
         </w:trPr>
         <w:tc>
           <w:tcPr>
-            <w:shd w:color="auto" w:fill="dae6fb" w:val="clear"/>
+            <w:shd w:color="auto" w:fill="f7dddc" w:val="clear"/>
             <w:tcMar>
               <w:top w:w="92" w:type="dxa"/>
               <w:bottom w:w="92" w:type="dxa"/>
@@ -2835,7 +4487,7 @@
           </w:tcPr>
           <w:p>
             <w:pPr>
-              <w:pStyle w:val="FirstParagraph"/>
+              <w:pStyle w:val="BodyText"/>
             </w:pPr>
             <w:pPr>
               <w:spacing w:before="0" w:after="0"/>
@@ -2846,12 +4498,12 @@
                 <wp:inline>
                   <wp:extent cx="152400" cy="152400"/>
                   <wp:effectExtent b="0" l="0" r="0" t="0"/>
-                  <wp:docPr descr="" title="" id="35" name="Picture"/>
+                  <wp:docPr descr="" title="" id="49" name="Picture"/>
                   <a:graphic>
                     <a:graphicData uri="http://schemas.openxmlformats.org/drawingml/2006/picture">
                       <pic:pic>
                         <pic:nvPicPr>
-                          <pic:cNvPr descr="/Applications/Positron.app/Contents/Resources/app/quarto/share/formats/docx/note.png" id="36" name="Picture"/>
+                          <pic:cNvPr descr="/Applications/Positron.app/Contents/Resources/app/quarto/share/formats/docx/important.png" id="50" name="Picture"/>
                           <pic:cNvPicPr>
                             <a:picLocks noChangeArrowheads="1" noChangeAspect="1"/>
                           </pic:cNvPicPr>
@@ -2890,7 +4542,7 @@
               <w:t xml:space="preserve"> </w:t>
             </w:r>
             <w:r>
-              <w:t xml:space="preserve">Note</w:t>
+              <w:t xml:space="preserve">Important</w:t>
             </w:r>
           </w:p>
         </w:tc>
@@ -2911,6 +4563,768 @@
               <w:pStyle w:val="BodyText"/>
             </w:pPr>
             <w:pPr>
+              <w:spacing w:before="16"/>
+            </w:pPr>
+            <w:r>
+              <w:rPr>
+                <w:b/>
+                <w:bCs/>
+              </w:rPr>
+              <w:t xml:space="preserve">The rule for this course</w:t>
+            </w:r>
+          </w:p>
+          <w:p>
+            <w:pPr>
+              <w:pStyle w:val="BodyText"/>
+            </w:pPr>
+            <w:pPr>
+              <w:spacing w:after="16"/>
+            </w:pPr>
+            <w:r>
+              <w:t xml:space="preserve">Check → decide → test → report</w:t>
+            </w:r>
+            <w:r>
+              <w:t xml:space="preserve"> </w:t>
+            </w:r>
+            <w:r>
+              <w:rPr>
+                <w:i/>
+                <w:iCs/>
+              </w:rPr>
+              <w:t xml:space="preserve">the test you decided on</w:t>
+            </w:r>
+            <w:r>
+              <w:t xml:space="preserve">. Not</w:t>
+            </w:r>
+            <w:r>
+              <w:t xml:space="preserve"> </w:t>
+            </w:r>
+            <w:r>
+              <w:t xml:space="preserve">“run everything</w:t>
+            </w:r>
+            <w:r>
+              <w:t xml:space="preserve"> </w:t>
+            </w:r>
+            <w:r>
+              <w:t xml:space="preserve">and report the smallest</w:t>
+            </w:r>
+            <w:r>
+              <w:t xml:space="preserve"> </w:t>
+            </w:r>
+            <w:r>
+              <w:rPr>
+                <w:i/>
+                <w:iCs/>
+              </w:rPr>
+              <w:t xml:space="preserve">p</w:t>
+            </w:r>
+            <w:r>
+              <w:t xml:space="preserve">.”</w:t>
+            </w:r>
+          </w:p>
+          <w:p/>
+        </w:tc>
+      </w:tr>
+    </w:tbl>
+    <w:bookmarkEnd w:id="51"/>
+    <w:bookmarkStart w:id="54" w:name="X3ee6df24af6e2479ded9764f9642b13e9e8a3af"/>
+    <w:p>
+      <w:pPr>
+        <w:pStyle w:val="Heading1"/>
+      </w:pPr>
+      <w:r>
+        <w:t xml:space="preserve">🧩 Set 3 · Follow-Up Tests —</w:t>
+      </w:r>
+      <w:r>
+        <w:t xml:space="preserve"> </w:t>
+      </w:r>
+      <w:r>
+        <w:rPr>
+          <w:i/>
+          <w:iCs/>
+        </w:rPr>
+        <w:t xml:space="preserve">Which</w:t>
+      </w:r>
+      <w:r>
+        <w:t xml:space="preserve"> </w:t>
+      </w:r>
+      <w:r>
+        <w:t xml:space="preserve">Groups Differ?</w:t>
+      </w:r>
+    </w:p>
+    <w:p>
+      <w:pPr>
+        <w:pStyle w:val="FirstParagraph"/>
+      </w:pPr>
+      <w:r>
+        <w:t xml:space="preserve">The F-test said</w:t>
+      </w:r>
+      <w:r>
+        <w:t xml:space="preserve"> </w:t>
+      </w:r>
+      <w:r>
+        <w:t xml:space="preserve">“at least one species differs.”</w:t>
+      </w:r>
+      <w:r>
+        <w:t xml:space="preserve"> </w:t>
+      </w:r>
+      <w:r>
+        <w:t xml:space="preserve">Look back at the boxplot:</w:t>
+      </w:r>
+    </w:p>
+    <w:p>
+      <w:pPr>
+        <w:pStyle w:val="Compact"/>
+        <w:numPr>
+          <w:ilvl w:val="0"/>
+          <w:numId w:val="1011"/>
+        </w:numPr>
+      </w:pPr>
+      <w:r>
+        <w:rPr>
+          <w:b/>
+          <w:bCs/>
+        </w:rPr>
+        <w:t xml:space="preserve">Gentoo</w:t>
+      </w:r>
+      <w:r>
+        <w:t xml:space="preserve"> </w:t>
+      </w:r>
+      <w:r>
+        <w:t xml:space="preserve">is obviously above the others</w:t>
+      </w:r>
+    </w:p>
+    <w:p>
+      <w:pPr>
+        <w:pStyle w:val="Compact"/>
+        <w:numPr>
+          <w:ilvl w:val="0"/>
+          <w:numId w:val="1011"/>
+        </w:numPr>
+      </w:pPr>
+      <w:r>
+        <w:rPr>
+          <w:b/>
+          <w:bCs/>
+        </w:rPr>
+        <w:t xml:space="preserve">Adelie and Chinstrap</w:t>
+      </w:r>
+      <w:r>
+        <w:t xml:space="preserve"> </w:t>
+      </w:r>
+      <w:r>
+        <w:t xml:space="preserve">sit almost on top of each other</w:t>
+      </w:r>
+    </w:p>
+    <w:p>
+      <w:pPr>
+        <w:pStyle w:val="FirstParagraph"/>
+      </w:pPr>
+      <w:r>
+        <w:t xml:space="preserve">A single</w:t>
+      </w:r>
+      <w:r>
+        <w:t xml:space="preserve"> </w:t>
+      </w:r>
+      <w:r>
+        <w:rPr>
+          <w:i/>
+          <w:iCs/>
+        </w:rPr>
+        <w:t xml:space="preserve">p</w:t>
+      </w:r>
+      <w:r>
+        <w:t xml:space="preserve"> </w:t>
+      </w:r>
+      <w:r>
+        <w:t xml:space="preserve">&lt; 0.001 is perfectly consistent with</w:t>
+      </w:r>
+      <w:r>
+        <w:t xml:space="preserve"> </w:t>
+      </w:r>
+      <w:r>
+        <w:rPr>
+          <w:i/>
+          <w:iCs/>
+        </w:rPr>
+        <w:t xml:space="preserve">Gentoo differs, the other</w:t>
+      </w:r>
+      <w:r>
+        <w:rPr>
+          <w:i/>
+          <w:iCs/>
+        </w:rPr>
+        <w:t xml:space="preserve"> </w:t>
+      </w:r>
+      <w:r>
+        <w:rPr>
+          <w:i/>
+          <w:iCs/>
+        </w:rPr>
+        <w:t xml:space="preserve">two do not.</w:t>
+      </w:r>
+      <w:r>
+        <w:t xml:space="preserve"> </w:t>
+      </w:r>
+      <w:r>
+        <w:t xml:space="preserve">The F-test cannot tell those stories apart.</w:t>
+      </w:r>
+    </w:p>
+    <w:tbl>
+      <w:tblPr>
+        <w:tblStyle w:val="Table"/>
+        <w:tblLook w:firstRow="0" w:lastRow="0" w:firstColumn="0" w:lastColumn="0" w:noHBand="0" w:noVBand="0" w:val="0000"/>
+        <w:tblBorders>
+          <w:top w:val="single" w:sz="4" w:space="0" w:color="0758E5"/>
+          <w:left w:val="single" w:sz="24" w:space="0" w:color="0758E5"/>
+          <w:bottom w:val="single" w:sz="4" w:space="0" w:color="0758E5"/>
+          <w:right w:val="single" w:sz="4" w:space="0" w:color="0758E5"/>
+        </w:tblBorders>
+        <w:tblCellMar>
+          <w:left w:w="144" w:type="dxa"/>
+          <w:right w:w="144" w:type="dxa"/>
+        </w:tblCellMar>
+        <w:tblLook w:firstRow="0" w:lastRow="0" w:firstColumn="0" w:lastColumn="0" w:noHBand="0" w:noVBand="0" w:val="0000"/>
+      </w:tblPr>
+      <w:tr>
+        <w:trPr>
+          <w:cantSplit/>
+        </w:trPr>
+        <w:tc>
+          <w:tcPr>
+            <w:shd w:color="auto" w:fill="dae6fb" w:val="clear"/>
+            <w:tcMar>
+              <w:top w:w="92" w:type="dxa"/>
+              <w:bottom w:w="92" w:type="dxa"/>
+            </w:tcMar>
+          </w:tcPr>
+          <w:p>
+            <w:pPr>
+              <w:pStyle w:val="BodyText"/>
+            </w:pPr>
+            <w:pPr>
+              <w:spacing w:before="0" w:after="0"/>
+              <w:textAlignment w:val="center"/>
+            </w:pPr>
+            <w:r>
+              <w:drawing>
+                <wp:inline>
+                  <wp:extent cx="152400" cy="152400"/>
+                  <wp:effectExtent b="0" l="0" r="0" t="0"/>
+                  <wp:docPr descr="" title="" id="52" name="Picture"/>
+                  <a:graphic>
+                    <a:graphicData uri="http://schemas.openxmlformats.org/drawingml/2006/picture">
+                      <pic:pic>
+                        <pic:nvPicPr>
+                          <pic:cNvPr descr="/Applications/Positron.app/Contents/Resources/app/quarto/share/formats/docx/note.png" id="53" name="Picture"/>
+                          <pic:cNvPicPr>
+                            <a:picLocks noChangeArrowheads="1" noChangeAspect="1"/>
+                          </pic:cNvPicPr>
+                        </pic:nvPicPr>
+                        <pic:blipFill>
+                          <a:blip r:embed="rId19"/>
+                          <a:stretch>
+                            <a:fillRect/>
+                          </a:stretch>
+                        </pic:blipFill>
+                        <pic:spPr bwMode="auto">
+                          <a:xfrm>
+                            <a:off x="0" y="0"/>
+                            <a:ext cx="152400" cy="152400"/>
+                          </a:xfrm>
+                          <a:prstGeom prst="rect">
+                            <a:avLst/>
+                          </a:prstGeom>
+                          <a:noFill/>
+                          <a:ln w="9525">
+                            <a:noFill/>
+                            <a:headEnd/>
+                            <a:tailEnd/>
+                          </a:ln>
+                        </pic:spPr>
+                      </pic:pic>
+                    </a:graphicData>
+                  </a:graphic>
+                </wp:inline>
+              </w:drawing>
+            </w:r>
+            <w:r>
+              <w:t xml:space="preserve"> </w:t>
+            </w:r>
+            <w:r>
+              <w:t xml:space="preserve"> </w:t>
+            </w:r>
+            <w:r>
+              <w:t xml:space="preserve">Note</w:t>
+            </w:r>
+          </w:p>
+        </w:tc>
+      </w:tr>
+      <w:tr>
+        <w:trPr>
+          <w:cantSplit/>
+        </w:trPr>
+        <w:tc>
+          <w:tcPr>
+            <w:tcMar>
+              <w:top w:w="108" w:type="dxa"/>
+              <w:bottom w:w="108" w:type="dxa"/>
+            </w:tcMar>
+          </w:tcPr>
+          <w:p>
+            <w:pPr>
+              <w:pStyle w:val="BodyText"/>
+            </w:pPr>
+            <w:pPr>
+              <w:spacing w:before="16"/>
+            </w:pPr>
+            <w:r>
+              <w:rPr>
+                <w:b/>
+                <w:bCs/>
+              </w:rPr>
+              <w:t xml:space="preserve">✅ Key idea</w:t>
+            </w:r>
+          </w:p>
+          <w:p>
+            <w:pPr>
+              <w:pStyle w:val="BodyText"/>
+            </w:pPr>
+            <w:pPr>
+              <w:spacing w:after="16"/>
+            </w:pPr>
+            <w:r>
+              <w:t xml:space="preserve">A significant F licenses you to go looking. It does</w:t>
+            </w:r>
+            <w:r>
+              <w:t xml:space="preserve"> </w:t>
+            </w:r>
+            <w:r>
+              <w:rPr>
+                <w:b/>
+                <w:bCs/>
+              </w:rPr>
+              <w:t xml:space="preserve">not</w:t>
+            </w:r>
+            <w:r>
+              <w:t xml:space="preserve"> </w:t>
+            </w:r>
+            <w:r>
+              <w:t xml:space="preserve">tell you what you</w:t>
+            </w:r>
+            <w:r>
+              <w:t xml:space="preserve"> </w:t>
+            </w:r>
+            <w:r>
+              <w:t xml:space="preserve">will find.</w:t>
+            </w:r>
+          </w:p>
+          <w:p/>
+        </w:tc>
+      </w:tr>
+    </w:tbl>
+    <w:bookmarkEnd w:id="54"/>
+    <w:bookmarkStart w:id="57" w:name="why-not-just-run-the-three-t-tests-now"/>
+    <w:p>
+      <w:pPr>
+        <w:pStyle w:val="Heading1"/>
+      </w:pPr>
+      <w:r>
+        <w:t xml:space="preserve">Why Not Just Run the Three t-Tests Now?</w:t>
+      </w:r>
+    </w:p>
+    <w:p>
+      <w:pPr>
+        <w:pStyle w:val="FirstParagraph"/>
+      </w:pPr>
+      <w:r>
+        <w:t xml:space="preserve">Because that is the problem we opened Lecture 19 with — three tests at α = 0.05</w:t>
+      </w:r>
+      <w:r>
+        <w:t xml:space="preserve"> </w:t>
+      </w:r>
+      <w:r>
+        <w:t xml:space="preserve">gives ~14% chance of a false positive.</w:t>
+      </w:r>
+    </w:p>
+    <w:p>
+      <w:pPr>
+        <w:pStyle w:val="BodyText"/>
+      </w:pPr>
+      <w:r>
+        <w:t xml:space="preserve">A</w:t>
+      </w:r>
+      <w:r>
+        <w:t xml:space="preserve"> </w:t>
+      </w:r>
+      <w:r>
+        <w:rPr>
+          <w:b/>
+          <w:bCs/>
+        </w:rPr>
+        <w:t xml:space="preserve">post-hoc</w:t>
+      </w:r>
+      <w:r>
+        <w:t xml:space="preserve"> </w:t>
+      </w:r>
+      <w:r>
+        <w:t xml:space="preserve">(after-the-fact) test does the three comparisons</w:t>
+      </w:r>
+      <w:r>
+        <w:t xml:space="preserve"> </w:t>
+      </w:r>
+      <w:r>
+        <w:rPr>
+          <w:b/>
+          <w:bCs/>
+        </w:rPr>
+        <w:t xml:space="preserve">and</w:t>
+      </w:r>
+      <w:r>
+        <w:t xml:space="preserve"> </w:t>
+      </w:r>
+      <w:r>
+        <w:t xml:space="preserve">adjusts</w:t>
+      </w:r>
+      <w:r>
+        <w:t xml:space="preserve"> </w:t>
+      </w:r>
+      <w:r>
+        <w:t xml:space="preserve">the</w:t>
+      </w:r>
+      <w:r>
+        <w:t xml:space="preserve"> </w:t>
+      </w:r>
+      <w:r>
+        <w:rPr>
+          <w:i/>
+          <w:iCs/>
+        </w:rPr>
+        <w:t xml:space="preserve">p</w:t>
+      </w:r>
+      <w:r>
+        <w:t xml:space="preserve">-values so the family-wise error rate stays at 0.05.</w:t>
+      </w:r>
+    </w:p>
+    <w:p>
+      <w:pPr>
+        <w:pStyle w:val="BodyText"/>
+      </w:pPr>
+      <w:r>
+        <w:t xml:space="preserve">The standard adjustment for all-pairs comparisons is</w:t>
+      </w:r>
+      <w:r>
+        <w:t xml:space="preserve"> </w:t>
+      </w:r>
+      <w:r>
+        <w:rPr>
+          <w:b/>
+          <w:bCs/>
+        </w:rPr>
+        <w:t xml:space="preserve">Tukey’s HSD</w:t>
+      </w:r>
+      <w:r>
+        <w:t xml:space="preserve">.</w:t>
+      </w:r>
+    </w:p>
+    <w:tbl>
+      <w:tblPr>
+        <w:tblStyle w:val="Table"/>
+        <w:tblLook w:firstRow="0" w:lastRow="0" w:firstColumn="0" w:lastColumn="0" w:noHBand="0" w:noVBand="0" w:val="0000"/>
+        <w:tblBorders>
+          <w:top w:val="single" w:sz="4" w:space="0" w:color="CC1914"/>
+          <w:left w:val="single" w:sz="24" w:space="0" w:color="CC1914"/>
+          <w:bottom w:val="single" w:sz="4" w:space="0" w:color="CC1914"/>
+          <w:right w:val="single" w:sz="4" w:space="0" w:color="CC1914"/>
+        </w:tblBorders>
+        <w:tblCellMar>
+          <w:left w:w="144" w:type="dxa"/>
+          <w:right w:w="144" w:type="dxa"/>
+        </w:tblCellMar>
+        <w:tblLook w:firstRow="0" w:lastRow="0" w:firstColumn="0" w:lastColumn="0" w:noHBand="0" w:noVBand="0" w:val="0000"/>
+      </w:tblPr>
+      <w:tr>
+        <w:trPr>
+          <w:cantSplit/>
+        </w:trPr>
+        <w:tc>
+          <w:tcPr>
+            <w:shd w:color="auto" w:fill="f7dddc" w:val="clear"/>
+            <w:tcMar>
+              <w:top w:w="92" w:type="dxa"/>
+              <w:bottom w:w="92" w:type="dxa"/>
+            </w:tcMar>
+          </w:tcPr>
+          <w:p>
+            <w:pPr>
+              <w:pStyle w:val="BodyText"/>
+            </w:pPr>
+            <w:pPr>
+              <w:spacing w:before="0" w:after="0"/>
+              <w:textAlignment w:val="center"/>
+            </w:pPr>
+            <w:r>
+              <w:drawing>
+                <wp:inline>
+                  <wp:extent cx="152400" cy="152400"/>
+                  <wp:effectExtent b="0" l="0" r="0" t="0"/>
+                  <wp:docPr descr="" title="" id="55" name="Picture"/>
+                  <a:graphic>
+                    <a:graphicData uri="http://schemas.openxmlformats.org/drawingml/2006/picture">
+                      <pic:pic>
+                        <pic:nvPicPr>
+                          <pic:cNvPr descr="/Applications/Positron.app/Contents/Resources/app/quarto/share/formats/docx/important.png" id="56" name="Picture"/>
+                          <pic:cNvPicPr>
+                            <a:picLocks noChangeArrowheads="1" noChangeAspect="1"/>
+                          </pic:cNvPicPr>
+                        </pic:nvPicPr>
+                        <pic:blipFill>
+                          <a:blip r:embed="rId9"/>
+                          <a:stretch>
+                            <a:fillRect/>
+                          </a:stretch>
+                        </pic:blipFill>
+                        <pic:spPr bwMode="auto">
+                          <a:xfrm>
+                            <a:off x="0" y="0"/>
+                            <a:ext cx="152400" cy="152400"/>
+                          </a:xfrm>
+                          <a:prstGeom prst="rect">
+                            <a:avLst/>
+                          </a:prstGeom>
+                          <a:noFill/>
+                          <a:ln w="9525">
+                            <a:noFill/>
+                            <a:headEnd/>
+                            <a:tailEnd/>
+                          </a:ln>
+                        </pic:spPr>
+                      </pic:pic>
+                    </a:graphicData>
+                  </a:graphic>
+                </wp:inline>
+              </w:drawing>
+            </w:r>
+            <w:r>
+              <w:t xml:space="preserve"> </w:t>
+            </w:r>
+            <w:r>
+              <w:t xml:space="preserve"> </w:t>
+            </w:r>
+            <w:r>
+              <w:t xml:space="preserve">Important</w:t>
+            </w:r>
+          </w:p>
+        </w:tc>
+      </w:tr>
+      <w:tr>
+        <w:trPr>
+          <w:cantSplit/>
+        </w:trPr>
+        <w:tc>
+          <w:tcPr>
+            <w:tcMar>
+              <w:top w:w="108" w:type="dxa"/>
+              <w:bottom w:w="108" w:type="dxa"/>
+            </w:tcMar>
+          </w:tcPr>
+          <w:p>
+            <w:pPr>
+              <w:pStyle w:val="BodyText"/>
+            </w:pPr>
+            <w:pPr>
+              <w:spacing w:before="16" w:after="16"/>
+            </w:pPr>
+            <w:r>
+              <w:t xml:space="preserve">“Tukey-adjusted”</w:t>
+            </w:r>
+            <w:r>
+              <w:t xml:space="preserve"> </w:t>
+            </w:r>
+            <w:r>
+              <w:t xml:space="preserve">means the</w:t>
+            </w:r>
+            <w:r>
+              <w:t xml:space="preserve"> </w:t>
+            </w:r>
+            <w:r>
+              <w:rPr>
+                <w:i/>
+                <w:iCs/>
+              </w:rPr>
+              <w:t xml:space="preserve">p</w:t>
+            </w:r>
+            <w:r>
+              <w:t xml:space="preserve">-values printed have</w:t>
+            </w:r>
+            <w:r>
+              <w:t xml:space="preserve"> </w:t>
+            </w:r>
+            <w:r>
+              <w:rPr>
+                <w:b/>
+                <w:bCs/>
+              </w:rPr>
+              <w:t xml:space="preserve">already</w:t>
+            </w:r>
+            <w:r>
+              <w:t xml:space="preserve"> </w:t>
+            </w:r>
+            <w:r>
+              <w:t xml:space="preserve">been corrected.</w:t>
+            </w:r>
+            <w:r>
+              <w:t xml:space="preserve"> </w:t>
+            </w:r>
+            <w:r>
+              <w:t xml:space="preserve">You compare them with 0.05 directly — you do</w:t>
+            </w:r>
+            <w:r>
+              <w:t xml:space="preserve"> </w:t>
+            </w:r>
+            <w:r>
+              <w:rPr>
+                <w:b/>
+                <w:bCs/>
+              </w:rPr>
+              <w:t xml:space="preserve">not</w:t>
+            </w:r>
+            <w:r>
+              <w:t xml:space="preserve"> </w:t>
+            </w:r>
+            <w:r>
+              <w:t xml:space="preserve">divide anything.</w:t>
+            </w:r>
+          </w:p>
+          <w:p/>
+        </w:tc>
+      </w:tr>
+    </w:tbl>
+    <w:bookmarkEnd w:id="57"/>
+    <w:bookmarkStart w:id="62" w:name="pairwise-comparisons-with-emmeans"/>
+    <w:p>
+      <w:pPr>
+        <w:pStyle w:val="Heading1"/>
+      </w:pPr>
+      <w:r>
+        <w:t xml:space="preserve">Pairwise Comparisons with</w:t>
+      </w:r>
+      <w:r>
+        <w:t xml:space="preserve"> </w:t>
+      </w:r>
+      <w:r>
+        <w:rPr>
+          <w:rStyle w:val="VerbatimChar"/>
+        </w:rPr>
+        <w:t xml:space="preserve">emmeans</w:t>
+      </w:r>
+    </w:p>
+    <w:tbl>
+      <w:tblPr>
+        <w:tblStyle w:val="Table"/>
+        <w:tblLook w:firstRow="0" w:lastRow="0" w:firstColumn="0" w:lastColumn="0" w:noHBand="0" w:noVBand="0" w:val="0000"/>
+        <w:tblBorders>
+          <w:top w:val="single" w:sz="4" w:space="0" w:color="0758E5"/>
+          <w:left w:val="single" w:sz="24" w:space="0" w:color="0758E5"/>
+          <w:bottom w:val="single" w:sz="4" w:space="0" w:color="0758E5"/>
+          <w:right w:val="single" w:sz="4" w:space="0" w:color="0758E5"/>
+        </w:tblBorders>
+        <w:tblCellMar>
+          <w:left w:w="144" w:type="dxa"/>
+          <w:right w:w="144" w:type="dxa"/>
+        </w:tblCellMar>
+        <w:tblLook w:firstRow="0" w:lastRow="0" w:firstColumn="0" w:lastColumn="0" w:noHBand="0" w:noVBand="0" w:val="0000"/>
+      </w:tblPr>
+      <w:tr>
+        <w:trPr>
+          <w:cantSplit/>
+        </w:trPr>
+        <w:tc>
+          <w:tcPr>
+            <w:shd w:color="auto" w:fill="dae6fb" w:val="clear"/>
+            <w:tcMar>
+              <w:top w:w="92" w:type="dxa"/>
+              <w:bottom w:w="92" w:type="dxa"/>
+            </w:tcMar>
+          </w:tcPr>
+          <w:p>
+            <w:pPr>
+              <w:pStyle w:val="FirstParagraph"/>
+            </w:pPr>
+            <w:pPr>
+              <w:spacing w:before="0" w:after="0"/>
+              <w:textAlignment w:val="center"/>
+            </w:pPr>
+            <w:r>
+              <w:drawing>
+                <wp:inline>
+                  <wp:extent cx="152400" cy="152400"/>
+                  <wp:effectExtent b="0" l="0" r="0" t="0"/>
+                  <wp:docPr descr="" title="" id="58" name="Picture"/>
+                  <a:graphic>
+                    <a:graphicData uri="http://schemas.openxmlformats.org/drawingml/2006/picture">
+                      <pic:pic>
+                        <pic:nvPicPr>
+                          <pic:cNvPr descr="/Applications/Positron.app/Contents/Resources/app/quarto/share/formats/docx/note.png" id="59" name="Picture"/>
+                          <pic:cNvPicPr>
+                            <a:picLocks noChangeArrowheads="1" noChangeAspect="1"/>
+                          </pic:cNvPicPr>
+                        </pic:nvPicPr>
+                        <pic:blipFill>
+                          <a:blip r:embed="rId19"/>
+                          <a:stretch>
+                            <a:fillRect/>
+                          </a:stretch>
+                        </pic:blipFill>
+                        <pic:spPr bwMode="auto">
+                          <a:xfrm>
+                            <a:off x="0" y="0"/>
+                            <a:ext cx="152400" cy="152400"/>
+                          </a:xfrm>
+                          <a:prstGeom prst="rect">
+                            <a:avLst/>
+                          </a:prstGeom>
+                          <a:noFill/>
+                          <a:ln w="9525">
+                            <a:noFill/>
+                            <a:headEnd/>
+                            <a:tailEnd/>
+                          </a:ln>
+                        </pic:spPr>
+                      </pic:pic>
+                    </a:graphicData>
+                  </a:graphic>
+                </wp:inline>
+              </w:drawing>
+            </w:r>
+            <w:r>
+              <w:t xml:space="preserve"> </w:t>
+            </w:r>
+            <w:r>
+              <w:t xml:space="preserve"> </w:t>
+            </w:r>
+            <w:r>
+              <w:t xml:space="preserve">Note</w:t>
+            </w:r>
+          </w:p>
+        </w:tc>
+      </w:tr>
+      <w:tr>
+        <w:trPr>
+          <w:cantSplit/>
+        </w:trPr>
+        <w:tc>
+          <w:tcPr>
+            <w:tcMar>
+              <w:top w:w="108" w:type="dxa"/>
+              <w:bottom w:w="108" w:type="dxa"/>
+            </w:tcMar>
+          </w:tcPr>
+          <w:p>
+            <w:pPr>
+              <w:pStyle w:val="BodyText"/>
+            </w:pPr>
+            <w:pPr>
               <w:spacing w:before="16" w:after="16"/>
             </w:pPr>
             <w:r>
@@ -2924,7 +5338,7 @@
               <w:t xml:space="preserve"> </w:t>
             </w:r>
             <w:r>
-              <w:t xml:space="preserve">From the boxplot, predict — will</w:t>
+              <w:t xml:space="preserve">will</w:t>
             </w:r>
             <w:r>
               <w:t xml:space="preserve"> </w:t>
@@ -2940,7 +5354,13 @@
               <w:t xml:space="preserve"> </w:t>
             </w:r>
             <w:r>
-              <w:t xml:space="preserve">species differ from each other, or will two be statistically tied?</w:t>
+              <w:t xml:space="preserve">species differ from each other, or will</w:t>
+            </w:r>
+            <w:r>
+              <w:t xml:space="preserve"> </w:t>
+            </w:r>
+            <w:r>
+              <w:t xml:space="preserve">two be statistically tied?</w:t>
             </w:r>
           </w:p>
           <w:p/>
@@ -2955,7 +5375,7 @@
         <w:rPr>
           <w:rStyle w:val="CommentTok"/>
         </w:rPr>
-        <w:t xml:space="preserve"># Estimated marginal means + Tukey-adjusted pairs -----</w:t>
+        <w:t xml:space="preserve"># Estimated means + every pairwise comparison ---------</w:t>
       </w:r>
       <w:r>
         <w:br/>
@@ -3086,7 +5506,7 @@
           <w:b/>
           <w:bCs/>
         </w:rPr>
-        <w:t xml:space="preserve">Reading it:</w:t>
+        <w:t xml:space="preserve">The answer:</w:t>
       </w:r>
     </w:p>
     <w:p>
@@ -3094,20 +5514,27 @@
         <w:pStyle w:val="Compact"/>
         <w:numPr>
           <w:ilvl w:val="0"/>
-          <w:numId w:val="1008"/>
+          <w:numId w:val="1012"/>
         </w:numPr>
       </w:pPr>
       <w:r>
-        <w:rPr>
-          <w:rStyle w:val="VerbatimChar"/>
-        </w:rPr>
-        <w:t xml:space="preserve">emmeans(..., pairwise ~ species)</w:t>
-      </w:r>
-      <w:r>
-        <w:t xml:space="preserve"> </w:t>
-      </w:r>
-      <w:r>
-        <w:t xml:space="preserve">gives each group’s mean</w:t>
+        <w:t xml:space="preserve">Adelie – Chinstrap: 32 g,</w:t>
+      </w:r>
+      <w:r>
+        <w:t xml:space="preserve"> </w:t>
+      </w:r>
+      <w:r>
+        <w:rPr>
+          <w:i/>
+          <w:iCs/>
+        </w:rPr>
+        <w:t xml:space="preserve">p</w:t>
+      </w:r>
+      <w:r>
+        <w:t xml:space="preserve"> </w:t>
+      </w:r>
+      <w:r>
+        <w:t xml:space="preserve">=</w:t>
       </w:r>
       <w:r>
         <w:t xml:space="preserve"> </w:t>
@@ -3117,13 +5544,29 @@
           <w:b/>
           <w:bCs/>
         </w:rPr>
-        <w:t xml:space="preserve">and</w:t>
-      </w:r>
-      <w:r>
-        <w:t xml:space="preserve"> </w:t>
-      </w:r>
-      <w:r>
-        <w:t xml:space="preserve">every pairwise comparison</w:t>
+        <w:t xml:space="preserve">0.88</w:t>
+      </w:r>
+      <w:r>
+        <w:t xml:space="preserve"> </w:t>
+      </w:r>
+      <w:r>
+        <w:t xml:space="preserve">→</w:t>
+      </w:r>
+      <w:r>
+        <w:t xml:space="preserve"> </w:t>
+      </w:r>
+      <w:r>
+        <w:rPr>
+          <w:b/>
+          <w:bCs/>
+        </w:rPr>
+        <w:t xml:space="preserve">not</w:t>
+      </w:r>
+      <w:r>
+        <w:t xml:space="preserve"> </w:t>
+      </w:r>
+      <w:r>
+        <w:t xml:space="preserve">different</w:t>
       </w:r>
     </w:p>
     <w:p>
@@ -3131,11 +5574,11 @@
         <w:pStyle w:val="Compact"/>
         <w:numPr>
           <w:ilvl w:val="0"/>
-          <w:numId w:val="1008"/>
+          <w:numId w:val="1012"/>
         </w:numPr>
       </w:pPr>
       <w:r>
-        <w:t xml:space="preserve">The</w:t>
+        <w:t xml:space="preserve">Adelie – Gentoo: −1375 g,</w:t>
       </w:r>
       <w:r>
         <w:t xml:space="preserve"> </w:t>
@@ -3148,210 +5591,10 @@
         <w:t xml:space="preserve">p</w:t>
       </w:r>
       <w:r>
-        <w:t xml:space="preserve">-values are</w:t>
-      </w:r>
-      <w:r>
-        <w:t xml:space="preserve"> </w:t>
-      </w:r>
-      <w:r>
-        <w:rPr>
-          <w:b/>
-          <w:bCs/>
-        </w:rPr>
-        <w:t xml:space="preserve">Tukey-adjusted</w:t>
-      </w:r>
-      <w:r>
-        <w:t xml:space="preserve"> </w:t>
-      </w:r>
-      <w:r>
-        <w:t xml:space="preserve">— they already correct for multiple comparisons, so the family-wise error stays at 0.05</w:t>
-      </w:r>
-    </w:p>
-    <w:p>
-      <w:pPr>
-        <w:pStyle w:val="FirstParagraph"/>
-      </w:pPr>
-      <w:r>
-        <w:t xml:space="preserve">📖 W&amp;S §15.4 — planned vs. unplanned comparisons</w:t>
-      </w:r>
-    </w:p>
-    <w:bookmarkEnd w:id="37"/>
-    <w:bookmarkStart w:id="40" w:name="X6ad618e26776527f6692ddfe34661e4b331b653"/>
-    <w:p>
-      <w:pPr>
-        <w:pStyle w:val="Heading1"/>
-      </w:pPr>
-      <w:r>
-        <w:t xml:space="preserve">Compact Letter Display — Who Shares a Letter?</w:t>
-      </w:r>
-    </w:p>
-    <w:p>
-      <w:pPr>
-        <w:pStyle w:val="SourceCode"/>
-      </w:pPr>
-      <w:r>
-        <w:rPr>
-          <w:rStyle w:val="CommentTok"/>
-        </w:rPr>
-        <w:t xml:space="preserve"># Groups that SHARE a letter are NOT different --------</w:t>
-      </w:r>
-      <w:r>
-        <w:br/>
-      </w:r>
-      <w:r>
-        <w:rPr>
-          <w:rStyle w:val="NormalTok"/>
-        </w:rPr>
-        <w:t xml:space="preserve">multcomp</w:t>
-      </w:r>
-      <w:r>
-        <w:rPr>
-          <w:rStyle w:val="SpecialCharTok"/>
-        </w:rPr>
-        <w:t xml:space="preserve">::</w:t>
-      </w:r>
-      <w:r>
-        <w:rPr>
-          <w:rStyle w:val="FunctionTok"/>
-        </w:rPr>
-        <w:t xml:space="preserve">cld</w:t>
-      </w:r>
-      <w:r>
-        <w:rPr>
-          <w:rStyle w:val="NormalTok"/>
-        </w:rPr>
-        <w:t xml:space="preserve">(mass_emm</w:t>
-      </w:r>
-      <w:r>
-        <w:rPr>
-          <w:rStyle w:val="SpecialCharTok"/>
-        </w:rPr>
-        <w:t xml:space="preserve">$</w:t>
-      </w:r>
-      <w:r>
-        <w:rPr>
-          <w:rStyle w:val="NormalTok"/>
-        </w:rPr>
-        <w:t xml:space="preserve">emmeans, </w:t>
-      </w:r>
-      <w:r>
-        <w:rPr>
-          <w:rStyle w:val="AttributeTok"/>
-        </w:rPr>
-        <w:t xml:space="preserve">Letters =</w:t>
-      </w:r>
-      <w:r>
-        <w:rPr>
-          <w:rStyle w:val="NormalTok"/>
-        </w:rPr>
-        <w:t xml:space="preserve"> letters)</w:t>
-      </w:r>
-    </w:p>
-    <w:p>
-      <w:pPr>
-        <w:pStyle w:val="SourceCode"/>
-      </w:pPr>
-      <w:r>
-        <w:rPr>
-          <w:rStyle w:val="VerbatimChar"/>
-        </w:rPr>
-        <w:t xml:space="preserve"> species   emmean   SE  df lower.CL upper.CL .group</w:t>
-      </w:r>
-      <w:r>
-        <w:br/>
-      </w:r>
-      <w:r>
-        <w:rPr>
-          <w:rStyle w:val="VerbatimChar"/>
-        </w:rPr>
-        <w:t xml:space="preserve"> Adelie      3701 37.6 339     3627     3775  a    </w:t>
-      </w:r>
-      <w:r>
-        <w:br/>
-      </w:r>
-      <w:r>
-        <w:rPr>
-          <w:rStyle w:val="VerbatimChar"/>
-        </w:rPr>
-        <w:t xml:space="preserve"> Chinstrap   3733 56.1 339     3623     3843  a    </w:t>
-      </w:r>
-      <w:r>
-        <w:br/>
-      </w:r>
-      <w:r>
-        <w:rPr>
-          <w:rStyle w:val="VerbatimChar"/>
-        </w:rPr>
-        <w:t xml:space="preserve"> Gentoo      5076 41.7 339     4994     5158   b   </w:t>
-      </w:r>
-      <w:r>
-        <w:br/>
-      </w:r>
-      <w:r>
-        <w:br/>
-      </w:r>
-      <w:r>
-        <w:rPr>
-          <w:rStyle w:val="VerbatimChar"/>
-        </w:rPr>
-        <w:t xml:space="preserve">Confidence level used: 0.95 </w:t>
-      </w:r>
-      <w:r>
-        <w:br/>
-      </w:r>
-      <w:r>
-        <w:rPr>
-          <w:rStyle w:val="VerbatimChar"/>
-        </w:rPr>
-        <w:t xml:space="preserve">P value adjustment: tukey method for comparing a family of 3 estimates </w:t>
-      </w:r>
-      <w:r>
-        <w:br/>
-      </w:r>
-      <w:r>
-        <w:rPr>
-          <w:rStyle w:val="VerbatimChar"/>
-        </w:rPr>
-        <w:t xml:space="preserve">significance level used: alpha = 0.05 </w:t>
-      </w:r>
-      <w:r>
-        <w:br/>
-      </w:r>
-      <w:r>
-        <w:rPr>
-          <w:rStyle w:val="VerbatimChar"/>
-        </w:rPr>
-        <w:t xml:space="preserve">NOTE: If two or more means share the same grouping symbol,</w:t>
-      </w:r>
-      <w:r>
-        <w:br/>
-      </w:r>
-      <w:r>
-        <w:rPr>
-          <w:rStyle w:val="VerbatimChar"/>
-        </w:rPr>
-        <w:t xml:space="preserve">      then we cannot show them to be different.</w:t>
-      </w:r>
-      <w:r>
-        <w:br/>
-      </w:r>
-      <w:r>
-        <w:rPr>
-          <w:rStyle w:val="VerbatimChar"/>
-        </w:rPr>
-        <w:t xml:space="preserve">      But we also did not show them to be the same. </w:t>
-      </w:r>
-    </w:p>
-    <w:p>
-      <w:pPr>
-        <w:pStyle w:val="FirstParagraph"/>
-      </w:pPr>
-      <w:r>
-        <w:rPr>
-          <w:b/>
-          <w:bCs/>
-        </w:rPr>
-        <w:t xml:space="preserve">How to read letters:</w:t>
+        <w:t xml:space="preserve"> </w:t>
+      </w:r>
+      <w:r>
+        <w:t xml:space="preserve">&lt; 0.0001</w:t>
       </w:r>
     </w:p>
     <w:p>
@@ -3359,27 +5602,284 @@
         <w:pStyle w:val="Compact"/>
         <w:numPr>
           <w:ilvl w:val="0"/>
-          <w:numId w:val="1009"/>
+          <w:numId w:val="1012"/>
         </w:numPr>
       </w:pPr>
       <w:r>
-        <w:t xml:space="preserve">Same letter →</w:t>
-      </w:r>
-      <w:r>
-        <w:t xml:space="preserve"> </w:t>
-      </w:r>
-      <w:r>
-        <w:rPr>
-          <w:b/>
-          <w:bCs/>
-        </w:rPr>
-        <w:t xml:space="preserve">not</w:t>
-      </w:r>
-      <w:r>
-        <w:t xml:space="preserve"> </w:t>
-      </w:r>
-      <w:r>
-        <w:t xml:space="preserve">significantly different</w:t>
+        <w:t xml:space="preserve">Chinstrap – Gentoo: −1343 g,</w:t>
+      </w:r>
+      <w:r>
+        <w:t xml:space="preserve"> </w:t>
+      </w:r>
+      <w:r>
+        <w:rPr>
+          <w:i/>
+          <w:iCs/>
+        </w:rPr>
+        <w:t xml:space="preserve">p</w:t>
+      </w:r>
+      <w:r>
+        <w:t xml:space="preserve"> </w:t>
+      </w:r>
+      <w:r>
+        <w:t xml:space="preserve">&lt; 0.0001</w:t>
+      </w:r>
+    </w:p>
+    <w:tbl>
+      <w:tblPr>
+        <w:tblStyle w:val="Table"/>
+        <w:tblLook w:firstRow="0" w:lastRow="0" w:firstColumn="0" w:lastColumn="0" w:noHBand="0" w:noVBand="0" w:val="0000"/>
+        <w:tblBorders>
+          <w:top w:val="single" w:sz="4" w:space="0" w:color="CC1914"/>
+          <w:left w:val="single" w:sz="24" w:space="0" w:color="CC1914"/>
+          <w:bottom w:val="single" w:sz="4" w:space="0" w:color="CC1914"/>
+          <w:right w:val="single" w:sz="4" w:space="0" w:color="CC1914"/>
+        </w:tblBorders>
+        <w:tblCellMar>
+          <w:left w:w="144" w:type="dxa"/>
+          <w:right w:w="144" w:type="dxa"/>
+        </w:tblCellMar>
+        <w:tblLook w:firstRow="0" w:lastRow="0" w:firstColumn="0" w:lastColumn="0" w:noHBand="0" w:noVBand="0" w:val="0000"/>
+      </w:tblPr>
+      <w:tr>
+        <w:trPr>
+          <w:cantSplit/>
+        </w:trPr>
+        <w:tc>
+          <w:tcPr>
+            <w:shd w:color="auto" w:fill="f7dddc" w:val="clear"/>
+            <w:tcMar>
+              <w:top w:w="92" w:type="dxa"/>
+              <w:bottom w:w="92" w:type="dxa"/>
+            </w:tcMar>
+          </w:tcPr>
+          <w:p>
+            <w:pPr>
+              <w:pStyle w:val="FirstParagraph"/>
+            </w:pPr>
+            <w:pPr>
+              <w:spacing w:before="0" w:after="0"/>
+              <w:textAlignment w:val="center"/>
+            </w:pPr>
+            <w:r>
+              <w:drawing>
+                <wp:inline>
+                  <wp:extent cx="152400" cy="152400"/>
+                  <wp:effectExtent b="0" l="0" r="0" t="0"/>
+                  <wp:docPr descr="" title="" id="60" name="Picture"/>
+                  <a:graphic>
+                    <a:graphicData uri="http://schemas.openxmlformats.org/drawingml/2006/picture">
+                      <pic:pic>
+                        <pic:nvPicPr>
+                          <pic:cNvPr descr="/Applications/Positron.app/Contents/Resources/app/quarto/share/formats/docx/important.png" id="61" name="Picture"/>
+                          <pic:cNvPicPr>
+                            <a:picLocks noChangeArrowheads="1" noChangeAspect="1"/>
+                          </pic:cNvPicPr>
+                        </pic:nvPicPr>
+                        <pic:blipFill>
+                          <a:blip r:embed="rId9"/>
+                          <a:stretch>
+                            <a:fillRect/>
+                          </a:stretch>
+                        </pic:blipFill>
+                        <pic:spPr bwMode="auto">
+                          <a:xfrm>
+                            <a:off x="0" y="0"/>
+                            <a:ext cx="152400" cy="152400"/>
+                          </a:xfrm>
+                          <a:prstGeom prst="rect">
+                            <a:avLst/>
+                          </a:prstGeom>
+                          <a:noFill/>
+                          <a:ln w="9525">
+                            <a:noFill/>
+                            <a:headEnd/>
+                            <a:tailEnd/>
+                          </a:ln>
+                        </pic:spPr>
+                      </pic:pic>
+                    </a:graphicData>
+                  </a:graphic>
+                </wp:inline>
+              </w:drawing>
+            </w:r>
+            <w:r>
+              <w:t xml:space="preserve"> </w:t>
+            </w:r>
+            <w:r>
+              <w:t xml:space="preserve"> </w:t>
+            </w:r>
+            <w:r>
+              <w:t xml:space="preserve">Important</w:t>
+            </w:r>
+          </w:p>
+        </w:tc>
+      </w:tr>
+      <w:tr>
+        <w:trPr>
+          <w:cantSplit/>
+        </w:trPr>
+        <w:tc>
+          <w:tcPr>
+            <w:tcMar>
+              <w:top w:w="108" w:type="dxa"/>
+              <w:bottom w:w="108" w:type="dxa"/>
+            </w:tcMar>
+          </w:tcPr>
+          <w:p>
+            <w:pPr>
+              <w:pStyle w:val="BodyText"/>
+            </w:pPr>
+            <w:pPr>
+              <w:spacing w:before="16" w:after="16"/>
+            </w:pPr>
+            <w:r>
+              <w:t xml:space="preserve">Two of the three species are</w:t>
+            </w:r>
+            <w:r>
+              <w:t xml:space="preserve"> </w:t>
+            </w:r>
+            <w:r>
+              <w:rPr>
+                <w:b/>
+                <w:bCs/>
+              </w:rPr>
+              <w:t xml:space="preserve">statistically indistinguishable</w:t>
+            </w:r>
+            <w:r>
+              <w:t xml:space="preserve"> </w:t>
+            </w:r>
+            <w:r>
+              <w:t xml:space="preserve">in mass.</w:t>
+            </w:r>
+            <w:r>
+              <w:t xml:space="preserve"> </w:t>
+            </w:r>
+            <w:r>
+              <w:t xml:space="preserve">“Significant ANOVA”</w:t>
+            </w:r>
+            <w:r>
+              <w:t xml:space="preserve"> </w:t>
+            </w:r>
+            <w:r>
+              <w:t xml:space="preserve">never meant</w:t>
+            </w:r>
+            <w:r>
+              <w:t xml:space="preserve"> </w:t>
+            </w:r>
+            <w:r>
+              <w:t xml:space="preserve">“everything differs.”</w:t>
+            </w:r>
+          </w:p>
+          <w:p/>
+        </w:tc>
+      </w:tr>
+    </w:tbl>
+    <w:bookmarkEnd w:id="62"/>
+    <w:bookmarkStart w:id="65" w:name="what-emmeans-gives-you"/>
+    <w:p>
+      <w:pPr>
+        <w:pStyle w:val="Heading1"/>
+      </w:pPr>
+      <w:r>
+        <w:t xml:space="preserve">What</w:t>
+      </w:r>
+      <w:r>
+        <w:t xml:space="preserve"> </w:t>
+      </w:r>
+      <w:r>
+        <w:rPr>
+          <w:rStyle w:val="VerbatimChar"/>
+        </w:rPr>
+        <w:t xml:space="preserve">emmeans</w:t>
+      </w:r>
+      <w:r>
+        <w:t xml:space="preserve"> </w:t>
+      </w:r>
+      <w:r>
+        <w:t xml:space="preserve">Gives You</w:t>
+      </w:r>
+    </w:p>
+    <w:p>
+      <w:pPr>
+        <w:pStyle w:val="SourceCode"/>
+      </w:pPr>
+      <w:r>
+        <w:rPr>
+          <w:rStyle w:val="CommentTok"/>
+        </w:rPr>
+        <w:t xml:space="preserve"># The group means, with CIs ---------------------------</w:t>
+      </w:r>
+      <w:r>
+        <w:br/>
+      </w:r>
+      <w:r>
+        <w:rPr>
+          <w:rStyle w:val="NormalTok"/>
+        </w:rPr>
+        <w:t xml:space="preserve">mass_emm</w:t>
+      </w:r>
+      <w:r>
+        <w:rPr>
+          <w:rStyle w:val="SpecialCharTok"/>
+        </w:rPr>
+        <w:t xml:space="preserve">$</w:t>
+      </w:r>
+      <w:r>
+        <w:rPr>
+          <w:rStyle w:val="NormalTok"/>
+        </w:rPr>
+        <w:t xml:space="preserve">emmeans</w:t>
+      </w:r>
+    </w:p>
+    <w:p>
+      <w:pPr>
+        <w:pStyle w:val="SourceCode"/>
+      </w:pPr>
+      <w:r>
+        <w:rPr>
+          <w:rStyle w:val="VerbatimChar"/>
+        </w:rPr>
+        <w:t xml:space="preserve"> species   emmean   SE  df lower.CL upper.CL</w:t>
+      </w:r>
+      <w:r>
+        <w:br/>
+      </w:r>
+      <w:r>
+        <w:rPr>
+          <w:rStyle w:val="VerbatimChar"/>
+        </w:rPr>
+        <w:t xml:space="preserve"> Adelie      3701 37.6 339     3627     3775</w:t>
+      </w:r>
+      <w:r>
+        <w:br/>
+      </w:r>
+      <w:r>
+        <w:rPr>
+          <w:rStyle w:val="VerbatimChar"/>
+        </w:rPr>
+        <w:t xml:space="preserve"> Chinstrap   3733 56.1 339     3623     3843</w:t>
+      </w:r>
+      <w:r>
+        <w:br/>
+      </w:r>
+      <w:r>
+        <w:rPr>
+          <w:rStyle w:val="VerbatimChar"/>
+        </w:rPr>
+        <w:t xml:space="preserve"> Gentoo      5076 41.7 339     4994     5158</w:t>
+      </w:r>
+      <w:r>
+        <w:br/>
+      </w:r>
+      <w:r>
+        <w:br/>
+      </w:r>
+      <w:r>
+        <w:rPr>
+          <w:rStyle w:val="VerbatimChar"/>
+        </w:rPr>
+        <w:t xml:space="preserve">Confidence level used: 0.95 </w:t>
       </w:r>
     </w:p>
     <w:p>
@@ -3387,19 +5887,127 @@
         <w:pStyle w:val="Compact"/>
         <w:numPr>
           <w:ilvl w:val="0"/>
-          <w:numId w:val="1009"/>
+          <w:numId w:val="1013"/>
         </w:numPr>
       </w:pPr>
       <w:r>
-        <w:t xml:space="preserve">Different letters → significantly different</w:t>
-      </w:r>
-    </w:p>
-    <w:p>
-      <w:pPr>
-        <w:pStyle w:val="FirstParagraph"/>
-      </w:pPr>
-      <w:r>
-        <w:t xml:space="preserve">This is the compact summary you see in published figures — one letter above each bar.</w:t>
+        <w:rPr>
+          <w:rStyle w:val="VerbatimChar"/>
+        </w:rPr>
+        <w:t xml:space="preserve">emmean</w:t>
+      </w:r>
+      <w:r>
+        <w:t xml:space="preserve"> </w:t>
+      </w:r>
+      <w:r>
+        <w:t xml:space="preserve">— the model’s estimate of each group mean</w:t>
+      </w:r>
+    </w:p>
+    <w:p>
+      <w:pPr>
+        <w:pStyle w:val="Compact"/>
+        <w:numPr>
+          <w:ilvl w:val="0"/>
+          <w:numId w:val="1013"/>
+        </w:numPr>
+      </w:pPr>
+      <w:r>
+        <w:rPr>
+          <w:rStyle w:val="VerbatimChar"/>
+        </w:rPr>
+        <w:t xml:space="preserve">SE</w:t>
+      </w:r>
+      <w:r>
+        <w:t xml:space="preserve">,</w:t>
+      </w:r>
+      <w:r>
+        <w:t xml:space="preserve"> </w:t>
+      </w:r>
+      <w:r>
+        <w:rPr>
+          <w:rStyle w:val="VerbatimChar"/>
+        </w:rPr>
+        <w:t xml:space="preserve">df</w:t>
+      </w:r>
+      <w:r>
+        <w:t xml:space="preserve">, and a 95%</w:t>
+      </w:r>
+      <w:r>
+        <w:t xml:space="preserve"> </w:t>
+      </w:r>
+      <w:r>
+        <w:rPr>
+          <w:b/>
+          <w:bCs/>
+        </w:rPr>
+        <w:t xml:space="preserve">confidence interval</w:t>
+      </w:r>
+    </w:p>
+    <w:p>
+      <w:pPr>
+        <w:pStyle w:val="Compact"/>
+        <w:numPr>
+          <w:ilvl w:val="0"/>
+          <w:numId w:val="1013"/>
+        </w:numPr>
+      </w:pPr>
+      <w:r>
+        <w:rPr>
+          <w:rStyle w:val="VerbatimChar"/>
+        </w:rPr>
+        <w:t xml:space="preserve">emmeans(model, pairwise ~ species)</w:t>
+      </w:r>
+      <w:r>
+        <w:t xml:space="preserve"> </w:t>
+      </w:r>
+      <w:r>
+        <w:t xml:space="preserve">returns a</w:t>
+      </w:r>
+      <w:r>
+        <w:t xml:space="preserve"> </w:t>
+      </w:r>
+      <w:r>
+        <w:rPr>
+          <w:b/>
+          <w:bCs/>
+        </w:rPr>
+        <w:t xml:space="preserve">list</w:t>
+      </w:r>
+      <w:r>
+        <w:t xml:space="preserve"> </w:t>
+      </w:r>
+      <w:r>
+        <w:t xml:space="preserve">of two things:</w:t>
+      </w:r>
+      <w:r>
+        <w:t xml:space="preserve"> </w:t>
+      </w:r>
+      <w:r>
+        <w:rPr>
+          <w:rStyle w:val="VerbatimChar"/>
+        </w:rPr>
+        <w:t xml:space="preserve">$emmeans</w:t>
+      </w:r>
+      <w:r>
+        <w:t xml:space="preserve"> </w:t>
+      </w:r>
+      <w:r>
+        <w:t xml:space="preserve">(the means) and</w:t>
+      </w:r>
+      <w:r>
+        <w:t xml:space="preserve"> </w:t>
+      </w:r>
+      <w:r>
+        <w:rPr>
+          <w:rStyle w:val="VerbatimChar"/>
+        </w:rPr>
+        <w:t xml:space="preserve">$contrasts</w:t>
+      </w:r>
+      <w:r>
+        <w:t xml:space="preserve"> </w:t>
+      </w:r>
+      <w:r>
+        <w:t xml:space="preserve">(the comparisons)</w:t>
       </w:r>
     </w:p>
     <w:tbl>
@@ -3432,7 +6040,7 @@
           </w:tcPr>
           <w:p>
             <w:pPr>
-              <w:pStyle w:val="BodyText"/>
+              <w:pStyle w:val="FirstParagraph"/>
             </w:pPr>
             <w:pPr>
               <w:spacing w:before="0" w:after="0"/>
@@ -3443,18 +6051,18 @@
                 <wp:inline>
                   <wp:extent cx="152400" cy="152400"/>
                   <wp:effectExtent b="0" l="0" r="0" t="0"/>
-                  <wp:docPr descr="" title="" id="38" name="Picture"/>
+                  <wp:docPr descr="" title="" id="63" name="Picture"/>
                   <a:graphic>
                     <a:graphicData uri="http://schemas.openxmlformats.org/drawingml/2006/picture">
                       <pic:pic>
                         <pic:nvPicPr>
-                          <pic:cNvPr descr="/Applications/Positron.app/Contents/Resources/app/quarto/share/formats/docx/tip.png" id="39" name="Picture"/>
+                          <pic:cNvPr descr="/Applications/Positron.app/Contents/Resources/app/quarto/share/formats/docx/tip.png" id="64" name="Picture"/>
                           <pic:cNvPicPr>
                             <a:picLocks noChangeArrowheads="1" noChangeAspect="1"/>
                           </pic:cNvPicPr>
                         </pic:nvPicPr>
                         <pic:blipFill>
-                          <a:blip r:embed="rId18"/>
+                          <a:blip r:embed="rId15"/>
                           <a:stretch>
                             <a:fillRect/>
                           </a:stretch>
@@ -3511,24 +6119,858 @@
               <w:spacing w:before="16" w:after="16"/>
             </w:pPr>
             <w:r>
-              <w:t xml:space="preserve">Install once:</w:t>
-            </w:r>
-            <w:r>
-              <w:t xml:space="preserve"> </w:t>
-            </w:r>
-            <w:r>
               <w:rPr>
                 <w:rStyle w:val="VerbatimChar"/>
               </w:rPr>
-              <w:t xml:space="preserve">install.packages("multcomp")</w:t>
+              <w:t xml:space="preserve">emmeans(model, ~ species)</w:t>
+            </w:r>
+            <w:r>
+              <w:t xml:space="preserve"> </w:t>
+            </w:r>
+            <w:r>
+              <w:t xml:space="preserve">with no</w:t>
+            </w:r>
+            <w:r>
+              <w:t xml:space="preserve"> </w:t>
+            </w:r>
+            <w:r>
+              <w:rPr>
+                <w:rStyle w:val="VerbatimChar"/>
+              </w:rPr>
+              <w:t xml:space="preserve">pairwise</w:t>
+            </w:r>
+            <w:r>
+              <w:t xml:space="preserve"> </w:t>
+            </w:r>
+            <w:r>
+              <w:t xml:space="preserve">gives just the means.</w:t>
             </w:r>
           </w:p>
           <w:p/>
         </w:tc>
       </w:tr>
     </w:tbl>
-    <w:bookmarkEnd w:id="40"/>
-    <w:bookmarkStart w:id="44" w:name="plot-the-result-means-ci"/>
+    <w:bookmarkEnd w:id="65"/>
+    <w:bookmarkStart w:id="68" w:name="X6ad618e26776527f6692ddfe34661e4b331b653"/>
+    <w:p>
+      <w:pPr>
+        <w:pStyle w:val="Heading1"/>
+      </w:pPr>
+      <w:r>
+        <w:t xml:space="preserve">Compact Letter Display — Who Shares a Letter?</w:t>
+      </w:r>
+    </w:p>
+    <w:p>
+      <w:pPr>
+        <w:pStyle w:val="SourceCode"/>
+      </w:pPr>
+      <w:r>
+        <w:rPr>
+          <w:rStyle w:val="CommentTok"/>
+        </w:rPr>
+        <w:t xml:space="preserve"># Groups sharing a letter are NOT different -----------</w:t>
+      </w:r>
+      <w:r>
+        <w:br/>
+      </w:r>
+      <w:r>
+        <w:rPr>
+          <w:rStyle w:val="NormalTok"/>
+        </w:rPr>
+        <w:t xml:space="preserve">multcomp</w:t>
+      </w:r>
+      <w:r>
+        <w:rPr>
+          <w:rStyle w:val="SpecialCharTok"/>
+        </w:rPr>
+        <w:t xml:space="preserve">::</w:t>
+      </w:r>
+      <w:r>
+        <w:rPr>
+          <w:rStyle w:val="FunctionTok"/>
+        </w:rPr>
+        <w:t xml:space="preserve">cld</w:t>
+      </w:r>
+      <w:r>
+        <w:rPr>
+          <w:rStyle w:val="NormalTok"/>
+        </w:rPr>
+        <w:t xml:space="preserve">(mass_emm</w:t>
+      </w:r>
+      <w:r>
+        <w:rPr>
+          <w:rStyle w:val="SpecialCharTok"/>
+        </w:rPr>
+        <w:t xml:space="preserve">$</w:t>
+      </w:r>
+      <w:r>
+        <w:rPr>
+          <w:rStyle w:val="NormalTok"/>
+        </w:rPr>
+        <w:t xml:space="preserve">emmeans, </w:t>
+      </w:r>
+      <w:r>
+        <w:rPr>
+          <w:rStyle w:val="AttributeTok"/>
+        </w:rPr>
+        <w:t xml:space="preserve">Letters =</w:t>
+      </w:r>
+      <w:r>
+        <w:rPr>
+          <w:rStyle w:val="NormalTok"/>
+        </w:rPr>
+        <w:t xml:space="preserve"> letters)</w:t>
+      </w:r>
+    </w:p>
+    <w:p>
+      <w:pPr>
+        <w:pStyle w:val="SourceCode"/>
+      </w:pPr>
+      <w:r>
+        <w:rPr>
+          <w:rStyle w:val="VerbatimChar"/>
+        </w:rPr>
+        <w:t xml:space="preserve"> species   emmean   SE  df lower.CL upper.CL .group</w:t>
+      </w:r>
+      <w:r>
+        <w:br/>
+      </w:r>
+      <w:r>
+        <w:rPr>
+          <w:rStyle w:val="VerbatimChar"/>
+        </w:rPr>
+        <w:t xml:space="preserve"> Adelie      3701 37.6 339     3627     3775  a    </w:t>
+      </w:r>
+      <w:r>
+        <w:br/>
+      </w:r>
+      <w:r>
+        <w:rPr>
+          <w:rStyle w:val="VerbatimChar"/>
+        </w:rPr>
+        <w:t xml:space="preserve"> Chinstrap   3733 56.1 339     3623     3843  a    </w:t>
+      </w:r>
+      <w:r>
+        <w:br/>
+      </w:r>
+      <w:r>
+        <w:rPr>
+          <w:rStyle w:val="VerbatimChar"/>
+        </w:rPr>
+        <w:t xml:space="preserve"> Gentoo      5076 41.7 339     4994     5158   b   </w:t>
+      </w:r>
+      <w:r>
+        <w:br/>
+      </w:r>
+      <w:r>
+        <w:br/>
+      </w:r>
+      <w:r>
+        <w:rPr>
+          <w:rStyle w:val="VerbatimChar"/>
+        </w:rPr>
+        <w:t xml:space="preserve">Confidence level used: 0.95 </w:t>
+      </w:r>
+      <w:r>
+        <w:br/>
+      </w:r>
+      <w:r>
+        <w:rPr>
+          <w:rStyle w:val="VerbatimChar"/>
+        </w:rPr>
+        <w:t xml:space="preserve">P value adjustment: tukey method for comparing a family of 3 estimates </w:t>
+      </w:r>
+      <w:r>
+        <w:br/>
+      </w:r>
+      <w:r>
+        <w:rPr>
+          <w:rStyle w:val="VerbatimChar"/>
+        </w:rPr>
+        <w:t xml:space="preserve">significance level used: alpha = 0.05 </w:t>
+      </w:r>
+      <w:r>
+        <w:br/>
+      </w:r>
+      <w:r>
+        <w:rPr>
+          <w:rStyle w:val="VerbatimChar"/>
+        </w:rPr>
+        <w:t xml:space="preserve">NOTE: If two or more means share the same grouping symbol,</w:t>
+      </w:r>
+      <w:r>
+        <w:br/>
+      </w:r>
+      <w:r>
+        <w:rPr>
+          <w:rStyle w:val="VerbatimChar"/>
+        </w:rPr>
+        <w:t xml:space="preserve">      then we cannot show them to be different.</w:t>
+      </w:r>
+      <w:r>
+        <w:br/>
+      </w:r>
+      <w:r>
+        <w:rPr>
+          <w:rStyle w:val="VerbatimChar"/>
+        </w:rPr>
+        <w:t xml:space="preserve">      But we also did not show them to be the same. </w:t>
+      </w:r>
+    </w:p>
+    <w:p>
+      <w:pPr>
+        <w:pStyle w:val="FirstParagraph"/>
+      </w:pPr>
+      <w:r>
+        <w:rPr>
+          <w:b/>
+          <w:bCs/>
+        </w:rPr>
+        <w:t xml:space="preserve">How to read letters:</w:t>
+      </w:r>
+    </w:p>
+    <w:p>
+      <w:pPr>
+        <w:pStyle w:val="Compact"/>
+        <w:numPr>
+          <w:ilvl w:val="0"/>
+          <w:numId w:val="1014"/>
+        </w:numPr>
+      </w:pPr>
+      <w:r>
+        <w:t xml:space="preserve">Same letter →</w:t>
+      </w:r>
+      <w:r>
+        <w:t xml:space="preserve"> </w:t>
+      </w:r>
+      <w:r>
+        <w:rPr>
+          <w:b/>
+          <w:bCs/>
+        </w:rPr>
+        <w:t xml:space="preserve">not</w:t>
+      </w:r>
+      <w:r>
+        <w:t xml:space="preserve"> </w:t>
+      </w:r>
+      <w:r>
+        <w:t xml:space="preserve">significantly different</w:t>
+      </w:r>
+    </w:p>
+    <w:p>
+      <w:pPr>
+        <w:pStyle w:val="Compact"/>
+        <w:numPr>
+          <w:ilvl w:val="0"/>
+          <w:numId w:val="1014"/>
+        </w:numPr>
+      </w:pPr>
+      <w:r>
+        <w:t xml:space="preserve">Different letters → significantly different</w:t>
+      </w:r>
+    </w:p>
+    <w:p>
+      <w:pPr>
+        <w:pStyle w:val="FirstParagraph"/>
+      </w:pPr>
+      <w:r>
+        <w:t xml:space="preserve">Adelie</w:t>
+      </w:r>
+      <w:r>
+        <w:t xml:space="preserve"> </w:t>
+      </w:r>
+      <w:r>
+        <w:rPr>
+          <w:b/>
+          <w:bCs/>
+        </w:rPr>
+        <w:t xml:space="preserve">a</w:t>
+      </w:r>
+      <w:r>
+        <w:t xml:space="preserve">, Chinstrap</w:t>
+      </w:r>
+      <w:r>
+        <w:t xml:space="preserve"> </w:t>
+      </w:r>
+      <w:r>
+        <w:rPr>
+          <w:b/>
+          <w:bCs/>
+        </w:rPr>
+        <w:t xml:space="preserve">a</w:t>
+      </w:r>
+      <w:r>
+        <w:t xml:space="preserve">, Gentoo</w:t>
+      </w:r>
+      <w:r>
+        <w:t xml:space="preserve"> </w:t>
+      </w:r>
+      <w:r>
+        <w:rPr>
+          <w:b/>
+          <w:bCs/>
+        </w:rPr>
+        <w:t xml:space="preserve">b</w:t>
+      </w:r>
+      <w:r>
+        <w:t xml:space="preserve"> </w:t>
+      </w:r>
+      <w:r>
+        <w:t xml:space="preserve">— the pairwise table in one glance.</w:t>
+      </w:r>
+      <w:r>
+        <w:t xml:space="preserve"> </w:t>
+      </w:r>
+      <w:r>
+        <w:t xml:space="preserve">This is the notation you see over the bars in published figures.</w:t>
+      </w:r>
+    </w:p>
+    <w:tbl>
+      <w:tblPr>
+        <w:tblStyle w:val="Table"/>
+        <w:tblLook w:firstRow="0" w:lastRow="0" w:firstColumn="0" w:lastColumn="0" w:noHBand="0" w:noVBand="0" w:val="0000"/>
+        <w:tblBorders>
+          <w:top w:val="single" w:sz="4" w:space="0" w:color="00A047"/>
+          <w:left w:val="single" w:sz="24" w:space="0" w:color="00A047"/>
+          <w:bottom w:val="single" w:sz="4" w:space="0" w:color="00A047"/>
+          <w:right w:val="single" w:sz="4" w:space="0" w:color="00A047"/>
+        </w:tblBorders>
+        <w:tblCellMar>
+          <w:left w:w="144" w:type="dxa"/>
+          <w:right w:w="144" w:type="dxa"/>
+        </w:tblCellMar>
+        <w:tblLook w:firstRow="0" w:lastRow="0" w:firstColumn="0" w:lastColumn="0" w:noHBand="0" w:noVBand="0" w:val="0000"/>
+      </w:tblPr>
+      <w:tr>
+        <w:trPr>
+          <w:cantSplit/>
+        </w:trPr>
+        <w:tc>
+          <w:tcPr>
+            <w:shd w:color="auto" w:fill="ccf1e3" w:val="clear"/>
+            <w:tcMar>
+              <w:top w:w="92" w:type="dxa"/>
+              <w:bottom w:w="92" w:type="dxa"/>
+            </w:tcMar>
+          </w:tcPr>
+          <w:p>
+            <w:pPr>
+              <w:pStyle w:val="BodyText"/>
+            </w:pPr>
+            <w:pPr>
+              <w:spacing w:before="0" w:after="0"/>
+              <w:textAlignment w:val="center"/>
+            </w:pPr>
+            <w:r>
+              <w:drawing>
+                <wp:inline>
+                  <wp:extent cx="152400" cy="152400"/>
+                  <wp:effectExtent b="0" l="0" r="0" t="0"/>
+                  <wp:docPr descr="" title="" id="66" name="Picture"/>
+                  <a:graphic>
+                    <a:graphicData uri="http://schemas.openxmlformats.org/drawingml/2006/picture">
+                      <pic:pic>
+                        <pic:nvPicPr>
+                          <pic:cNvPr descr="/Applications/Positron.app/Contents/Resources/app/quarto/share/formats/docx/tip.png" id="67" name="Picture"/>
+                          <pic:cNvPicPr>
+                            <a:picLocks noChangeArrowheads="1" noChangeAspect="1"/>
+                          </pic:cNvPicPr>
+                        </pic:nvPicPr>
+                        <pic:blipFill>
+                          <a:blip r:embed="rId15"/>
+                          <a:stretch>
+                            <a:fillRect/>
+                          </a:stretch>
+                        </pic:blipFill>
+                        <pic:spPr bwMode="auto">
+                          <a:xfrm>
+                            <a:off x="0" y="0"/>
+                            <a:ext cx="152400" cy="152400"/>
+                          </a:xfrm>
+                          <a:prstGeom prst="rect">
+                            <a:avLst/>
+                          </a:prstGeom>
+                          <a:noFill/>
+                          <a:ln w="9525">
+                            <a:noFill/>
+                            <a:headEnd/>
+                            <a:tailEnd/>
+                          </a:ln>
+                        </pic:spPr>
+                      </pic:pic>
+                    </a:graphicData>
+                  </a:graphic>
+                </wp:inline>
+              </w:drawing>
+            </w:r>
+            <w:r>
+              <w:t xml:space="preserve"> </w:t>
+            </w:r>
+            <w:r>
+              <w:t xml:space="preserve"> </w:t>
+            </w:r>
+            <w:r>
+              <w:t xml:space="preserve">Tip</w:t>
+            </w:r>
+          </w:p>
+        </w:tc>
+      </w:tr>
+      <w:tr>
+        <w:trPr>
+          <w:cantSplit/>
+        </w:trPr>
+        <w:tc>
+          <w:tcPr>
+            <w:tcMar>
+              <w:top w:w="108" w:type="dxa"/>
+              <w:bottom w:w="108" w:type="dxa"/>
+            </w:tcMar>
+          </w:tcPr>
+          <w:p>
+            <w:pPr>
+              <w:pStyle w:val="BodyText"/>
+            </w:pPr>
+            <w:pPr>
+              <w:spacing w:before="16" w:after="16"/>
+            </w:pPr>
+            <w:r>
+              <w:t xml:space="preserve">Install once:</w:t>
+            </w:r>
+            <w:r>
+              <w:t xml:space="preserve"> </w:t>
+            </w:r>
+            <w:r>
+              <w:rPr>
+                <w:rStyle w:val="VerbatimChar"/>
+              </w:rPr>
+              <w:t xml:space="preserve">install.packages("multcomp")</w:t>
+            </w:r>
+          </w:p>
+          <w:p/>
+        </w:tc>
+      </w:tr>
+    </w:tbl>
+    <w:bookmarkEnd w:id="68"/>
+    <w:bookmarkStart w:id="71" w:name="the-backup-that-matches-welch"/>
+    <w:p>
+      <w:pPr>
+        <w:pStyle w:val="Heading1"/>
+      </w:pPr>
+      <w:r>
+        <w:t xml:space="preserve">The Backup That Matches Welch</w:t>
+      </w:r>
+    </w:p>
+    <w:p>
+      <w:pPr>
+        <w:pStyle w:val="FirstParagraph"/>
+      </w:pPr>
+      <w:r>
+        <w:t xml:space="preserve">Tukey through</w:t>
+      </w:r>
+      <w:r>
+        <w:t xml:space="preserve"> </w:t>
+      </w:r>
+      <w:r>
+        <w:rPr>
+          <w:rStyle w:val="VerbatimChar"/>
+        </w:rPr>
+        <w:t xml:space="preserve">emmeans</w:t>
+      </w:r>
+      <w:r>
+        <w:t xml:space="preserve"> </w:t>
+      </w:r>
+      <w:r>
+        <w:t xml:space="preserve">uses the model’s</w:t>
+      </w:r>
+      <w:r>
+        <w:t xml:space="preserve"> </w:t>
+      </w:r>
+      <w:r>
+        <w:rPr>
+          <w:b/>
+          <w:bCs/>
+        </w:rPr>
+        <w:t xml:space="preserve">pooled</w:t>
+      </w:r>
+      <w:r>
+        <w:t xml:space="preserve"> </w:t>
+      </w:r>
+      <w:r>
+        <w:t xml:space="preserve">error — the thing Levene</w:t>
+      </w:r>
+      <w:r>
+        <w:t xml:space="preserve"> </w:t>
+      </w:r>
+      <w:r>
+        <w:t xml:space="preserve">told us to be careful about. The matching unequal-variance version:</w:t>
+      </w:r>
+    </w:p>
+    <w:p>
+      <w:pPr>
+        <w:pStyle w:val="SourceCode"/>
+      </w:pPr>
+      <w:r>
+        <w:rPr>
+          <w:rStyle w:val="CommentTok"/>
+        </w:rPr>
+        <w:t xml:space="preserve"># Non-pooled SD, Holm-adjusted ------------------------</w:t>
+      </w:r>
+      <w:r>
+        <w:br/>
+      </w:r>
+      <w:r>
+        <w:rPr>
+          <w:rStyle w:val="FunctionTok"/>
+        </w:rPr>
+        <w:t xml:space="preserve">pairwise.t.test</w:t>
+      </w:r>
+      <w:r>
+        <w:rPr>
+          <w:rStyle w:val="NormalTok"/>
+        </w:rPr>
+        <w:t xml:space="preserve">(penguins_df</w:t>
+      </w:r>
+      <w:r>
+        <w:rPr>
+          <w:rStyle w:val="SpecialCharTok"/>
+        </w:rPr>
+        <w:t xml:space="preserve">$</w:t>
+      </w:r>
+      <w:r>
+        <w:rPr>
+          <w:rStyle w:val="NormalTok"/>
+        </w:rPr>
+        <w:t xml:space="preserve">body_mass_g,</w:t>
+      </w:r>
+      <w:r>
+        <w:br/>
+      </w:r>
+      <w:r>
+        <w:rPr>
+          <w:rStyle w:val="NormalTok"/>
+        </w:rPr>
+        <w:t xml:space="preserve">                penguins_df</w:t>
+      </w:r>
+      <w:r>
+        <w:rPr>
+          <w:rStyle w:val="SpecialCharTok"/>
+        </w:rPr>
+        <w:t xml:space="preserve">$</w:t>
+      </w:r>
+      <w:r>
+        <w:rPr>
+          <w:rStyle w:val="NormalTok"/>
+        </w:rPr>
+        <w:t xml:space="preserve">species,</w:t>
+      </w:r>
+      <w:r>
+        <w:br/>
+      </w:r>
+      <w:r>
+        <w:rPr>
+          <w:rStyle w:val="NormalTok"/>
+        </w:rPr>
+        <w:t xml:space="preserve">                </w:t>
+      </w:r>
+      <w:r>
+        <w:rPr>
+          <w:rStyle w:val="AttributeTok"/>
+        </w:rPr>
+        <w:t xml:space="preserve">pool.sd =</w:t>
+      </w:r>
+      <w:r>
+        <w:rPr>
+          <w:rStyle w:val="NormalTok"/>
+        </w:rPr>
+        <w:t xml:space="preserve"> </w:t>
+      </w:r>
+      <w:r>
+        <w:rPr>
+          <w:rStyle w:val="ConstantTok"/>
+        </w:rPr>
+        <w:t xml:space="preserve">FALSE</w:t>
+      </w:r>
+      <w:r>
+        <w:rPr>
+          <w:rStyle w:val="NormalTok"/>
+        </w:rPr>
+        <w:t xml:space="preserve">)</w:t>
+      </w:r>
+    </w:p>
+    <w:p>
+      <w:pPr>
+        <w:pStyle w:val="SourceCode"/>
+      </w:pPr>
+      <w:r>
+        <w:br/>
+      </w:r>
+      <w:r>
+        <w:rPr>
+          <w:rStyle w:val="VerbatimChar"/>
+        </w:rPr>
+        <w:t xml:space="preserve">    Pairwise comparisons using t tests with non-pooled SD </w:t>
+      </w:r>
+      <w:r>
+        <w:br/>
+      </w:r>
+      <w:r>
+        <w:br/>
+      </w:r>
+      <w:r>
+        <w:rPr>
+          <w:rStyle w:val="VerbatimChar"/>
+        </w:rPr>
+        <w:t xml:space="preserve">data:  penguins_df$body_mass_g and penguins_df$species </w:t>
+      </w:r>
+      <w:r>
+        <w:br/>
+      </w:r>
+      <w:r>
+        <w:br/>
+      </w:r>
+      <w:r>
+        <w:rPr>
+          <w:rStyle w:val="VerbatimChar"/>
+        </w:rPr>
+        <w:t xml:space="preserve">          Adelie Chinstrap</w:t>
+      </w:r>
+      <w:r>
+        <w:br/>
+      </w:r>
+      <w:r>
+        <w:rPr>
+          <w:rStyle w:val="VerbatimChar"/>
+        </w:rPr>
+        <w:t xml:space="preserve">Chinstrap 0.59   -        </w:t>
+      </w:r>
+      <w:r>
+        <w:br/>
+      </w:r>
+      <w:r>
+        <w:rPr>
+          <w:rStyle w:val="VerbatimChar"/>
+        </w:rPr>
+        <w:t xml:space="preserve">Gentoo    &lt;2e-16 &lt;2e-16   </w:t>
+      </w:r>
+      <w:r>
+        <w:br/>
+      </w:r>
+      <w:r>
+        <w:br/>
+      </w:r>
+      <w:r>
+        <w:rPr>
+          <w:rStyle w:val="VerbatimChar"/>
+        </w:rPr>
+        <w:t xml:space="preserve">P value adjustment method: holm </w:t>
+      </w:r>
+    </w:p>
+    <w:p>
+      <w:pPr>
+        <w:pStyle w:val="Compact"/>
+        <w:numPr>
+          <w:ilvl w:val="0"/>
+          <w:numId w:val="1015"/>
+        </w:numPr>
+      </w:pPr>
+      <w:r>
+        <w:t xml:space="preserve">Adelie vs Chinstrap:</w:t>
+      </w:r>
+      <w:r>
+        <w:t xml:space="preserve"> </w:t>
+      </w:r>
+      <w:r>
+        <w:rPr>
+          <w:i/>
+          <w:iCs/>
+        </w:rPr>
+        <w:t xml:space="preserve">p</w:t>
+      </w:r>
+      <w:r>
+        <w:t xml:space="preserve"> </w:t>
+      </w:r>
+      <w:r>
+        <w:t xml:space="preserve">=</w:t>
+      </w:r>
+      <w:r>
+        <w:t xml:space="preserve"> </w:t>
+      </w:r>
+      <w:r>
+        <w:rPr>
+          <w:b/>
+          <w:bCs/>
+        </w:rPr>
+        <w:t xml:space="preserve">0.59</w:t>
+      </w:r>
+      <w:r>
+        <w:t xml:space="preserve"> </w:t>
+      </w:r>
+      <w:r>
+        <w:t xml:space="preserve">→ still not different</w:t>
+      </w:r>
+    </w:p>
+    <w:p>
+      <w:pPr>
+        <w:pStyle w:val="Compact"/>
+        <w:numPr>
+          <w:ilvl w:val="0"/>
+          <w:numId w:val="1015"/>
+        </w:numPr>
+      </w:pPr>
+      <w:r>
+        <w:t xml:space="preserve">Everything else:</w:t>
+      </w:r>
+      <w:r>
+        <w:t xml:space="preserve"> </w:t>
+      </w:r>
+      <w:r>
+        <w:rPr>
+          <w:i/>
+          <w:iCs/>
+        </w:rPr>
+        <w:t xml:space="preserve">p</w:t>
+      </w:r>
+      <w:r>
+        <w:t xml:space="preserve"> </w:t>
+      </w:r>
+      <w:r>
+        <w:t xml:space="preserve">&lt; 2e-16</w:t>
+      </w:r>
+    </w:p>
+    <w:tbl>
+      <w:tblPr>
+        <w:tblStyle w:val="Table"/>
+        <w:tblLook w:firstRow="0" w:lastRow="0" w:firstColumn="0" w:lastColumn="0" w:noHBand="0" w:noVBand="0" w:val="0000"/>
+        <w:tblBorders>
+          <w:top w:val="single" w:sz="4" w:space="0" w:color="0758E5"/>
+          <w:left w:val="single" w:sz="24" w:space="0" w:color="0758E5"/>
+          <w:bottom w:val="single" w:sz="4" w:space="0" w:color="0758E5"/>
+          <w:right w:val="single" w:sz="4" w:space="0" w:color="0758E5"/>
+        </w:tblBorders>
+        <w:tblCellMar>
+          <w:left w:w="144" w:type="dxa"/>
+          <w:right w:w="144" w:type="dxa"/>
+        </w:tblCellMar>
+        <w:tblLook w:firstRow="0" w:lastRow="0" w:firstColumn="0" w:lastColumn="0" w:noHBand="0" w:noVBand="0" w:val="0000"/>
+      </w:tblPr>
+      <w:tr>
+        <w:trPr>
+          <w:cantSplit/>
+        </w:trPr>
+        <w:tc>
+          <w:tcPr>
+            <w:shd w:color="auto" w:fill="dae6fb" w:val="clear"/>
+            <w:tcMar>
+              <w:top w:w="92" w:type="dxa"/>
+              <w:bottom w:w="92" w:type="dxa"/>
+            </w:tcMar>
+          </w:tcPr>
+          <w:p>
+            <w:pPr>
+              <w:pStyle w:val="FirstParagraph"/>
+            </w:pPr>
+            <w:pPr>
+              <w:spacing w:before="0" w:after="0"/>
+              <w:textAlignment w:val="center"/>
+            </w:pPr>
+            <w:r>
+              <w:drawing>
+                <wp:inline>
+                  <wp:extent cx="152400" cy="152400"/>
+                  <wp:effectExtent b="0" l="0" r="0" t="0"/>
+                  <wp:docPr descr="" title="" id="69" name="Picture"/>
+                  <a:graphic>
+                    <a:graphicData uri="http://schemas.openxmlformats.org/drawingml/2006/picture">
+                      <pic:pic>
+                        <pic:nvPicPr>
+                          <pic:cNvPr descr="/Applications/Positron.app/Contents/Resources/app/quarto/share/formats/docx/note.png" id="70" name="Picture"/>
+                          <pic:cNvPicPr>
+                            <a:picLocks noChangeArrowheads="1" noChangeAspect="1"/>
+                          </pic:cNvPicPr>
+                        </pic:nvPicPr>
+                        <pic:blipFill>
+                          <a:blip r:embed="rId19"/>
+                          <a:stretch>
+                            <a:fillRect/>
+                          </a:stretch>
+                        </pic:blipFill>
+                        <pic:spPr bwMode="auto">
+                          <a:xfrm>
+                            <a:off x="0" y="0"/>
+                            <a:ext cx="152400" cy="152400"/>
+                          </a:xfrm>
+                          <a:prstGeom prst="rect">
+                            <a:avLst/>
+                          </a:prstGeom>
+                          <a:noFill/>
+                          <a:ln w="9525">
+                            <a:noFill/>
+                            <a:headEnd/>
+                            <a:tailEnd/>
+                          </a:ln>
+                        </pic:spPr>
+                      </pic:pic>
+                    </a:graphicData>
+                  </a:graphic>
+                </wp:inline>
+              </w:drawing>
+            </w:r>
+            <w:r>
+              <w:t xml:space="preserve"> </w:t>
+            </w:r>
+            <w:r>
+              <w:t xml:space="preserve"> </w:t>
+            </w:r>
+            <w:r>
+              <w:t xml:space="preserve">Note</w:t>
+            </w:r>
+          </w:p>
+        </w:tc>
+      </w:tr>
+      <w:tr>
+        <w:trPr>
+          <w:cantSplit/>
+        </w:trPr>
+        <w:tc>
+          <w:tcPr>
+            <w:tcMar>
+              <w:top w:w="108" w:type="dxa"/>
+              <w:bottom w:w="108" w:type="dxa"/>
+            </w:tcMar>
+          </w:tcPr>
+          <w:p>
+            <w:pPr>
+              <w:pStyle w:val="BodyText"/>
+            </w:pPr>
+            <w:pPr>
+              <w:spacing w:before="16" w:after="16"/>
+            </w:pPr>
+            <w:r>
+              <w:rPr>
+                <w:b/>
+                <w:bCs/>
+              </w:rPr>
+              <w:t xml:space="preserve">✅ Same story.</w:t>
+            </w:r>
+            <w:r>
+              <w:t xml:space="preserve"> </w:t>
+            </w:r>
+            <w:r>
+              <w:t xml:space="preserve">The letters stand. When the robust version agrees with the</w:t>
+            </w:r>
+            <w:r>
+              <w:t xml:space="preserve"> </w:t>
+            </w:r>
+            <w:r>
+              <w:t xml:space="preserve">standard one, report the standard one and say you checked.</w:t>
+            </w:r>
+          </w:p>
+          <w:p/>
+        </w:tc>
+      </w:tr>
+    </w:tbl>
+    <w:bookmarkEnd w:id="71"/>
+    <w:bookmarkStart w:id="77" w:name="plot-the-result-means-ci"/>
     <w:p>
       <w:pPr>
         <w:pStyle w:val="Heading1"/>
@@ -4014,20 +7456,20 @@
       <w:r>
         <w:drawing>
           <wp:inline>
-            <wp:extent cx="2286000" cy="2209800"/>
+            <wp:extent cx="2286000" cy="2057400"/>
             <wp:effectExtent b="0" l="0" r="0" t="0"/>
-            <wp:docPr descr="" title="" id="42" name="Picture"/>
+            <wp:docPr descr="" title="" id="73" name="Picture"/>
             <a:graphic>
               <a:graphicData uri="http://schemas.openxmlformats.org/drawingml/2006/picture">
                 <pic:pic>
                   <pic:nvPicPr>
-                    <pic:cNvPr descr="one_way_anova_2_lecture_files/figure-docx/emmeans-plot-11-1.png" id="43" name="Picture"/>
+                    <pic:cNvPr descr="one_way_anova_2_lecture_files/figure-docx/emmeans-plot-16-1.png" id="74" name="Picture"/>
                     <pic:cNvPicPr>
                       <a:picLocks noChangeArrowheads="1" noChangeAspect="1"/>
                     </pic:cNvPicPr>
                   </pic:nvPicPr>
                   <pic:blipFill>
-                    <a:blip r:embed="rId41"/>
+                    <a:blip r:embed="rId72"/>
                     <a:stretch>
                       <a:fillRect/>
                     </a:stretch>
@@ -4035,7 +7477,7 @@
                   <pic:spPr bwMode="auto">
                     <a:xfrm>
                       <a:off x="0" y="0"/>
-                      <a:ext cx="2286000" cy="2209800"/>
+                      <a:ext cx="2286000" cy="2057400"/>
                     </a:xfrm>
                     <a:prstGeom prst="rect">
                       <a:avLst/>
@@ -4056,32 +7498,46 @@
     </w:p>
     <w:p>
       <w:pPr>
-        <w:pStyle w:val="BodyText"/>
-      </w:pPr>
-      <w:r>
-        <w:rPr>
-          <w:b/>
-          <w:bCs/>
-        </w:rPr>
-        <w:t xml:space="preserve">Estimated marginal means</w:t>
-      </w:r>
-      <w:r>
-        <w:t xml:space="preserve"> </w:t>
-      </w:r>
-      <w:r>
-        <w:t xml:space="preserve">with 95% confidence intervals.</w:t>
-      </w:r>
-    </w:p>
-    <w:p>
-      <w:pPr>
         <w:pStyle w:val="Compact"/>
         <w:numPr>
           <w:ilvl w:val="0"/>
-          <w:numId w:val="1010"/>
+          <w:numId w:val="1016"/>
         </w:numPr>
       </w:pPr>
       <w:r>
-        <w:t xml:space="preserve">Non-overlapping intervals hint at real differences</w:t>
+        <w:t xml:space="preserve">Adelie and Chinstrap intervals</w:t>
+      </w:r>
+      <w:r>
+        <w:t xml:space="preserve"> </w:t>
+      </w:r>
+      <w:r>
+        <w:rPr>
+          <w:b/>
+          <w:bCs/>
+        </w:rPr>
+        <w:t xml:space="preserve">overlap</w:t>
+      </w:r>
+      <w:r>
+        <w:t xml:space="preserve"> </w:t>
+      </w:r>
+      <w:r>
+        <w:t xml:space="preserve">— consistent with</w:t>
+      </w:r>
+      <w:r>
+        <w:t xml:space="preserve"> </w:t>
+      </w:r>
+      <w:r>
+        <w:rPr>
+          <w:i/>
+          <w:iCs/>
+        </w:rPr>
+        <w:t xml:space="preserve">p</w:t>
+      </w:r>
+      <w:r>
+        <w:t xml:space="preserve"> </w:t>
+      </w:r>
+      <w:r>
+        <w:t xml:space="preserve">= 0.88</w:t>
       </w:r>
     </w:p>
     <w:p>
@@ -4089,174 +7545,177 @@
         <w:pStyle w:val="Compact"/>
         <w:numPr>
           <w:ilvl w:val="0"/>
-          <w:numId w:val="1010"/>
+          <w:numId w:val="1016"/>
         </w:numPr>
       </w:pPr>
       <w:r>
-        <w:t xml:space="preserve">Pair this plot with the letters for a publication-ready figure</w:t>
-      </w:r>
-    </w:p>
-    <w:p>
-      <w:pPr>
-        <w:pStyle w:val="FirstParagraph"/>
-      </w:pPr>
-      <w:r>
-        <w:t xml:space="preserve">The emmeans plot is the ANOVA cousin of Lecture 03’s mean ± SE plot.</w:t>
-      </w:r>
-    </w:p>
-    <w:bookmarkEnd w:id="44"/>
-    <w:bookmarkStart w:id="45" w:name="how-to-report-an-anova"/>
+        <w:t xml:space="preserve">Gentoo’s interval is nowhere near the other two</w:t>
+      </w:r>
+    </w:p>
+    <w:tbl>
+      <w:tblPr>
+        <w:tblStyle w:val="Table"/>
+        <w:tblLook w:firstRow="0" w:lastRow="0" w:firstColumn="0" w:lastColumn="0" w:noHBand="0" w:noVBand="0" w:val="0000"/>
+        <w:tblBorders>
+          <w:top w:val="single" w:sz="4" w:space="0" w:color="CC1914"/>
+          <w:left w:val="single" w:sz="24" w:space="0" w:color="CC1914"/>
+          <w:bottom w:val="single" w:sz="4" w:space="0" w:color="CC1914"/>
+          <w:right w:val="single" w:sz="4" w:space="0" w:color="CC1914"/>
+        </w:tblBorders>
+        <w:tblCellMar>
+          <w:left w:w="144" w:type="dxa"/>
+          <w:right w:w="144" w:type="dxa"/>
+        </w:tblCellMar>
+        <w:tblLook w:firstRow="0" w:lastRow="0" w:firstColumn="0" w:lastColumn="0" w:noHBand="0" w:noVBand="0" w:val="0000"/>
+      </w:tblPr>
+      <w:tr>
+        <w:trPr>
+          <w:cantSplit/>
+        </w:trPr>
+        <w:tc>
+          <w:tcPr>
+            <w:shd w:color="auto" w:fill="f7dddc" w:val="clear"/>
+            <w:tcMar>
+              <w:top w:w="92" w:type="dxa"/>
+              <w:bottom w:w="92" w:type="dxa"/>
+            </w:tcMar>
+          </w:tcPr>
+          <w:p>
+            <w:pPr>
+              <w:pStyle w:val="FirstParagraph"/>
+            </w:pPr>
+            <w:pPr>
+              <w:spacing w:before="0" w:after="0"/>
+              <w:textAlignment w:val="center"/>
+            </w:pPr>
+            <w:r>
+              <w:drawing>
+                <wp:inline>
+                  <wp:extent cx="152400" cy="152400"/>
+                  <wp:effectExtent b="0" l="0" r="0" t="0"/>
+                  <wp:docPr descr="" title="" id="75" name="Picture"/>
+                  <a:graphic>
+                    <a:graphicData uri="http://schemas.openxmlformats.org/drawingml/2006/picture">
+                      <pic:pic>
+                        <pic:nvPicPr>
+                          <pic:cNvPr descr="/Applications/Positron.app/Contents/Resources/app/quarto/share/formats/docx/important.png" id="76" name="Picture"/>
+                          <pic:cNvPicPr>
+                            <a:picLocks noChangeArrowheads="1" noChangeAspect="1"/>
+                          </pic:cNvPicPr>
+                        </pic:nvPicPr>
+                        <pic:blipFill>
+                          <a:blip r:embed="rId9"/>
+                          <a:stretch>
+                            <a:fillRect/>
+                          </a:stretch>
+                        </pic:blipFill>
+                        <pic:spPr bwMode="auto">
+                          <a:xfrm>
+                            <a:off x="0" y="0"/>
+                            <a:ext cx="152400" cy="152400"/>
+                          </a:xfrm>
+                          <a:prstGeom prst="rect">
+                            <a:avLst/>
+                          </a:prstGeom>
+                          <a:noFill/>
+                          <a:ln w="9525">
+                            <a:noFill/>
+                            <a:headEnd/>
+                            <a:tailEnd/>
+                          </a:ln>
+                        </pic:spPr>
+                      </pic:pic>
+                    </a:graphicData>
+                  </a:graphic>
+                </wp:inline>
+              </w:drawing>
+            </w:r>
+            <w:r>
+              <w:t xml:space="preserve"> </w:t>
+            </w:r>
+            <w:r>
+              <w:t xml:space="preserve"> </w:t>
+            </w:r>
+            <w:r>
+              <w:t xml:space="preserve">Important</w:t>
+            </w:r>
+          </w:p>
+        </w:tc>
+      </w:tr>
+      <w:tr>
+        <w:trPr>
+          <w:cantSplit/>
+        </w:trPr>
+        <w:tc>
+          <w:tcPr>
+            <w:tcMar>
+              <w:top w:w="108" w:type="dxa"/>
+              <w:bottom w:w="108" w:type="dxa"/>
+            </w:tcMar>
+          </w:tcPr>
+          <w:p>
+            <w:pPr>
+              <w:pStyle w:val="BodyText"/>
+            </w:pPr>
+            <w:pPr>
+              <w:spacing w:before="16" w:after="16"/>
+            </w:pPr>
+            <w:r>
+              <w:t xml:space="preserve">Overlapping CIs are a</w:t>
+            </w:r>
+            <w:r>
+              <w:t xml:space="preserve"> </w:t>
+            </w:r>
+            <w:r>
+              <w:rPr>
+                <w:b/>
+                <w:bCs/>
+              </w:rPr>
+              <w:t xml:space="preserve">hint</w:t>
+            </w:r>
+            <w:r>
+              <w:t xml:space="preserve">, not a test. The</w:t>
+            </w:r>
+            <w:r>
+              <w:t xml:space="preserve"> </w:t>
+            </w:r>
+            <w:r>
+              <w:rPr>
+                <w:i/>
+                <w:iCs/>
+              </w:rPr>
+              <w:t xml:space="preserve">p</w:t>
+            </w:r>
+            <w:r>
+              <w:t xml:space="preserve">-value is the test; the plot</w:t>
+            </w:r>
+            <w:r>
+              <w:t xml:space="preserve"> </w:t>
+            </w:r>
+            <w:r>
+              <w:t xml:space="preserve">is how your reader sees it.</w:t>
+            </w:r>
+          </w:p>
+          <w:p/>
+        </w:tc>
+      </w:tr>
+    </w:tbl>
+    <w:p>
+      <w:pPr>
+        <w:pStyle w:val="BodyText"/>
+      </w:pPr>
+      <w:r>
+        <w:t xml:space="preserve">This is the ANOVA cousin of the mean ± SE plot from the summary-stats lecture.</w:t>
+      </w:r>
+    </w:p>
+    <w:bookmarkEnd w:id="77"/>
+    <w:bookmarkStart w:id="78" w:name="how-to-report-the-whole-thing"/>
     <w:p>
       <w:pPr>
         <w:pStyle w:val="Heading1"/>
       </w:pPr>
       <w:r>
-        <w:t xml:space="preserve">How to Report an ANOVA</w:t>
-      </w:r>
-    </w:p>
-    <w:p>
-      <w:pPr>
-        <w:pStyle w:val="SourceCode"/>
-      </w:pPr>
-      <w:r>
-        <w:rPr>
-          <w:rStyle w:val="CommentTok"/>
-        </w:rPr>
-        <w:t xml:space="preserve"># Pull the F table values for reporting ---------------</w:t>
-      </w:r>
-      <w:r>
-        <w:br/>
-      </w:r>
-      <w:r>
-        <w:rPr>
-          <w:rStyle w:val="NormalTok"/>
-        </w:rPr>
-        <w:t xml:space="preserve">mass_tab </w:t>
-      </w:r>
-      <w:r>
-        <w:rPr>
-          <w:rStyle w:val="OtherTok"/>
-        </w:rPr>
-        <w:t xml:space="preserve">&lt;-</w:t>
-      </w:r>
-      <w:r>
-        <w:rPr>
-          <w:rStyle w:val="NormalTok"/>
-        </w:rPr>
-        <w:t xml:space="preserve"> </w:t>
-      </w:r>
-      <w:r>
-        <w:rPr>
-          <w:rStyle w:val="FunctionTok"/>
-        </w:rPr>
-        <w:t xml:space="preserve">Anova</w:t>
-      </w:r>
-      <w:r>
-        <w:rPr>
-          <w:rStyle w:val="NormalTok"/>
-        </w:rPr>
-        <w:t xml:space="preserve">(mass_model, </w:t>
-      </w:r>
-      <w:r>
-        <w:rPr>
-          <w:rStyle w:val="AttributeTok"/>
-        </w:rPr>
-        <w:t xml:space="preserve">type =</w:t>
-      </w:r>
-      <w:r>
-        <w:rPr>
-          <w:rStyle w:val="NormalTok"/>
-        </w:rPr>
-        <w:t xml:space="preserve"> </w:t>
-      </w:r>
-      <w:r>
-        <w:rPr>
-          <w:rStyle w:val="StringTok"/>
-        </w:rPr>
-        <w:t xml:space="preserve">"II"</w:t>
-      </w:r>
-      <w:r>
-        <w:rPr>
-          <w:rStyle w:val="NormalTok"/>
-        </w:rPr>
-        <w:t xml:space="preserve">)</w:t>
-      </w:r>
-      <w:r>
-        <w:br/>
-      </w:r>
-      <w:r>
-        <w:rPr>
-          <w:rStyle w:val="NormalTok"/>
-        </w:rPr>
-        <w:t xml:space="preserve">mass_tab</w:t>
-      </w:r>
-    </w:p>
-    <w:p>
-      <w:pPr>
-        <w:pStyle w:val="SourceCode"/>
-      </w:pPr>
-      <w:r>
-        <w:rPr>
-          <w:rStyle w:val="VerbatimChar"/>
-        </w:rPr>
-        <w:t xml:space="preserve">Anova Table (Type II tests)</w:t>
-      </w:r>
-      <w:r>
-        <w:br/>
-      </w:r>
-      <w:r>
-        <w:br/>
-      </w:r>
-      <w:r>
-        <w:rPr>
-          <w:rStyle w:val="VerbatimChar"/>
-        </w:rPr>
-        <w:t xml:space="preserve">Response: body_mass_g</w:t>
-      </w:r>
-      <w:r>
-        <w:br/>
-      </w:r>
-      <w:r>
-        <w:rPr>
-          <w:rStyle w:val="VerbatimChar"/>
-        </w:rPr>
-        <w:t xml:space="preserve">             Sum Sq  Df F value    Pr(&gt;F)    </w:t>
-      </w:r>
-      <w:r>
-        <w:br/>
-      </w:r>
-      <w:r>
-        <w:rPr>
-          <w:rStyle w:val="VerbatimChar"/>
-        </w:rPr>
-        <w:t xml:space="preserve">species   146864214   2  343.63 &lt; 2.2e-16 ***</w:t>
-      </w:r>
-      <w:r>
-        <w:br/>
-      </w:r>
-      <w:r>
-        <w:rPr>
-          <w:rStyle w:val="VerbatimChar"/>
-        </w:rPr>
-        <w:t xml:space="preserve">Residuals  72443483 339                      </w:t>
-      </w:r>
-      <w:r>
-        <w:br/>
-      </w:r>
-      <w:r>
-        <w:rPr>
-          <w:rStyle w:val="VerbatimChar"/>
-        </w:rPr>
-        <w:t xml:space="preserve">---</w:t>
-      </w:r>
-      <w:r>
-        <w:br/>
-      </w:r>
-      <w:r>
-        <w:rPr>
-          <w:rStyle w:val="VerbatimChar"/>
-        </w:rPr>
-        <w:t xml:space="preserve">Signif. codes:  0 '***' 0.001 '**' 0.01 '*' 0.05 '.' 0.1 ' ' 1</w:t>
+        <w:t xml:space="preserve">How to Report the Whole Thing</w:t>
       </w:r>
     </w:p>
     <w:p>
@@ -4268,7 +7727,77 @@
           <w:i/>
           <w:iCs/>
         </w:rPr>
-        <w:t xml:space="preserve">“Body mass differed significantly among the three penguin species (one-way ANOVA: F(2, 339) = 343.6, p &lt; 0.001). Tukey-adjusted comparisons showed all three species differed, with Gentoo heaviest and Adelie lightest.”</w:t>
+        <w:t xml:space="preserve">“Body mass differed among the three penguin species. Variances were unequal</w:t>
+      </w:r>
+      <w:r>
+        <w:rPr>
+          <w:i/>
+          <w:iCs/>
+        </w:rPr>
+        <w:t xml:space="preserve"> </w:t>
+      </w:r>
+      <w:r>
+        <w:rPr>
+          <w:i/>
+          <w:iCs/>
+        </w:rPr>
+        <w:t xml:space="preserve">(Levene’s test: F(2, 339) = 5.12, p = 0.006), so we report Welch’s ANOVA:</w:t>
+      </w:r>
+      <w:r>
+        <w:rPr>
+          <w:i/>
+          <w:iCs/>
+        </w:rPr>
+        <w:t xml:space="preserve"> </w:t>
+      </w:r>
+      <w:r>
+        <w:rPr>
+          <w:i/>
+          <w:iCs/>
+        </w:rPr>
+        <w:t xml:space="preserve">F(2, 189.5) = 317.6, p &lt; 0.001. Tukey-adjusted pairwise comparisons showed</w:t>
+      </w:r>
+      <w:r>
+        <w:rPr>
+          <w:i/>
+          <w:iCs/>
+        </w:rPr>
+        <w:t xml:space="preserve"> </w:t>
+      </w:r>
+      <w:r>
+        <w:rPr>
+          <w:i/>
+          <w:iCs/>
+        </w:rPr>
+        <w:t xml:space="preserve">that Gentoo penguins (5076 ± 42 g) were heavier than both Adelie (3701 ± 38 g,</w:t>
+      </w:r>
+      <w:r>
+        <w:rPr>
+          <w:i/>
+          <w:iCs/>
+        </w:rPr>
+        <w:t xml:space="preserve"> </w:t>
+      </w:r>
+      <w:r>
+        <w:rPr>
+          <w:i/>
+          <w:iCs/>
+        </w:rPr>
+        <w:t xml:space="preserve">p &lt; 0.001) and Chinstrap (3733 ± 56 g, p &lt; 0.001), while Adelie and Chinstrap</w:t>
+      </w:r>
+      <w:r>
+        <w:rPr>
+          <w:i/>
+          <w:iCs/>
+        </w:rPr>
+        <w:t xml:space="preserve"> </w:t>
+      </w:r>
+      <w:r>
+        <w:rPr>
+          <w:i/>
+          <w:iCs/>
+        </w:rPr>
+        <w:t xml:space="preserve">did not differ (p = 0.88).”</w:t>
       </w:r>
     </w:p>
     <w:p>
@@ -4280,7 +7809,7 @@
           <w:b/>
           <w:bCs/>
         </w:rPr>
-        <w:t xml:space="preserve">Always include:</w:t>
+        <w:t xml:space="preserve">Every piece earns its place:</w:t>
       </w:r>
     </w:p>
     <w:p>
@@ -4288,11 +7817,11 @@
         <w:pStyle w:val="Compact"/>
         <w:numPr>
           <w:ilvl w:val="0"/>
-          <w:numId w:val="1011"/>
+          <w:numId w:val="1017"/>
         </w:numPr>
       </w:pPr>
       <w:r>
-        <w:t xml:space="preserve">Test type (one-way ANOVA)</w:t>
+        <w:t xml:space="preserve">the assumption you checked, and what you did about it</w:t>
       </w:r>
     </w:p>
     <w:p>
@@ -4300,9 +7829,15 @@
         <w:pStyle w:val="Compact"/>
         <w:numPr>
           <w:ilvl w:val="0"/>
-          <w:numId w:val="1011"/>
+          <w:numId w:val="1017"/>
         </w:numPr>
       </w:pPr>
+      <w:r>
+        <w:t xml:space="preserve">the test,</w:t>
+      </w:r>
+      <w:r>
+        <w:t xml:space="preserve"> </w:t>
+      </w:r>
       <w:r>
         <w:rPr>
           <w:b/>
@@ -4311,7 +7846,7 @@
         <w:t xml:space="preserve">F</w:t>
       </w:r>
       <w:r>
-        <w:t xml:space="preserve">, both</w:t>
+        <w:t xml:space="preserve">,</w:t>
       </w:r>
       <w:r>
         <w:t xml:space="preserve"> </w:t>
@@ -4321,10 +7856,10 @@
           <w:b/>
           <w:bCs/>
         </w:rPr>
-        <w:t xml:space="preserve">df</w:t>
-      </w:r>
-      <w:r>
-        <w:t xml:space="preserve">, and the</w:t>
+        <w:t xml:space="preserve">both df</w:t>
+      </w:r>
+      <w:r>
+        <w:t xml:space="preserve">,</w:t>
       </w:r>
       <w:r>
         <w:t xml:space="preserve"> </w:t>
@@ -4333,8 +7868,10 @@
         <w:rPr>
           <w:b/>
           <w:bCs/>
-        </w:rPr>
-        <w:t xml:space="preserve">p-value</w:t>
+          <w:i/>
+          <w:iCs/>
+        </w:rPr>
+        <w:t xml:space="preserve">p</w:t>
       </w:r>
     </w:p>
     <w:p>
@@ -4342,11 +7879,11 @@
         <w:pStyle w:val="Compact"/>
         <w:numPr>
           <w:ilvl w:val="0"/>
-          <w:numId w:val="1011"/>
+          <w:numId w:val="1017"/>
         </w:numPr>
       </w:pPr>
       <w:r>
-        <w:t xml:space="preserve">The post-hoc result (which groups differ)</w:t>
+        <w:t xml:space="preserve">the follow-up, named as adjusted</w:t>
       </w:r>
     </w:p>
     <w:p>
@@ -4354,90 +7891,24 @@
         <w:pStyle w:val="Compact"/>
         <w:numPr>
           <w:ilvl w:val="0"/>
-          <w:numId w:val="1011"/>
+          <w:numId w:val="1017"/>
         </w:numPr>
       </w:pPr>
       <w:r>
-        <w:t xml:space="preserve">Group means ± SE or CI</w:t>
-      </w:r>
-    </w:p>
-    <w:p>
-      <w:pPr>
-        <w:pStyle w:val="FirstParagraph"/>
-      </w:pPr>
+        <w:t xml:space="preserve">the</w:t>
+      </w:r>
+      <w:r>
+        <w:t xml:space="preserve"> </w:t>
+      </w:r>
       <w:r>
         <w:rPr>
           <w:b/>
           <w:bCs/>
         </w:rPr>
-        <w:t xml:space="preserve">Never</w:t>
-      </w:r>
-      <w:r>
-        <w:t xml:space="preserve"> </w:t>
-      </w:r>
-      <w:r>
-        <w:t xml:space="preserve">write</w:t>
-      </w:r>
-      <w:r>
-        <w:t xml:space="preserve"> </w:t>
-      </w:r>
-      <w:r>
-        <w:t xml:space="preserve">“p = 0.000”</w:t>
-      </w:r>
-      <w:r>
-        <w:t xml:space="preserve"> </w:t>
-      </w:r>
-      <w:r>
-        <w:t xml:space="preserve">— use</w:t>
-      </w:r>
-      <w:r>
-        <w:t xml:space="preserve"> </w:t>
-      </w:r>
-      <w:r>
-        <w:t xml:space="preserve">“p &lt; 0.001”</w:t>
-      </w:r>
-      <w:r>
-        <w:t xml:space="preserve">.</w:t>
-      </w:r>
-    </w:p>
-    <w:bookmarkEnd w:id="45"/>
-    <w:bookmarkStart w:id="46" w:name="pause-do-activity-parts-911-now"/>
-    <w:p>
-      <w:pPr>
-        <w:pStyle w:val="Heading1"/>
-      </w:pPr>
-      <w:r>
-        <w:t xml:space="preserve">🛑 Pause — Do Activity Parts 9–11 Now</w:t>
-      </w:r>
-    </w:p>
-    <w:p>
-      <w:pPr>
-        <w:pStyle w:val="FirstParagraph"/>
-      </w:pPr>
-      <w:r>
-        <w:t xml:space="preserve">Run the emmeans pairwise test, get the letters, plot the means ± CI, and write your results sentence. Predict which species differ before you run the comparisons.</w:t>
-      </w:r>
-    </w:p>
-    <w:bookmarkEnd w:id="46"/>
-    <w:bookmarkStart w:id="47" w:name="what-we-learned-today"/>
-    <w:p>
-      <w:pPr>
-        <w:pStyle w:val="Heading1"/>
-      </w:pPr>
-      <w:r>
-        <w:t xml:space="preserve">What We Learned Today</w:t>
-      </w:r>
-    </w:p>
-    <w:p>
-      <w:pPr>
-        <w:pStyle w:val="FirstParagraph"/>
-      </w:pPr>
-      <w:r>
-        <w:rPr>
-          <w:b/>
-          <w:bCs/>
-        </w:rPr>
-        <w:t xml:space="preserve">Concepts:</w:t>
+        <w:t xml:space="preserve">means ± SE</w:t>
+      </w:r>
+      <w:r>
+        <w:t xml:space="preserve">, so a reader can see the size of the effect</w:t>
       </w:r>
     </w:p>
     <w:p>
@@ -4445,24 +7916,11 @@
         <w:pStyle w:val="Compact"/>
         <w:numPr>
           <w:ilvl w:val="0"/>
-          <w:numId w:val="1012"/>
+          <w:numId w:val="1017"/>
         </w:numPr>
       </w:pPr>
       <w:r>
-        <w:t xml:space="preserve">ANOVA rejects H₀ for the</w:t>
-      </w:r>
-      <w:r>
-        <w:t xml:space="preserve"> </w:t>
-      </w:r>
-      <w:r>
-        <w:rPr>
-          <w:i/>
-          <w:iCs/>
-        </w:rPr>
-        <w:t xml:space="preserve">group</w:t>
-      </w:r>
-      <w:r>
-        <w:t xml:space="preserve">, but</w:t>
+        <w:t xml:space="preserve">the pair that did</w:t>
       </w:r>
       <w:r>
         <w:t xml:space="preserve"> </w:t>
@@ -4472,29 +7930,311 @@
           <w:b/>
           <w:bCs/>
         </w:rPr>
-        <w:t xml:space="preserve">post-hoc</w:t>
-      </w:r>
-      <w:r>
-        <w:t xml:space="preserve"> </w:t>
-      </w:r>
-      <w:r>
-        <w:t xml:space="preserve">finds</w:t>
-      </w:r>
-      <w:r>
-        <w:t xml:space="preserve"> </w:t>
-      </w:r>
-      <w:r>
-        <w:rPr>
-          <w:i/>
-          <w:iCs/>
-        </w:rPr>
-        <w:t xml:space="preserve">which</w:t>
-      </w:r>
-      <w:r>
-        <w:t xml:space="preserve"> </w:t>
-      </w:r>
-      <w:r>
-        <w:t xml:space="preserve">pairs differ</w:t>
+        <w:t xml:space="preserve">not</w:t>
+      </w:r>
+      <w:r>
+        <w:t xml:space="preserve"> </w:t>
+      </w:r>
+      <w:r>
+        <w:t xml:space="preserve">differ — reporting that is not a failure, it is the</w:t>
+      </w:r>
+      <w:r>
+        <w:t xml:space="preserve"> </w:t>
+      </w:r>
+      <w:r>
+        <w:t xml:space="preserve">finding</w:t>
+      </w:r>
+    </w:p>
+    <w:bookmarkEnd w:id="78"/>
+    <w:bookmarkStart w:id="81" w:name="now-go-run-it"/>
+    <w:p>
+      <w:pPr>
+        <w:pStyle w:val="Heading1"/>
+      </w:pPr>
+      <w:r>
+        <w:t xml:space="preserve">🛑 Now Go Run It</w:t>
+      </w:r>
+    </w:p>
+    <w:p>
+      <w:pPr>
+        <w:pStyle w:val="FirstParagraph"/>
+      </w:pPr>
+      <w:r>
+        <w:t xml:space="preserve">Open</w:t>
+      </w:r>
+      <w:r>
+        <w:t xml:space="preserve"> </w:t>
+      </w:r>
+      <w:r>
+        <w:rPr>
+          <w:rStyle w:val="VerbatimChar"/>
+        </w:rPr>
+        <w:t xml:space="preserve">scripts/20_anova_2_skeleton.R</w:t>
+      </w:r>
+      <w:r>
+        <w:t xml:space="preserve">. Part A is pre-filled — run it chunk by</w:t>
+      </w:r>
+      <w:r>
+        <w:t xml:space="preserve"> </w:t>
+      </w:r>
+      <w:r>
+        <w:t xml:space="preserve">chunk and answer the</w:t>
+      </w:r>
+      <w:r>
+        <w:t xml:space="preserve"> </w:t>
+      </w:r>
+      <w:r>
+        <w:rPr>
+          <w:b/>
+          <w:bCs/>
+        </w:rPr>
+        <w:t xml:space="preserve">QA</w:t>
+      </w:r>
+      <w:r>
+        <w:t xml:space="preserve"> </w:t>
+      </w:r>
+      <w:r>
+        <w:t xml:space="preserve">boxes. Part B is the homework: Sets 2 and 3 again</w:t>
+      </w:r>
+      <w:r>
+        <w:t xml:space="preserve"> </w:t>
+      </w:r>
+      <w:r>
+        <w:t xml:space="preserve">on a</w:t>
+      </w:r>
+      <w:r>
+        <w:t xml:space="preserve"> </w:t>
+      </w:r>
+      <w:r>
+        <w:rPr>
+          <w:b/>
+          <w:bCs/>
+        </w:rPr>
+        <w:t xml:space="preserve">different measurement</w:t>
+      </w:r>
+      <w:r>
+        <w:t xml:space="preserve"> </w:t>
+      </w:r>
+      <w:r>
+        <w:t xml:space="preserve">—</w:t>
+      </w:r>
+      <w:r>
+        <w:t xml:space="preserve"> </w:t>
+      </w:r>
+      <w:r>
+        <w:rPr>
+          <w:rStyle w:val="VerbatimChar"/>
+        </w:rPr>
+        <w:t xml:space="preserve">flipper_length_mm</w:t>
+      </w:r>
+      <w:r>
+        <w:t xml:space="preserve">,</w:t>
+      </w:r>
+      <w:r>
+        <w:t xml:space="preserve"> </w:t>
+      </w:r>
+      <w:r>
+        <w:rPr>
+          <w:rStyle w:val="VerbatimChar"/>
+        </w:rPr>
+        <w:t xml:space="preserve">bill_length_mm</w:t>
+      </w:r>
+      <w:r>
+        <w:t xml:space="preserve"> </w:t>
+      </w:r>
+      <w:r>
+        <w:t xml:space="preserve">or</w:t>
+      </w:r>
+      <w:r>
+        <w:t xml:space="preserve"> </w:t>
+      </w:r>
+      <w:r>
+        <w:rPr>
+          <w:rStyle w:val="VerbatimChar"/>
+        </w:rPr>
+        <w:t xml:space="preserve">bill_depth_mm</w:t>
+      </w:r>
+      <w:r>
+        <w:t xml:space="preserve"> </w:t>
+      </w:r>
+      <w:r>
+        <w:t xml:space="preserve">— and you write that code yourself.</w:t>
+      </w:r>
+    </w:p>
+    <w:tbl>
+      <w:tblPr>
+        <w:tblStyle w:val="Table"/>
+        <w:tblLook w:firstRow="0" w:lastRow="0" w:firstColumn="0" w:lastColumn="0" w:noHBand="0" w:noVBand="0" w:val="0000"/>
+        <w:tblBorders>
+          <w:top w:val="single" w:sz="4" w:space="0" w:color="00A047"/>
+          <w:left w:val="single" w:sz="24" w:space="0" w:color="00A047"/>
+          <w:bottom w:val="single" w:sz="4" w:space="0" w:color="00A047"/>
+          <w:right w:val="single" w:sz="4" w:space="0" w:color="00A047"/>
+        </w:tblBorders>
+        <w:tblCellMar>
+          <w:left w:w="144" w:type="dxa"/>
+          <w:right w:w="144" w:type="dxa"/>
+        </w:tblCellMar>
+        <w:tblLook w:firstRow="0" w:lastRow="0" w:firstColumn="0" w:lastColumn="0" w:noHBand="0" w:noVBand="0" w:val="0000"/>
+      </w:tblPr>
+      <w:tr>
+        <w:trPr>
+          <w:cantSplit/>
+        </w:trPr>
+        <w:tc>
+          <w:tcPr>
+            <w:shd w:color="auto" w:fill="ccf1e3" w:val="clear"/>
+            <w:tcMar>
+              <w:top w:w="92" w:type="dxa"/>
+              <w:bottom w:w="92" w:type="dxa"/>
+            </w:tcMar>
+          </w:tcPr>
+          <w:p>
+            <w:pPr>
+              <w:pStyle w:val="BodyText"/>
+            </w:pPr>
+            <w:pPr>
+              <w:spacing w:before="0" w:after="0"/>
+              <w:textAlignment w:val="center"/>
+            </w:pPr>
+            <w:r>
+              <w:drawing>
+                <wp:inline>
+                  <wp:extent cx="152400" cy="152400"/>
+                  <wp:effectExtent b="0" l="0" r="0" t="0"/>
+                  <wp:docPr descr="" title="" id="79" name="Picture"/>
+                  <a:graphic>
+                    <a:graphicData uri="http://schemas.openxmlformats.org/drawingml/2006/picture">
+                      <pic:pic>
+                        <pic:nvPicPr>
+                          <pic:cNvPr descr="/Applications/Positron.app/Contents/Resources/app/quarto/share/formats/docx/tip.png" id="80" name="Picture"/>
+                          <pic:cNvPicPr>
+                            <a:picLocks noChangeArrowheads="1" noChangeAspect="1"/>
+                          </pic:cNvPicPr>
+                        </pic:nvPicPr>
+                        <pic:blipFill>
+                          <a:blip r:embed="rId15"/>
+                          <a:stretch>
+                            <a:fillRect/>
+                          </a:stretch>
+                        </pic:blipFill>
+                        <pic:spPr bwMode="auto">
+                          <a:xfrm>
+                            <a:off x="0" y="0"/>
+                            <a:ext cx="152400" cy="152400"/>
+                          </a:xfrm>
+                          <a:prstGeom prst="rect">
+                            <a:avLst/>
+                          </a:prstGeom>
+                          <a:noFill/>
+                          <a:ln w="9525">
+                            <a:noFill/>
+                            <a:headEnd/>
+                            <a:tailEnd/>
+                          </a:ln>
+                        </pic:spPr>
+                      </pic:pic>
+                    </a:graphicData>
+                  </a:graphic>
+                </wp:inline>
+              </w:drawing>
+            </w:r>
+            <w:r>
+              <w:t xml:space="preserve"> </w:t>
+            </w:r>
+            <w:r>
+              <w:t xml:space="preserve"> </w:t>
+            </w:r>
+            <w:r>
+              <w:t xml:space="preserve">Tip</w:t>
+            </w:r>
+          </w:p>
+        </w:tc>
+      </w:tr>
+      <w:tr>
+        <w:trPr>
+          <w:cantSplit/>
+        </w:trPr>
+        <w:tc>
+          <w:tcPr>
+            <w:tcMar>
+              <w:top w:w="108" w:type="dxa"/>
+              <w:bottom w:w="108" w:type="dxa"/>
+            </w:tcMar>
+          </w:tcPr>
+          <w:p>
+            <w:pPr>
+              <w:pStyle w:val="BodyText"/>
+            </w:pPr>
+            <w:pPr>
+              <w:spacing w:before="16" w:after="16"/>
+            </w:pPr>
+            <w:r>
+              <w:t xml:space="preserve">Your Part B numbers will not match your neighbour’s. One of the three columns</w:t>
+            </w:r>
+            <w:r>
+              <w:t xml:space="preserve"> </w:t>
+            </w:r>
+            <w:r>
+              <w:t xml:space="preserve">passes Levene’s test cleanly, one gives</w:t>
+            </w:r>
+            <w:r>
+              <w:t xml:space="preserve"> </w:t>
+            </w:r>
+            <w:r>
+              <w:rPr>
+                <w:b/>
+                <w:bCs/>
+              </w:rPr>
+              <w:t xml:space="preserve">three different letters</w:t>
+            </w:r>
+            <w:r>
+              <w:t xml:space="preserve">, and one</w:t>
+            </w:r>
+            <w:r>
+              <w:t xml:space="preserve"> </w:t>
+            </w:r>
+            <w:r>
+              <w:t xml:space="preserve">puts</w:t>
+            </w:r>
+            <w:r>
+              <w:t xml:space="preserve"> </w:t>
+            </w:r>
+            <w:r>
+              <w:rPr>
+                <w:b/>
+                <w:bCs/>
+              </w:rPr>
+              <w:t xml:space="preserve">Gentoo at the bottom</w:t>
+            </w:r>
+            <w:r>
+              <w:t xml:space="preserve">. Do not assume it will look like body mass.</w:t>
+            </w:r>
+          </w:p>
+          <w:p/>
+        </w:tc>
+      </w:tr>
+    </w:tbl>
+    <w:bookmarkEnd w:id="81"/>
+    <w:bookmarkStart w:id="82" w:name="what-we-learned-today"/>
+    <w:p>
+      <w:pPr>
+        <w:pStyle w:val="Heading1"/>
+      </w:pPr>
+      <w:r>
+        <w:t xml:space="preserve">What We Learned Today</w:t>
+      </w:r>
+    </w:p>
+    <w:p>
+      <w:pPr>
+        <w:pStyle w:val="FirstParagraph"/>
+      </w:pPr>
+      <w:r>
+        <w:rPr>
+          <w:b/>
+          <w:bCs/>
+        </w:rPr>
+        <w:t xml:space="preserve">Concepts:</w:t>
       </w:r>
     </w:p>
     <w:p>
@@ -4502,21 +8242,24 @@
         <w:pStyle w:val="Compact"/>
         <w:numPr>
           <w:ilvl w:val="0"/>
-          <w:numId w:val="1012"/>
+          <w:numId w:val="1018"/>
         </w:numPr>
       </w:pPr>
+      <w:r>
+        <w:t xml:space="preserve">Normality is about the</w:t>
+      </w:r>
+      <w:r>
+        <w:t xml:space="preserve"> </w:t>
+      </w:r>
       <w:r>
         <w:rPr>
           <w:b/>
           <w:bCs/>
         </w:rPr>
-        <w:t xml:space="preserve">Tukey adjustment</w:t>
-      </w:r>
-      <w:r>
-        <w:t xml:space="preserve"> </w:t>
-      </w:r>
-      <w:r>
-        <w:t xml:space="preserve">keeps the family-wise error at 0.05</w:t>
+        <w:t xml:space="preserve">residuals</w:t>
+      </w:r>
+      <w:r>
+        <w:t xml:space="preserve">, not the raw data</w:t>
       </w:r>
     </w:p>
     <w:p>
@@ -4524,23 +8267,35 @@
         <w:pStyle w:val="Compact"/>
         <w:numPr>
           <w:ilvl w:val="0"/>
-          <w:numId w:val="1012"/>
+          <w:numId w:val="1018"/>
         </w:numPr>
       </w:pPr>
       <w:r>
-        <w:t xml:space="preserve">A compact letter display turns a pairwise table into one glance</w:t>
-      </w:r>
-    </w:p>
-    <w:p>
-      <w:pPr>
-        <w:pStyle w:val="FirstParagraph"/>
-      </w:pPr>
+        <w:t xml:space="preserve">Unequal variance + unequal n is the case that actually matters →</w:t>
+      </w:r>
+      <w:r>
+        <w:t xml:space="preserve"> </w:t>
+      </w:r>
       <w:r>
         <w:rPr>
           <w:b/>
           <w:bCs/>
         </w:rPr>
-        <w:t xml:space="preserve">R skills:</w:t>
+        <w:t xml:space="preserve">Welch’s</w:t>
+      </w:r>
+      <w:r>
+        <w:rPr>
+          <w:b/>
+          <w:bCs/>
+        </w:rPr>
+        <w:t xml:space="preserve"> </w:t>
+      </w:r>
+      <w:r>
+        <w:rPr>
+          <w:b/>
+          <w:bCs/>
+        </w:rPr>
+        <w:t xml:space="preserve">ANOVA</w:t>
       </w:r>
     </w:p>
     <w:p>
@@ -4548,29 +8303,24 @@
         <w:pStyle w:val="Compact"/>
         <w:numPr>
           <w:ilvl w:val="0"/>
-          <w:numId w:val="1013"/>
+          <w:numId w:val="1018"/>
         </w:numPr>
       </w:pPr>
       <w:r>
-        <w:rPr>
-          <w:rStyle w:val="VerbatimChar"/>
-        </w:rPr>
-        <w:t xml:space="preserve">aov()</w:t>
-      </w:r>
-      <w:r>
-        <w:t xml:space="preserve"> </w:t>
-      </w:r>
-      <w:r>
-        <w:t xml:space="preserve">+</w:t>
-      </w:r>
-      <w:r>
-        <w:t xml:space="preserve"> </w:t>
-      </w:r>
-      <w:r>
-        <w:rPr>
-          <w:rStyle w:val="VerbatimChar"/>
-        </w:rPr>
-        <w:t xml:space="preserve">summary()</w:t>
+        <w:t xml:space="preserve">A significant F licenses a</w:t>
+      </w:r>
+      <w:r>
+        <w:t xml:space="preserve"> </w:t>
+      </w:r>
+      <w:r>
+        <w:rPr>
+          <w:b/>
+          <w:bCs/>
+        </w:rPr>
+        <w:t xml:space="preserve">follow-up</w:t>
+      </w:r>
+      <w:r>
+        <w:t xml:space="preserve">; it does not name the groups</w:t>
       </w:r>
     </w:p>
     <w:p>
@@ -4578,14 +8328,21 @@
         <w:pStyle w:val="Compact"/>
         <w:numPr>
           <w:ilvl w:val="0"/>
-          <w:numId w:val="1013"/>
+          <w:numId w:val="1018"/>
         </w:numPr>
       </w:pPr>
       <w:r>
         <w:rPr>
-          <w:rStyle w:val="VerbatimChar"/>
-        </w:rPr>
-        <w:t xml:space="preserve">car::Anova(model, type = "II")</w:t>
+          <w:b/>
+          <w:bCs/>
+        </w:rPr>
+        <w:t xml:space="preserve">Tukey adjustment</w:t>
+      </w:r>
+      <w:r>
+        <w:t xml:space="preserve"> </w:t>
+      </w:r>
+      <w:r>
+        <w:t xml:space="preserve">keeps family-wise error at 0.05</w:t>
       </w:r>
     </w:p>
     <w:p>
@@ -4593,29 +8350,37 @@
         <w:pStyle w:val="Compact"/>
         <w:numPr>
           <w:ilvl w:val="0"/>
-          <w:numId w:val="1013"/>
+          <w:numId w:val="1018"/>
         </w:numPr>
       </w:pPr>
       <w:r>
-        <w:rPr>
-          <w:rStyle w:val="VerbatimChar"/>
-        </w:rPr>
-        <w:t xml:space="preserve">emmeans(model, pairwise ~ group)</w:t>
-      </w:r>
-      <w:r>
-        <w:t xml:space="preserve"> </w:t>
-      </w:r>
-      <w:r>
-        <w:t xml:space="preserve">+</w:t>
-      </w:r>
-      <w:r>
-        <w:t xml:space="preserve"> </w:t>
-      </w:r>
-      <w:r>
-        <w:rPr>
-          <w:rStyle w:val="VerbatimChar"/>
-        </w:rPr>
-        <w:t xml:space="preserve">multcomp::cld()</w:t>
+        <w:t xml:space="preserve">A shared letter means</w:t>
+      </w:r>
+      <w:r>
+        <w:t xml:space="preserve"> </w:t>
+      </w:r>
+      <w:r>
+        <w:rPr>
+          <w:i/>
+          <w:iCs/>
+        </w:rPr>
+        <w:t xml:space="preserve">not shown to be different</w:t>
+      </w:r>
+      <w:r>
+        <w:t xml:space="preserve"> </w:t>
+      </w:r>
+      <w:r>
+        <w:t xml:space="preserve">— not</w:t>
+      </w:r>
+      <w:r>
+        <w:t xml:space="preserve"> </w:t>
+      </w:r>
+      <w:r>
+        <w:rPr>
+          <w:i/>
+          <w:iCs/>
+        </w:rPr>
+        <w:t xml:space="preserve">proven the same</w:t>
       </w:r>
     </w:p>
     <w:p>
@@ -4627,7 +8392,7 @@
           <w:b/>
           <w:bCs/>
         </w:rPr>
-        <w:t xml:space="preserve">References:</w:t>
+        <w:t xml:space="preserve">R skills:</w:t>
       </w:r>
     </w:p>
     <w:p>
@@ -4635,11 +8400,26 @@
         <w:pStyle w:val="Compact"/>
         <w:numPr>
           <w:ilvl w:val="0"/>
-          <w:numId w:val="1014"/>
+          <w:numId w:val="1019"/>
         </w:numPr>
       </w:pPr>
       <w:r>
-        <w:t xml:space="preserve">📖 W&amp;S Ch. 15 — ANOVA</w:t>
+        <w:rPr>
+          <w:rStyle w:val="VerbatimChar"/>
+        </w:rPr>
+        <w:t xml:space="preserve">plot(model)</w:t>
+      </w:r>
+      <w:r>
+        <w:t xml:space="preserve">,</w:t>
+      </w:r>
+      <w:r>
+        <w:t xml:space="preserve"> </w:t>
+      </w:r>
+      <w:r>
+        <w:rPr>
+          <w:rStyle w:val="VerbatimChar"/>
+        </w:rPr>
+        <w:t xml:space="preserve">shapiro.test(residuals(model))</w:t>
       </w:r>
     </w:p>
     <w:p>
@@ -4647,7 +8427,121 @@
         <w:pStyle w:val="Compact"/>
         <w:numPr>
           <w:ilvl w:val="0"/>
-          <w:numId w:val="1014"/>
+          <w:numId w:val="1019"/>
+        </w:numPr>
+      </w:pPr>
+      <w:r>
+        <w:rPr>
+          <w:rStyle w:val="VerbatimChar"/>
+        </w:rPr>
+        <w:t xml:space="preserve">leveneTest()</w:t>
+      </w:r>
+      <w:r>
+        <w:t xml:space="preserve">,</w:t>
+      </w:r>
+      <w:r>
+        <w:t xml:space="preserve"> </w:t>
+      </w:r>
+      <w:r>
+        <w:rPr>
+          <w:rStyle w:val="VerbatimChar"/>
+        </w:rPr>
+        <w:t xml:space="preserve">oneway.test(var.equal = FALSE)</w:t>
+      </w:r>
+    </w:p>
+    <w:p>
+      <w:pPr>
+        <w:pStyle w:val="Compact"/>
+        <w:numPr>
+          <w:ilvl w:val="0"/>
+          <w:numId w:val="1019"/>
+        </w:numPr>
+      </w:pPr>
+      <w:r>
+        <w:rPr>
+          <w:rStyle w:val="VerbatimChar"/>
+        </w:rPr>
+        <w:t xml:space="preserve">kruskal.test()</w:t>
+      </w:r>
+      <w:r>
+        <w:t xml:space="preserve"> </w:t>
+      </w:r>
+      <w:r>
+        <w:t xml:space="preserve">— know it exists; we do not run it today</w:t>
+      </w:r>
+    </w:p>
+    <w:p>
+      <w:pPr>
+        <w:pStyle w:val="Compact"/>
+        <w:numPr>
+          <w:ilvl w:val="0"/>
+          <w:numId w:val="1019"/>
+        </w:numPr>
+      </w:pPr>
+      <w:r>
+        <w:rPr>
+          <w:rStyle w:val="VerbatimChar"/>
+        </w:rPr>
+        <w:t xml:space="preserve">emmeans(model, pairwise ~ group)</w:t>
+      </w:r>
+      <w:r>
+        <w:t xml:space="preserve">,</w:t>
+      </w:r>
+      <w:r>
+        <w:t xml:space="preserve"> </w:t>
+      </w:r>
+      <w:r>
+        <w:rPr>
+          <w:rStyle w:val="VerbatimChar"/>
+        </w:rPr>
+        <w:t xml:space="preserve">multcomp::cld()</w:t>
+      </w:r>
+    </w:p>
+    <w:p>
+      <w:pPr>
+        <w:pStyle w:val="Compact"/>
+        <w:numPr>
+          <w:ilvl w:val="0"/>
+          <w:numId w:val="1019"/>
+        </w:numPr>
+      </w:pPr>
+      <w:r>
+        <w:rPr>
+          <w:rStyle w:val="VerbatimChar"/>
+        </w:rPr>
+        <w:t xml:space="preserve">pairwise.t.test(pool.sd = FALSE)</w:t>
+      </w:r>
+    </w:p>
+    <w:p>
+      <w:pPr>
+        <w:pStyle w:val="FirstParagraph"/>
+      </w:pPr>
+      <w:r>
+        <w:rPr>
+          <w:b/>
+          <w:bCs/>
+        </w:rPr>
+        <w:t xml:space="preserve">References:</w:t>
+      </w:r>
+    </w:p>
+    <w:p>
+      <w:pPr>
+        <w:pStyle w:val="Compact"/>
+        <w:numPr>
+          <w:ilvl w:val="0"/>
+          <w:numId w:val="1020"/>
+        </w:numPr>
+      </w:pPr>
+      <w:r>
+        <w:t xml:space="preserve">📖 W&amp;S Ch. 15 — ANOVA</w:t>
+      </w:r>
+    </w:p>
+    <w:p>
+      <w:pPr>
+        <w:pStyle w:val="Compact"/>
+        <w:numPr>
+          <w:ilvl w:val="0"/>
+          <w:numId w:val="1020"/>
         </w:numPr>
       </w:pPr>
       <w:r>
@@ -4674,7 +8568,7 @@
           <w:b/>
           <w:bCs/>
         </w:rPr>
-        <w:t xml:space="preserve">Up next — Lecture 15:</w:t>
+        <w:t xml:space="preserve">Up next — Lecture 21:</w:t>
       </w:r>
     </w:p>
     <w:p>
@@ -4682,11 +8576,11 @@
         <w:pStyle w:val="Compact"/>
         <w:numPr>
           <w:ilvl w:val="0"/>
-          <w:numId w:val="1015"/>
+          <w:numId w:val="1021"/>
         </w:numPr>
       </w:pPr>
       <w:r>
-        <w:t xml:space="preserve">Kicking off the</w:t>
+        <w:t xml:space="preserve">The</w:t>
       </w:r>
       <w:r>
         <w:t xml:space="preserve"> </w:t>
@@ -4704,14 +8598,20 @@
         <w:pStyle w:val="Compact"/>
         <w:numPr>
           <w:ilvl w:val="0"/>
-          <w:numId w:val="1015"/>
+          <w:numId w:val="1021"/>
         </w:numPr>
       </w:pPr>
       <w:r>
-        <w:t xml:space="preserve">Applying this whole toolkit — wrangling, plotting, and a test — to a dataset you choose</w:t>
-      </w:r>
-    </w:p>
-    <w:bookmarkEnd w:id="47"/>
+        <w:t xml:space="preserve">You now have the full toolkit: wrangle → plot → check → test → follow up →</w:t>
+      </w:r>
+      <w:r>
+        <w:t xml:space="preserve"> </w:t>
+      </w:r>
+      <w:r>
+        <w:t xml:space="preserve">report. The project is you doing that on data you chose.</w:t>
+      </w:r>
+    </w:p>
+    <w:bookmarkEnd w:id="82"/>
     <w:sectPr>
       <w:pgSz w:h="15840" w:w="12240"/>
       <w:pgMar w:bottom="720" w:footer="432" w:gutter="0" w:header="432" w:left="720" w:right="1008" w:top="720"/>
@@ -5027,6 +8927,9 @@
     <w:abstractNumId w:val="991"/>
   </w:num>
   <w:num w:numId="1005">
+    <w:abstractNumId w:val="991"/>
+  </w:num>
+  <w:num w:numId="1006">
     <w:abstractNumId w:val="99411"/>
     <w:lvlOverride w:ilvl="0">
       <w:startOverride w:val="1"/>
@@ -5056,9 +8959,6 @@
       <w:startOverride w:val="1"/>
     </w:lvlOverride>
   </w:num>
-  <w:num w:numId="1006">
-    <w:abstractNumId w:val="991"/>
-  </w:num>
   <w:num w:numId="1007">
     <w:abstractNumId w:val="991"/>
   </w:num>
@@ -5084,6 +8984,24 @@
     <w:abstractNumId w:val="991"/>
   </w:num>
   <w:num w:numId="1015">
+    <w:abstractNumId w:val="991"/>
+  </w:num>
+  <w:num w:numId="1016">
+    <w:abstractNumId w:val="991"/>
+  </w:num>
+  <w:num w:numId="1017">
+    <w:abstractNumId w:val="991"/>
+  </w:num>
+  <w:num w:numId="1018">
+    <w:abstractNumId w:val="991"/>
+  </w:num>
+  <w:num w:numId="1019">
+    <w:abstractNumId w:val="991"/>
+  </w:num>
+  <w:num w:numId="1020">
+    <w:abstractNumId w:val="991"/>
+  </w:num>
+  <w:num w:numId="1021">
     <w:abstractNumId w:val="991"/>
   </w:num>
 </w:numbering>

--- a/docs/content/one_way_anova_2/one_way_anova_2_lecture.docx
+++ b/docs/content/one_way_anova_2/one_way_anova_2_lecture.docx
@@ -31,7 +31,7 @@
         <w:pStyle w:val="Date"/>
       </w:pPr>
       <w:r>
-        <w:t xml:space="preserve">2026-10-19</w:t>
+        <w:t xml:space="preserve">2026-10-22</w:t>
       </w:r>
     </w:p>
     <w:bookmarkStart w:id="12" w:name="where-we-left-off-lecture-19"/>
